--- a/FASE 1/Evidencias_Grupales/1.4_APT122_FormativaFase1.docx
+++ b/FASE 1/Evidencias_Grupales/1.4_APT122_FormativaFase1.docx
@@ -434,6 +434,11 @@
               </w:rPr>
               <w:t xml:space="preserve">PTY4614</w:t>
             </w:r>
+            <w:r>
+              <w:rPr>
+                <w:rtl w:val="0"/>
+              </w:rPr>
+            </w:r>
           </w:p>
         </w:tc>
         <w:tc>
@@ -677,7 +682,7 @@
         <w:widowControl w:val="1"/>
         <w:numPr>
           <w:ilvl w:val="0"/>
-          <w:numId w:val="2"/>
+          <w:numId w:val="3"/>
         </w:numPr>
         <w:pBdr>
           <w:top w:space="0" w:sz="0" w:val="nil"/>
@@ -1306,7 +1311,7 @@
         <w:widowControl w:val="1"/>
         <w:numPr>
           <w:ilvl w:val="0"/>
-          <w:numId w:val="2"/>
+          <w:numId w:val="3"/>
         </w:numPr>
         <w:pBdr>
           <w:top w:space="0" w:sz="0" w:val="nil"/>
@@ -4628,7 +4633,8 @@
         <w:spacing w:after="600" w:lineRule="auto"/>
         <w:rPr/>
         <w:sectPr>
-          <w:footerReference r:id="rId7" w:type="default"/>
+          <w:headerReference r:id="rId7" w:type="default"/>
+          <w:footerReference r:id="rId8" w:type="default"/>
           <w:pgSz w:h="11906" w:w="16838" w:orient="landscape"/>
           <w:pgMar w:bottom="1440" w:top="1440" w:left="1440" w:right="1440" w:header="709" w:footer="709"/>
           <w:pgNumType w:start="1"/>
@@ -4665,41 +4671,54 @@
     </w:p>
     <w:p>
       <w:pPr>
-        <w:spacing w:after="160" w:line="360" w:lineRule="auto"/>
-        <w:jc w:val="both"/>
-        <w:rPr/>
-      </w:pPr>
-      <w:r>
-        <w:rPr>
-          <w:rtl w:val="0"/>
-        </w:rPr>
-        <w:t xml:space="preserve">The APT project consists of the design and subsequent development of a web-based quotation platform for a company dedicated to the sale and installation of windows and mirrors. The project seeks to provide a technological solution to the current quotation process, which is carried out mainly through WhatsApp messages or telephone calls and does not rely on a dedicated website. The proposed system will allow customers to review the available products, select different types of windows and profiles, request quotations according to their own measurements, create an account and log in, request assistance, contact the company by email, and ask for corrections to measurements previously submitted.</w:t>
-      </w:r>
-    </w:p>
-    <w:p>
-      <w:pPr>
-        <w:spacing w:after="160" w:line="360" w:lineRule="auto"/>
-        <w:jc w:val="both"/>
-        <w:rPr/>
-      </w:pPr>
-      <w:r>
-        <w:rPr>
-          <w:rtl w:val="0"/>
-        </w:rPr>
-        <w:t xml:space="preserve">At this stage, the project is focused on defining and designing the solution before its complete implementation. An initial HTML mockup has already been developed in order to establish the structure and the visual organisation of the future website. The development stage will incorporate frontend and backend technologies, including HTML, CSS, JavaScript and Python with the Django framework, together with a relational database and version control tools such as Git and GitHub. The project also includes data modelling, documentation, testing and validation activities.</w:t>
-      </w:r>
-    </w:p>
-    <w:p>
-      <w:pPr>
-        <w:spacing w:after="160" w:line="360" w:lineRule="auto"/>
-        <w:jc w:val="both"/>
-        <w:rPr/>
-      </w:pPr>
-      <w:r>
-        <w:rPr>
-          <w:rtl w:val="0"/>
-        </w:rPr>
-        <w:t xml:space="preserve">The project is carried out by a team of two students, Maximiliano Leiva and Martín Carriel, who share all the stages of the process evenly: requirements analysis, interface design, database modelling, frontend and backend development, integration, testing and documentation. This work method allows both members to develop the same set of competencies instead of specialising in a single area. The proposal is relevant to the Information Technology field because it integrates software development, database management, project planning, software testing and the implementation of a technological solution oriented towards a concrete business need.</w:t>
+        <w:spacing w:after="240" w:before="240" w:line="360" w:lineRule="auto"/>
+        <w:jc w:val="both"/>
+        <w:rPr/>
+      </w:pPr>
+      <w:r>
+        <w:rPr>
+          <w:rtl w:val="0"/>
+        </w:rPr>
+        <w:t xml:space="preserve">The APT project consists of the design and subsequent development of an integrated quotation and commercial management solution for a company dedicated to the sale and installation of windows and mirrors. The solution comprises a responsive web platform for customers and administrators, a mobile application for field operators, and a REST API that centralises the business logic. The project seeks to provide a technological answer to the current quotation process, which is carried out mainly through WhatsApp messages or telephone calls and does not rely on a dedicated system.</w:t>
+      </w:r>
+    </w:p>
+    <w:p>
+      <w:pPr>
+        <w:spacing w:after="240" w:before="240" w:line="360" w:lineRule="auto"/>
+        <w:jc w:val="both"/>
+        <w:rPr/>
+      </w:pPr>
+      <w:r>
+        <w:rPr>
+          <w:rtl w:val="0"/>
+        </w:rPr>
+        <w:t xml:space="preserve">The proposed system includes a parametrisable product catalogue, a quotation engine that calculates prices from dimensions, materials, components, installation and transport, and a technical rules engine that automatically determines reinforcements and hardware and validates dimensional limits. It also provides traceability of the commercial cycle through defined states, conversion of approved quotations into projects, scheduling of installations, interactive management dashboards with commercial and operational indicators, and role-based access with authentication and auditing. The mobile application allows field operators to consult their schedule, update the status of an installation in real time, capture evidence and request corrections to previously recorded measurements.</w:t>
+      </w:r>
+    </w:p>
+    <w:p>
+      <w:pPr>
+        <w:spacing w:after="240" w:before="240" w:line="360" w:lineRule="auto"/>
+        <w:jc w:val="both"/>
+        <w:rPr/>
+      </w:pPr>
+      <w:r>
+        <w:rPr>
+          <w:rtl w:val="0"/>
+        </w:rPr>
+        <w:t xml:space="preserve">At this stage, the project is focused on defining and designing the solution before its complete implementation. An initial HTML mockup has already been developed in order to establish the structure and the visual organisation of the future platform. The development stage will incorporate frontend technologies such as HTML, CSS and JavaScript, a cross-platform framework for the mobile application, and a backend built with Python, Django and Django REST Framework, together with a relational database and version control tools such as Git and GitHub. The project also includes data modelling, documentation, testing, validation and deployment activities.</w:t>
+      </w:r>
+    </w:p>
+    <w:p>
+      <w:pPr>
+        <w:spacing w:after="240" w:before="240" w:line="360" w:lineRule="auto"/>
+        <w:jc w:val="both"/>
+        <w:rPr/>
+      </w:pPr>
+      <w:r>
+        <w:rPr>
+          <w:rtl w:val="0"/>
+        </w:rPr>
+        <w:t xml:space="preserve">The project is carried out by a team of two students, Maximiliano Leiva and Martín Carriel, who share all the stages of the process evenly: requirements analysis, architecture and interface design, database modelling, backend, web and mobile development, integration, testing and documentation. This work method allows both members to develop the same set of competencies instead of specialising in a single area. The proposal is relevant to the Information Technology field because it integrates web and mobile development, API design, database management, project planning, software testing and the deployment of a technological solution oriented towards a concrete business need.</w:t>
       </w:r>
     </w:p>
     <w:p>
@@ -4727,50 +4746,156 @@
     </w:p>
     <w:p>
       <w:pPr>
-        <w:spacing w:after="160" w:line="360" w:lineRule="auto"/>
-        <w:jc w:val="both"/>
-        <w:rPr/>
-      </w:pPr>
-      <w:r>
-        <w:rPr>
-          <w:rtl w:val="0"/>
-        </w:rPr>
-        <w:t xml:space="preserve">El Proyecto APT consiste en el diseño y posterior desarrollo de una plataforma web de cotización online para una empresa dedicada a la venta e instalación de ventanas y espejos. El proyecto busca entregar una solución tecnológica integral mediante una plataforma web responsive, una aplicación móvil para operarios en terreno y dashboards interactivos de gestión. El sistema incorpora un motor de cotización parametrizable que considera dimensiones, materiales, componentes, instalación y transporte, ofreciendo seguimiento del ciclo comercial, planificación de instalaciones y control de auditoría al actual proceso de cotización de la empresa, el cual se realiza principalmente mediante WhatsApp o llamadas telefónicas y no cuenta con un sitio web especializado. El sistema propuesto permitirá a los clientes revisar los productos disponibles, seleccionar distintos tipos de ventanas y perfiles, solicitar cotizaciones de acuerdo con sus medidas, registrarse e iniciar sesión, solicitar asistencia, contactar a la empresa por correo electrónico y pedir rectificaciones de medidas previamente ingresadas.</w:t>
-      </w:r>
-    </w:p>
-    <w:p>
-      <w:pPr>
-        <w:spacing w:after="160" w:line="360" w:lineRule="auto"/>
-        <w:jc w:val="both"/>
-        <w:rPr/>
-      </w:pPr>
-      <w:r>
-        <w:rPr>
-          <w:rtl w:val="0"/>
-        </w:rPr>
-        <w:t xml:space="preserve">En esta etapa, el proyecto se encuentra enfocado en la definición y el diseño de la solución antes de su implementación completa. Actualmente se dispone de una maqueta inicial desarrollada en HTML, que permite establecer la estructura y la organización visual de la futura plataforma. Para las siguientes etapas se contempla la utilización de tecnologías frontend y backend como HTML, CSS, JavaScript y Python mediante Django, además de una base de datos relacional y herramientas de control de versiones como Git y GitHub. También se consideran actividades de modelamiento de datos, documentación, pruebas y validación.</w:t>
-      </w:r>
-    </w:p>
-    <w:p>
-      <w:pPr>
-        <w:spacing w:after="160" w:line="360" w:lineRule="auto"/>
-        <w:jc w:val="both"/>
-        <w:rPr/>
-      </w:pPr>
-      <w:r>
-        <w:rPr>
-          <w:rtl w:val="0"/>
-        </w:rPr>
-        <w:t xml:space="preserve">El proyecto es desarrollado por un equipo de dos integrantes, Maximiliano Leiva y Martín Carriel, quienes reparten de manera pareja todas las etapas del proceso: análisis de requerimientos, diseño de interfaz, modelamiento de la base de datos, desarrollo frontend y backend, integración, pruebas y documentación. Esta forma de trabajo permite que ambos desarrollen el mismo conjunto de competencias en lugar de especializarse en un área única. La propuesta es pertinente para el área de Informática, ya que integra desarrollo de software, gestión de bases de datos, planificación de proyectos, pruebas y construcción de una solución tecnológica orientada a una necesidad concreta de una empresa.</w:t>
-      </w:r>
-    </w:p>
-    <w:p>
-      <w:pPr>
-        <w:rPr/>
-      </w:pPr>
-      <w:r>
-        <w:br w:type="page"/>
-      </w:r>
+        <w:spacing w:after="240" w:before="240" w:lineRule="auto"/>
+        <w:rPr/>
+      </w:pPr>
+      <w:r>
+        <w:rPr>
+          <w:rtl w:val="0"/>
+        </w:rPr>
+        <w:t xml:space="preserve">El Proyecto APT consiste en el diseño y posterior desarrollo de una solución tecnológica integral de cotización y gestión comercial para una empresa dedicada a la venta e instalación de ventanas y espejos. La solución está compuesta por una plataforma web responsive orientada a clientes y administradores, una aplicación móvil destinada a los operarios que trabajan en terreno y una API REST que centraliza la lógica de negocio. El proyecto busca entregar una respuesta tecnológica al actual proceso de cotización de la empresa, el cual se realiza principalmente mediante WhatsApp o llamadas telefónicas y no cuenta con un sistema especializado.</w:t>
+      </w:r>
+    </w:p>
+    <w:p>
+      <w:pPr>
+        <w:spacing w:after="240" w:before="240" w:lineRule="auto"/>
+        <w:rPr/>
+      </w:pPr>
+      <w:r>
+        <w:rPr>
+          <w:rtl w:val="0"/>
+        </w:rPr>
+        <w:t xml:space="preserve">El sistema propuesto incorpora un catálogo parametrizable, un motor de cotización que calcula los precios a partir de dimensiones, materiales, componentes, instalación y transporte, y un motor de reglas técnicas que determina automáticamente refuerzos y herrajes y valida los límites dimensionales. Además, contempla la trazabilidad del ciclo comercial mediante estados definidos, la conversión de cotizaciones aprobadas en proyectos, la planificación de instalaciones, dashboards interactivos con indicadores comerciales y operativos, y un esquema de autenticación, roles y auditoría. La aplicación móvil permitirá a los operarios consultar su agenda, actualizar el estado de cada instalación en tiempo real, registrar evidencia y solicitar rectificaciones de medidas previamente ingresadas.</w:t>
+      </w:r>
+    </w:p>
+    <w:p>
+      <w:pPr>
+        <w:spacing w:after="240" w:before="240" w:lineRule="auto"/>
+        <w:rPr/>
+      </w:pPr>
+      <w:r>
+        <w:rPr>
+          <w:rtl w:val="0"/>
+        </w:rPr>
+        <w:t xml:space="preserve">En esta etapa, el proyecto se encuentra enfocado en la definición y el diseño de la solución antes de su implementación completa. Actualmente se dispone de una maqueta inicial desarrollada en HTML, que permite establecer la estructura y la organización visual de la futura plataforma. Para las siguientes etapas se contempla la utilización de tecnologías frontend como HTML, CSS y JavaScript, un framework multiplataforma para la aplicación móvil, y un backend en Python con Django y Django REST Framework, además de una base de datos relacional y herramientas de control de versiones como Git y GitHub. También se consideran actividades de modelamiento de datos, documentación, pruebas, validación y despliegue.</w:t>
+      </w:r>
+    </w:p>
+    <w:p>
+      <w:pPr>
+        <w:spacing w:after="240" w:before="240" w:lineRule="auto"/>
+        <w:rPr/>
+      </w:pPr>
+      <w:r>
+        <w:rPr>
+          <w:rtl w:val="0"/>
+        </w:rPr>
+        <w:t xml:space="preserve">El proyecto es desarrollado por un equipo de dos integrantes, Maximiliano Leiva y Martín Carriel, quienes reparten de manera pareja todas las etapas del proceso: análisis de requerimientos, diseño de arquitectura e interfaz, modelamiento de la base de datos, desarrollo backend, web y móvil, integración, pruebas y documentación. Esta forma de trabajo permite que ambos desarrollen el mismo conjunto de competencias en lugar de especializarse en un área única. La propuesta es pertinente para el área de Informática, ya que integra desarrollo web y móvil, diseño de APIs, gestión de bases de datos, planificación de proyectos, pruebas de software y la puesta en marcha de una solución tecnológica orientada a una necesidad concreta de una empresa.</w:t>
+      </w:r>
+    </w:p>
+    <w:p>
+      <w:pPr>
+        <w:rPr/>
+      </w:pPr>
+      <w:r>
+        <w:rPr>
+          <w:rtl w:val="0"/>
+        </w:rPr>
+      </w:r>
+    </w:p>
+    <w:p>
+      <w:pPr>
+        <w:rPr/>
+      </w:pPr>
+      <w:r>
+        <w:rPr>
+          <w:rtl w:val="0"/>
+        </w:rPr>
+      </w:r>
+    </w:p>
+    <w:p>
+      <w:pPr>
+        <w:rPr/>
+      </w:pPr>
+      <w:r>
+        <w:rPr>
+          <w:rtl w:val="0"/>
+        </w:rPr>
+      </w:r>
+    </w:p>
+    <w:p>
+      <w:pPr>
+        <w:rPr/>
+      </w:pPr>
+      <w:r>
+        <w:rPr>
+          <w:rtl w:val="0"/>
+        </w:rPr>
+      </w:r>
+    </w:p>
+    <w:p>
+      <w:pPr>
+        <w:rPr/>
+      </w:pPr>
+      <w:r>
+        <w:rPr>
+          <w:rtl w:val="0"/>
+        </w:rPr>
+      </w:r>
+    </w:p>
+    <w:p>
+      <w:pPr>
+        <w:rPr/>
+      </w:pPr>
+      <w:r>
+        <w:rPr>
+          <w:rtl w:val="0"/>
+        </w:rPr>
+      </w:r>
+    </w:p>
+    <w:p>
+      <w:pPr>
+        <w:rPr/>
+      </w:pPr>
+      <w:r>
+        <w:rPr>
+          <w:rtl w:val="0"/>
+        </w:rPr>
+      </w:r>
+    </w:p>
+    <w:p>
+      <w:pPr>
+        <w:rPr/>
+      </w:pPr>
+      <w:r>
+        <w:rPr>
+          <w:rtl w:val="0"/>
+        </w:rPr>
+      </w:r>
+    </w:p>
+    <w:p>
+      <w:pPr>
+        <w:rPr/>
+      </w:pPr>
+      <w:r>
+        <w:rPr>
+          <w:rtl w:val="0"/>
+        </w:rPr>
+      </w:r>
+    </w:p>
+    <w:p>
+      <w:pPr>
+        <w:rPr/>
+      </w:pPr>
+      <w:r>
+        <w:rPr>
+          <w:rtl w:val="0"/>
+        </w:rPr>
+      </w:r>
+    </w:p>
+    <w:p>
+      <w:pPr>
+        <w:rPr/>
+      </w:pPr>
       <w:r>
         <w:rPr>
           <w:rtl w:val="0"/>
@@ -4802,26 +4927,6 @@
     </w:p>
     <w:p>
       <w:pPr>
-        <w:spacing w:after="160" w:line="360" w:lineRule="auto"/>
-        <w:jc w:val="both"/>
-        <w:rPr/>
-      </w:pPr>
-      <w:r>
-        <w:rPr>
-          <w:i w:val="1"/>
-          <w:iCs w:val="1"/>
-          <w:rtl w:val="0"/>
-        </w:rPr>
-        <w:t xml:space="preserve">The following conclusions were written individually by each member of the team.</w:t>
-      </w:r>
-      <w:r>
-        <w:rPr>
-          <w:rtl w:val="0"/>
-        </w:rPr>
-      </w:r>
-    </w:p>
-    <w:p>
-      <w:pPr>
         <w:pStyle w:val="Heading2"/>
         <w:spacing w:after="140" w:before="240" w:line="360" w:lineRule="auto"/>
         <w:rPr/>
@@ -4866,7 +4971,7 @@
         <w:rPr>
           <w:rtl w:val="0"/>
         </w:rPr>
-        <w:t xml:space="preserve">The project is consistent with the competencies of the Information Technology graduate profile, because it requires planning the development of a software solution, designing a database, developing and integrating different software components, and applying validation and testing processes. It also allows me to apply, in a practical context, the knowledge acquired throughout my academic training.</w:t>
+        <w:t xml:space="preserve">The project is consistent with the competencies of the Information Technology graduate profile, because it requires planning the development of a multi-component software solution, designing a database, building a REST API consumed by both a web platform and a mobile application, integrating those components, and applying validation and testing processes. The fact that the solution is not limited to a website, but also includes a mobile application for field operators and management dashboards, means that we must think about the system as an architecture rather than as a single product. </w:t>
       </w:r>
     </w:p>
     <w:p>
@@ -4893,6 +4998,66 @@
           <w:rtl w:val="0"/>
         </w:rPr>
         <w:t xml:space="preserve">Finally, I consider the project feasible, because it can be developed progressively during the academic period using accessible technologies, and because it can be divided into manageable activities that allow the development, testing and documentation processes to be controlled throughout its execution.</w:t>
+      </w:r>
+    </w:p>
+    <w:p>
+      <w:pPr>
+        <w:spacing w:after="160" w:line="360" w:lineRule="auto"/>
+        <w:jc w:val="both"/>
+        <w:rPr/>
+      </w:pPr>
+      <w:r>
+        <w:rPr>
+          <w:rtl w:val="0"/>
+        </w:rPr>
+      </w:r>
+    </w:p>
+    <w:p>
+      <w:pPr>
+        <w:spacing w:after="160" w:line="360" w:lineRule="auto"/>
+        <w:jc w:val="both"/>
+        <w:rPr/>
+      </w:pPr>
+      <w:r>
+        <w:rPr>
+          <w:rtl w:val="0"/>
+        </w:rPr>
+      </w:r>
+    </w:p>
+    <w:p>
+      <w:pPr>
+        <w:spacing w:after="160" w:line="360" w:lineRule="auto"/>
+        <w:jc w:val="both"/>
+        <w:rPr/>
+      </w:pPr>
+      <w:r>
+        <w:rPr>
+          <w:rtl w:val="0"/>
+        </w:rPr>
+      </w:r>
+    </w:p>
+    <w:p>
+      <w:pPr>
+        <w:spacing w:after="160" w:line="360" w:lineRule="auto"/>
+        <w:jc w:val="both"/>
+        <w:rPr/>
+      </w:pPr>
+      <w:r>
+        <w:rPr>
+          <w:rtl w:val="0"/>
+        </w:rPr>
+      </w:r>
+    </w:p>
+    <w:p>
+      <w:pPr>
+        <w:spacing w:after="160" w:line="360" w:lineRule="auto"/>
+        <w:jc w:val="both"/>
+        <w:rPr/>
+      </w:pPr>
+      <w:r>
+        <w:rPr>
+          <w:rtl w:val="0"/>
+        </w:rPr>
       </w:r>
     </w:p>
     <w:p>
@@ -4967,7 +5132,34 @@
         <w:rPr>
           <w:rtl w:val="0"/>
         </w:rPr>
-        <w:t xml:space="preserve">In my opinion, the main challenge will be the integration between the frontend, the backend and the database. For this reason, we decided to work with progressive deliveries and to test each functionality as soon as it is implemented, instead of leaving the validation for the final stage of the project.</w:t>
+        <w:t xml:space="preserve">In my opinion, the main challenge will be the integration between the web platform, the mobile application, the REST API and the database, since all of them must share the same business rules and the same quotation engine. For this reason, we decided to centralise the logic in the backend instead of duplicating it in each client, to work with progressive deliveries, and to test each functionality as soon as it is implemented, instead of leaving the validation for the final stage of the project. </w:t>
+      </w:r>
+    </w:p>
+    <w:p>
+      <w:pPr>
+        <w:spacing w:after="160" w:line="360" w:lineRule="auto"/>
+        <w:jc w:val="both"/>
+        <w:rPr/>
+      </w:pPr>
+      <w:r>
+        <w:br w:type="page"/>
+      </w:r>
+      <w:r>
+        <w:rPr>
+          <w:rtl w:val="0"/>
+        </w:rPr>
+      </w:r>
+    </w:p>
+    <w:p>
+      <w:pPr>
+        <w:spacing w:after="160" w:line="360" w:lineRule="auto"/>
+        <w:jc w:val="both"/>
+        <w:rPr/>
+      </w:pPr>
+      <w:r>
+        <w:rPr>
+          <w:rtl w:val="0"/>
+        </w:rPr>
       </w:r>
     </w:p>
     <w:p>
@@ -5016,7 +5208,7 @@
         <w:rPr>
           <w:rtl w:val="0"/>
         </w:rPr>
-        <w:t xml:space="preserve">During the definition of the project, we identified that building a complete web quotation platform requires much more than creating a visually attractive website. It is necessary to understand the users' requirements, organise the information, define the data that will be stored, establish the functionalities of the system and plan how the different technological components will interact with each other.</w:t>
+        <w:t xml:space="preserve">During the definition of the project, we identified that building this solution requires much more than creating a visually attractive website. It is necessary to understand the users' requirements, translate the company's commercial rules into parametrisable formulas, define the data that will be stored, and design an architecture in which a single REST API serves both the web platform and the mobile application. We also had to consider that the system has three different types of user — customer, administrator and installer — and that each of them interacts with the solution through a different interface and with different permissions. </w:t>
       </w:r>
     </w:p>
     <w:p>
@@ -5083,41 +5275,41 @@
     </w:p>
     <w:p>
       <w:pPr>
-        <w:spacing w:after="160" w:line="360" w:lineRule="auto"/>
-        <w:jc w:val="both"/>
-        <w:rPr/>
-      </w:pPr>
-      <w:r>
-        <w:rPr>
-          <w:rtl w:val="0"/>
-        </w:rPr>
-        <w:t xml:space="preserve">El Proyecto APT consiste en el diseño y posterior desarrollo de una plataforma web de cotización online para una empresa dedicada a la venta e instalación de ventanas y espejos.</w:t>
-      </w:r>
-    </w:p>
-    <w:p>
-      <w:pPr>
-        <w:spacing w:after="160" w:line="360" w:lineRule="auto"/>
-        <w:jc w:val="both"/>
-        <w:rPr/>
-      </w:pPr>
-      <w:r>
-        <w:rPr>
-          <w:rtl w:val="0"/>
-        </w:rPr>
-        <w:t xml:space="preserve">Actualmente, el proceso de atención y cotización se realiza principalmente mediante canales como WhatsApp o llamadas telefónicas, sin disponer de una plataforma web propia que permita centralizar y facilitar este proceso. Esta situación dificulta la organización de las solicitudes, aumenta el tiempo destinado a responder consultas repetidas y limita las posibilidades de los clientes para conocer los productos y solicitar una cotización de manera autónoma y fuera del horario de atención.</w:t>
-      </w:r>
-    </w:p>
-    <w:p>
-      <w:pPr>
-        <w:spacing w:after="160" w:line="360" w:lineRule="auto"/>
-        <w:jc w:val="both"/>
-        <w:rPr/>
-      </w:pPr>
-      <w:r>
-        <w:rPr>
-          <w:rtl w:val="0"/>
-        </w:rPr>
-        <w:t xml:space="preserve">La solución propuesta consiste en desarrollar un sistema web que permita a los clientes acceder a información sobre los productos ofrecidos por la empresa y generar solicitudes de cotización de acuerdo con sus necesidades y medidas.</w:t>
+        <w:spacing w:after="240" w:before="240" w:line="360" w:lineRule="auto"/>
+        <w:jc w:val="both"/>
+        <w:rPr/>
+      </w:pPr>
+      <w:r>
+        <w:rPr>
+          <w:rtl w:val="0"/>
+        </w:rPr>
+        <w:t xml:space="preserve">El Proyecto APT consiste en el diseño y posterior desarrollo de una solución tecnológica integral de cotización y gestión comercial para una empresa dedicada a la venta e instalación de ventanas y espejos. La solución está compuesta por una plataforma web responsive orientada a clientes y administradores, una aplicación móvil destinada a los operarios que trabajan en terreno y una API REST que centraliza la lógica de negocio y las reglas de cálculo.</w:t>
+      </w:r>
+    </w:p>
+    <w:p>
+      <w:pPr>
+        <w:spacing w:after="240" w:before="240" w:line="360" w:lineRule="auto"/>
+        <w:jc w:val="both"/>
+        <w:rPr/>
+      </w:pPr>
+      <w:r>
+        <w:rPr>
+          <w:rtl w:val="0"/>
+        </w:rPr>
+        <w:t xml:space="preserve">Actualmente, el proceso de atención y cotización se realiza principalmente mediante canales como WhatsApp o llamadas telefónicas, sin disponer de un sistema propio que permita centralizar y trazar este proceso. Esta situación dificulta la organización de las solicitudes, aumenta el tiempo destinado a responder consultas repetidas, genera errores en la transcripción de medidas, impide llevar un registro ordenado del ciclo comercial y limita las posibilidades de los clientes para conocer los productos y cotizar de manera autónoma fuera del horario de atención. A esto se suma que la coordinación de las instalaciones se realiza de forma manual, sin un registro digital del avance en terreno.</w:t>
+      </w:r>
+    </w:p>
+    <w:p>
+      <w:pPr>
+        <w:spacing w:after="240" w:before="240" w:line="360" w:lineRule="auto"/>
+        <w:jc w:val="both"/>
+        <w:rPr/>
+      </w:pPr>
+      <w:r>
+        <w:rPr>
+          <w:rtl w:val="0"/>
+        </w:rPr>
+        <w:t xml:space="preserve">La solución propuesta permitirá que los clientes accedan a la información de los productos y generen solicitudes de cotización según sus medidas, que los administradores gestionen parámetros, precios, clientes y proyectos desde un panel con dashboards de seguimiento, y que los operarios consulten su agenda, actualicen el estado de cada instalación y registren evidencia desde la aplicación móvil.</w:t>
       </w:r>
     </w:p>
     <w:p>
@@ -5147,7 +5339,7 @@
       <w:pPr>
         <w:numPr>
           <w:ilvl w:val="0"/>
-          <w:numId w:val="1"/>
+          <w:numId w:val="2"/>
         </w:numPr>
         <w:spacing w:after="80" w:line="276" w:lineRule="auto"/>
         <w:ind w:left="576" w:hanging="288"/>
@@ -5164,7 +5356,7 @@
       <w:pPr>
         <w:numPr>
           <w:ilvl w:val="0"/>
-          <w:numId w:val="1"/>
+          <w:numId w:val="2"/>
         </w:numPr>
         <w:spacing w:after="80" w:line="276" w:lineRule="auto"/>
         <w:ind w:left="576" w:hanging="288"/>
@@ -5181,7 +5373,7 @@
       <w:pPr>
         <w:numPr>
           <w:ilvl w:val="0"/>
-          <w:numId w:val="1"/>
+          <w:numId w:val="2"/>
         </w:numPr>
         <w:spacing w:after="80" w:line="276" w:lineRule="auto"/>
         <w:ind w:left="576" w:hanging="288"/>
@@ -5198,7 +5390,7 @@
       <w:pPr>
         <w:numPr>
           <w:ilvl w:val="0"/>
-          <w:numId w:val="1"/>
+          <w:numId w:val="2"/>
         </w:numPr>
         <w:spacing w:after="80" w:line="276" w:lineRule="auto"/>
         <w:ind w:left="576" w:hanging="288"/>
@@ -5215,7 +5407,7 @@
       <w:pPr>
         <w:numPr>
           <w:ilvl w:val="0"/>
-          <w:numId w:val="1"/>
+          <w:numId w:val="2"/>
         </w:numPr>
         <w:spacing w:after="80" w:line="276" w:lineRule="auto"/>
         <w:ind w:left="576" w:hanging="288"/>
@@ -5232,7 +5424,7 @@
       <w:pPr>
         <w:numPr>
           <w:ilvl w:val="0"/>
-          <w:numId w:val="1"/>
+          <w:numId w:val="2"/>
         </w:numPr>
         <w:spacing w:after="80" w:line="276" w:lineRule="auto"/>
         <w:ind w:left="576" w:hanging="288"/>
@@ -5249,7 +5441,7 @@
       <w:pPr>
         <w:numPr>
           <w:ilvl w:val="0"/>
-          <w:numId w:val="1"/>
+          <w:numId w:val="2"/>
         </w:numPr>
         <w:spacing w:after="80" w:line="276" w:lineRule="auto"/>
         <w:ind w:left="576" w:hanging="288"/>
@@ -5266,7 +5458,7 @@
       <w:pPr>
         <w:numPr>
           <w:ilvl w:val="0"/>
-          <w:numId w:val="1"/>
+          <w:numId w:val="2"/>
         </w:numPr>
         <w:spacing w:after="80" w:line="276" w:lineRule="auto"/>
         <w:ind w:left="576" w:hanging="288"/>
@@ -5283,7 +5475,7 @@
       <w:pPr>
         <w:numPr>
           <w:ilvl w:val="0"/>
-          <w:numId w:val="1"/>
+          <w:numId w:val="2"/>
         </w:numPr>
         <w:spacing w:after="80" w:line="276" w:lineRule="auto"/>
         <w:ind w:left="576" w:hanging="288"/>
@@ -5300,7 +5492,7 @@
       <w:pPr>
         <w:numPr>
           <w:ilvl w:val="0"/>
-          <w:numId w:val="1"/>
+          <w:numId w:val="2"/>
         </w:numPr>
         <w:spacing w:after="80" w:line="276" w:lineRule="auto"/>
         <w:ind w:left="576" w:hanging="288"/>
@@ -5317,7 +5509,7 @@
       <w:pPr>
         <w:numPr>
           <w:ilvl w:val="0"/>
-          <w:numId w:val="1"/>
+          <w:numId w:val="2"/>
         </w:numPr>
         <w:spacing w:after="80" w:line="276" w:lineRule="auto"/>
         <w:ind w:left="576" w:hanging="288"/>
@@ -5371,7 +5563,27 @@
         <w:rPr>
           <w:rtl w:val="0"/>
         </w:rPr>
-        <w:t xml:space="preserve">Para la etapa de desarrollo se contempla utilizar tecnologías frontend como HTML, CSS y JavaScript, mientras que para el backend se considera Python utilizando el framework Django. También se contempla implementar una base de datos relacional para almacenar y administrar la información necesaria para el funcionamiento del sistema. Para el control y la gestión del código fuente se utilizarán Git y GitHub, con un esquema de ramas que permita a ambos integrantes trabajar en paralelo.</w:t>
+        <w:t xml:space="preserve">Para la etapa de desarrollo se contempla utilizar tecnologías frontend como HTML, CSS y JavaScript para la plataforma web responsive, y un framework multiplataforma (Flutter o PWA) para la aplicación móvil. El backend será desarrollado en Python con Django y Django REST Framework, exponiendo una API REST que será consumida tanto por la web como por la aplicación móvil, de modo que las reglas de cálculo y las validaciones técnicas existan en un solo lugar. Se implementará una base de datos relacional para almacenar y administrar la información del sistema, y la autenticación se resolverá mediante tokens JWT con gestión de roles. Para el control y la gestión del código fuente se utilizarán Git y GitHub, con un esquema de ramas que permita a ambos integrantes trabajar en paralelo. </w:t>
+      </w:r>
+      <w:r>
+        <w:br w:type="page"/>
+      </w:r>
+      <w:r>
+        <w:rPr>
+          <w:rtl w:val="0"/>
+        </w:rPr>
+      </w:r>
+    </w:p>
+    <w:p>
+      <w:pPr>
+        <w:spacing w:after="160" w:line="360" w:lineRule="auto"/>
+        <w:jc w:val="both"/>
+        <w:rPr/>
+      </w:pPr>
+      <w:r>
+        <w:rPr>
+          <w:rtl w:val="0"/>
+        </w:rPr>
       </w:r>
     </w:p>
     <w:p>
@@ -5399,6 +5611,32 @@
     </w:p>
     <w:p>
       <w:pPr>
+        <w:spacing w:after="240" w:before="240" w:line="360" w:lineRule="auto"/>
+        <w:jc w:val="both"/>
+        <w:rPr/>
+      </w:pPr>
+      <w:r>
+        <w:rPr>
+          <w:rtl w:val="0"/>
+        </w:rPr>
+        <w:t xml:space="preserve">La relevancia del proyecto para el campo laboral de la Ingeniería en Informática se encuentra en que reproduce el ciclo completo de trabajo de un equipo de desarrollo en la industria: levantamiento de requerimientos con un cliente que no maneja lenguaje técnico, definición de alcance, diseño de una arquitectura cliente-servidor, modelamiento de datos, construcción de una API REST consumida por múltiples clientes, desarrollo web y móvil, integración, pruebas, despliegue y documentación. La arquitectura propuesta —un backend que centraliza la lógica y varios clientes que la consumen— corresponde al patrón más utilizado hoy en el desarrollo de software empresarial.</w:t>
+      </w:r>
+    </w:p>
+    <w:p>
+      <w:pPr>
+        <w:spacing w:after="240" w:before="240" w:line="360" w:lineRule="auto"/>
+        <w:jc w:val="both"/>
+        <w:rPr/>
+      </w:pPr>
+      <w:r>
+        <w:rPr>
+          <w:rtl w:val="0"/>
+        </w:rPr>
+        <w:t xml:space="preserve">El beneficio para la empresa es concreto y medible: al centralizar las solicitudes se reduce el tiempo dedicado a responder consultas por mensajería, se eliminan los errores de transcripción de medidas al ser el propio cliente quien las ingresa en un formulario validado, se conserva un historial trazable de cotizaciones y su estado, se habilita un canal de atención permanente, y la aplicación móvil permite conocer el avance de las instalaciones sin depender de llamadas telefónicas. Los dashboards, además, entregan a la administración indicadores de conversión y de venta que hoy no existen. Este tipo de digitalización de procesos manuales en pequeñas y medianas empresas corresponde a una de las demandas más frecuentes en el mercado laboral actual del área informática, por lo que el proyecto simula una situación real a la que el equipo podría enfrentarse profesionalmente.</w:t>
+      </w:r>
+    </w:p>
+    <w:p>
+      <w:pPr>
         <w:spacing w:after="160" w:line="360" w:lineRule="auto"/>
         <w:jc w:val="both"/>
         <w:rPr/>
@@ -5407,20 +5645,6 @@
         <w:rPr>
           <w:rtl w:val="0"/>
         </w:rPr>
-        <w:t xml:space="preserve">La relevancia del proyecto para el campo laboral de la Ingeniería en Informática se encuentra en que reproduce el ciclo completo de trabajo de un equipo de desarrollo en la industria: levantamiento de requerimientos con un cliente que no maneja lenguaje técnico, definición de alcance, diseño de la solución, modelamiento de datos, construcción, integración, pruebas y documentación.</w:t>
-      </w:r>
-    </w:p>
-    <w:p>
-      <w:pPr>
-        <w:spacing w:after="160" w:line="360" w:lineRule="auto"/>
-        <w:jc w:val="both"/>
-        <w:rPr/>
-      </w:pPr>
-      <w:r>
-        <w:rPr>
-          <w:rtl w:val="0"/>
-        </w:rPr>
-        <w:t xml:space="preserve">Además, el beneficio para la empresa es concreto y medible: al centralizar las solicitudes en una plataforma web se reduce el tiempo dedicado a responder consultas por mensajería, se disminuyen los errores de transcripción de medidas, se conserva un historial ordenado de cotizaciones y se habilita un canal de atención permanente. Este tipo de digitalización de procesos manuales en pequeñas y medianas empresas corresponde a una de las demandas más frecuentes en el mercado laboral actual del área informática, por lo que el proyecto simula una situación real a la que el equipo podría enfrentarse profesionalmente.</w:t>
       </w:r>
     </w:p>
     <w:p>
@@ -5505,7 +5729,7 @@
         <w:rPr>
           <w:rtl w:val="0"/>
         </w:rPr>
-        <w:t xml:space="preserve">Esta competencia se relaciona con el proyecto debido a que la plataforma deberá ser validada antes de considerarse terminada. El equipo diseñará y ejecutará casos de prueba para verificar el funcionamiento de las principales funcionalidades: registro de usuarios, inicio de sesión, visualización y selección de productos, generación de solicitudes de cotización y solicitudes de rectificación de medidas.</w:t>
+        <w:t xml:space="preserve">Esta competencia se relaciona con el proyecto debido a que la solución deberá ser validada antes de considerarse terminada, y en tres niveles distintos: la plataforma web, la aplicación móvil y la API REST que ambas consumen. El equipo diseñará y ejecutará casos de prueba para verificar el funcionamiento de las funcionalidades principales: registro e inicio de sesión con roles diferenciados, configuración de productos, cálculo del motor de cotización, aplicación automática de reglas técnicas, cambios de estado del ciclo comercial, agenda de instalaciones y solicitudes de rectificación de medidas. </w:t>
       </w:r>
     </w:p>
     <w:p>
@@ -5529,7 +5753,7 @@
         <w:widowControl w:val="1"/>
         <w:numPr>
           <w:ilvl w:val="0"/>
-          <w:numId w:val="1"/>
+          <w:numId w:val="2"/>
         </w:numPr>
         <w:pBdr>
           <w:top w:space="0" w:sz="0" w:val="nil"/>
@@ -5596,7 +5820,7 @@
         <w:widowControl w:val="1"/>
         <w:numPr>
           <w:ilvl w:val="0"/>
-          <w:numId w:val="1"/>
+          <w:numId w:val="2"/>
         </w:numPr>
         <w:pBdr>
           <w:top w:space="0" w:sz="0" w:val="nil"/>
@@ -5663,7 +5887,7 @@
         <w:widowControl w:val="1"/>
         <w:numPr>
           <w:ilvl w:val="0"/>
-          <w:numId w:val="1"/>
+          <w:numId w:val="2"/>
         </w:numPr>
         <w:pBdr>
           <w:top w:space="0" w:sz="0" w:val="nil"/>
@@ -5716,60 +5940,6 @@
         </w:rPr>
         <w:t xml:space="preserve">corrección de los errores detectados y registro de los cambios realizados como resultado de las pruebas.</w:t>
       </w:r>
-      <w:r>
-        <w:rPr>
-          <w:rtl w:val="0"/>
-        </w:rPr>
-      </w:r>
-    </w:p>
-    <w:p>
-      <w:pPr>
-        <w:pStyle w:val="Heading2"/>
-        <w:spacing w:after="140" w:before="240" w:line="360" w:lineRule="auto"/>
-        <w:rPr/>
-      </w:pPr>
-      <w:r>
-        <w:rPr>
-          <w:b w:val="1"/>
-          <w:bCs w:val="1"/>
-          <w:color w:val="2e5496"/>
-          <w:sz w:val="24"/>
-          <w:szCs w:val="24"/>
-          <w:rtl w:val="0"/>
-        </w:rPr>
-        <w:t xml:space="preserve">6.2 Gestionar proyectos informáticos, ofreciendo alternativas para la toma de decisiones de acuerdo con los requerimientos de la organización</w:t>
-      </w:r>
-      <w:r>
-        <w:rPr>
-          <w:rtl w:val="0"/>
-        </w:rPr>
-      </w:r>
-    </w:p>
-    <w:p>
-      <w:pPr>
-        <w:spacing w:after="160" w:line="360" w:lineRule="auto"/>
-        <w:jc w:val="both"/>
-        <w:rPr/>
-      </w:pPr>
-      <w:r>
-        <w:rPr>
-          <w:rtl w:val="0"/>
-        </w:rPr>
-        <w:t xml:space="preserve">Esta competencia tiene una relación directa con el proyecto, ya que será necesario planificar y controlar las diferentes actividades asociadas al desarrollo de la plataforma dentro del plazo de la asignatura.</w:t>
-      </w:r>
-    </w:p>
-    <w:p>
-      <w:pPr>
-        <w:spacing w:after="160" w:line="360" w:lineRule="auto"/>
-        <w:jc w:val="both"/>
-        <w:rPr/>
-      </w:pPr>
-      <w:r>
-        <w:rPr>
-          <w:rtl w:val="0"/>
-        </w:rPr>
-        <w:t xml:space="preserve">Al tratarse de un equipo de dos integrantes con responsabilidades repartidas de manera pareja, la gestión adquiere una importancia mayor: ambos deben acordar la planificación, distribuir las tareas de cada iteración, controlar el avance y decidir en conjunto qué funcionalidades se priorizan cuando el tiempo disponible sea insuficiente para implementarlas todas.</w:t>
-      </w:r>
     </w:p>
     <w:p>
       <w:pPr>
@@ -5779,7 +5949,154 @@
         <w:widowControl w:val="1"/>
         <w:numPr>
           <w:ilvl w:val="0"/>
-          <w:numId w:val="1"/>
+          <w:numId w:val="2"/>
+        </w:numPr>
+        <w:pBdr>
+          <w:top w:space="0" w:sz="0" w:val="nil"/>
+          <w:left w:space="0" w:sz="0" w:val="nil"/>
+          <w:bottom w:space="0" w:sz="0" w:val="nil"/>
+          <w:right w:space="0" w:sz="0" w:val="nil"/>
+          <w:between w:space="0" w:sz="0" w:val="nil"/>
+        </w:pBdr>
+        <w:shd w:fill="auto" w:val="clear"/>
+        <w:spacing w:after="80" w:before="0" w:line="360" w:lineRule="auto"/>
+        <w:ind w:left="576" w:right="0" w:hanging="288"/>
+        <w:jc w:val="both"/>
+        <w:rPr>
+          <w:u w:val="none"/>
+        </w:rPr>
+      </w:pPr>
+      <w:r>
+        <w:rPr>
+          <w:b w:val="1"/>
+          <w:bCs w:val="1"/>
+          <w:rtl w:val="0"/>
+        </w:rPr>
+        <w:t xml:space="preserve">Validar reglas de negocio:</w:t>
+      </w:r>
+      <w:r>
+        <w:rPr>
+          <w:rtl w:val="0"/>
+        </w:rPr>
+        <w:t xml:space="preserve"> verificación de que el motor de cotización entrega el mismo resultado en la plataforma web y en la aplicación móvil, comprobando casos límite de dimensiones y la inclusión automática de refuerzos. </w:t>
+      </w:r>
+      <w:r>
+        <w:br w:type="page"/>
+      </w:r>
+      <w:r>
+        <w:rPr>
+          <w:rtl w:val="0"/>
+        </w:rPr>
+      </w:r>
+    </w:p>
+    <w:p>
+      <w:pPr>
+        <w:keepNext w:val="0"/>
+        <w:keepLines w:val="0"/>
+        <w:pageBreakBefore w:val="0"/>
+        <w:widowControl w:val="1"/>
+        <w:pBdr>
+          <w:top w:space="0" w:sz="0" w:val="nil"/>
+          <w:left w:space="0" w:sz="0" w:val="nil"/>
+          <w:bottom w:space="0" w:sz="0" w:val="nil"/>
+          <w:right w:space="0" w:sz="0" w:val="nil"/>
+          <w:between w:space="0" w:sz="0" w:val="nil"/>
+        </w:pBdr>
+        <w:shd w:fill="auto" w:val="clear"/>
+        <w:spacing w:after="80" w:before="0" w:line="360" w:lineRule="auto"/>
+        <w:ind w:left="576" w:right="0" w:firstLine="0"/>
+        <w:jc w:val="both"/>
+        <w:rPr/>
+      </w:pPr>
+      <w:r>
+        <w:rPr>
+          <w:rtl w:val="0"/>
+        </w:rPr>
+      </w:r>
+    </w:p>
+    <w:p>
+      <w:pPr>
+        <w:pStyle w:val="Heading2"/>
+        <w:spacing w:after="140" w:before="240" w:line="360" w:lineRule="auto"/>
+        <w:rPr/>
+      </w:pPr>
+      <w:r>
+        <w:rPr>
+          <w:b w:val="1"/>
+          <w:bCs w:val="1"/>
+          <w:color w:val="2e5496"/>
+          <w:sz w:val="24"/>
+          <w:szCs w:val="24"/>
+          <w:rtl w:val="0"/>
+        </w:rPr>
+        <w:t xml:space="preserve">6.2 Gestionar proyectos informáticos, ofreciendo alternativas para la toma de decisiones de acuerdo con los requerimientos de la organización</w:t>
+      </w:r>
+      <w:r>
+        <w:rPr>
+          <w:rtl w:val="0"/>
+        </w:rPr>
+      </w:r>
+    </w:p>
+    <w:p>
+      <w:pPr>
+        <w:spacing w:after="160" w:line="360" w:lineRule="auto"/>
+        <w:jc w:val="both"/>
+        <w:rPr/>
+      </w:pPr>
+      <w:r>
+        <w:rPr>
+          <w:rtl w:val="0"/>
+        </w:rPr>
+        <w:t xml:space="preserve">Esta competencia tiene una relación directa con el proyecto, ya que será necesario planificar y controlar las diferentes actividades asociadas al desarrollo de la plataforma dentro del plazo de la asignatura.</w:t>
+      </w:r>
+    </w:p>
+    <w:p>
+      <w:pPr>
+        <w:spacing w:after="160" w:line="360" w:lineRule="auto"/>
+        <w:jc w:val="both"/>
+        <w:rPr/>
+      </w:pPr>
+      <w:r>
+        <w:rPr>
+          <w:rtl w:val="0"/>
+        </w:rPr>
+        <w:t xml:space="preserve">Al tratarse de un equipo de dos integrantes con responsabilidades repartidas de manera pareja, la gestión adquiere una importancia mayor: ambos deben acordar la planificación, distribuir las tareas de cada iteración, controlar el avance y decidir en conjunto qué funcionalidades se priorizan cuando el tiempo disponible sea insuficiente para implementarlas todas.</w:t>
+      </w:r>
+    </w:p>
+    <w:p>
+      <w:pPr>
+        <w:spacing w:after="160" w:line="360" w:lineRule="auto"/>
+        <w:jc w:val="both"/>
+        <w:rPr/>
+      </w:pPr>
+      <w:r>
+        <w:rPr>
+          <w:rtl w:val="0"/>
+        </w:rPr>
+        <w:t xml:space="preserve">La gestión adquiere una dimensión adicional porque el proyecto contempla varios componentes con dependencias entre sí: la aplicación móvil no puede desarrollarse antes de que la API REST exponga los servicios necesarios, y los dashboards dependen de que exista información registrada en el sistema. Esto obliga a definir un orden de construcción y a ofrecer alternativas cuando un componente se retrase, priorizando aquellos que aportan mayor valor al negocio. </w:t>
+      </w:r>
+    </w:p>
+    <w:p>
+      <w:pPr>
+        <w:spacing w:after="160" w:line="360" w:lineRule="auto"/>
+        <w:jc w:val="both"/>
+        <w:rPr/>
+      </w:pPr>
+      <w:r>
+        <w:rPr>
+          <w:rtl w:val="0"/>
+        </w:rPr>
+      </w:r>
+    </w:p>
+    <w:p>
+      <w:pPr>
+        <w:keepNext w:val="0"/>
+        <w:keepLines w:val="0"/>
+        <w:pageBreakBefore w:val="0"/>
+        <w:widowControl w:val="1"/>
+        <w:numPr>
+          <w:ilvl w:val="0"/>
+          <w:numId w:val="2"/>
         </w:numPr>
         <w:pBdr>
           <w:top w:space="0" w:sz="0" w:val="nil"/>
@@ -5846,7 +6163,7 @@
         <w:widowControl w:val="1"/>
         <w:numPr>
           <w:ilvl w:val="0"/>
-          <w:numId w:val="1"/>
+          <w:numId w:val="2"/>
         </w:numPr>
         <w:pBdr>
           <w:top w:space="0" w:sz="0" w:val="nil"/>
@@ -5900,6 +6217,34 @@
         <w:t xml:space="preserve">seguimiento del avance mediante reuniones periódicas del equipo, uso del historial de commits de GitHub como registro objetivo del trabajo realizado y evaluación de alternativas cuando una funcionalidad presente mayor complejidad que la estimada.</w:t>
       </w:r>
       <w:r>
+        <w:br w:type="page"/>
+      </w:r>
+      <w:r>
+        <w:rPr>
+          <w:rtl w:val="0"/>
+        </w:rPr>
+      </w:r>
+    </w:p>
+    <w:p>
+      <w:pPr>
+        <w:keepNext w:val="0"/>
+        <w:keepLines w:val="0"/>
+        <w:pageBreakBefore w:val="0"/>
+        <w:widowControl w:val="1"/>
+        <w:pBdr>
+          <w:top w:space="0" w:sz="0" w:val="nil"/>
+          <w:left w:space="0" w:sz="0" w:val="nil"/>
+          <w:bottom w:space="0" w:sz="0" w:val="nil"/>
+          <w:right w:space="0" w:sz="0" w:val="nil"/>
+          <w:between w:space="0" w:sz="0" w:val="nil"/>
+        </w:pBdr>
+        <w:shd w:fill="auto" w:val="clear"/>
+        <w:spacing w:after="80" w:before="0" w:line="360" w:lineRule="auto"/>
+        <w:ind w:left="0" w:right="0" w:firstLine="0"/>
+        <w:jc w:val="both"/>
+        <w:rPr/>
+      </w:pPr>
+      <w:r>
         <w:rPr>
           <w:rtl w:val="0"/>
         </w:rPr>
@@ -5938,7 +6283,7 @@
         <w:rPr>
           <w:rtl w:val="0"/>
         </w:rPr>
-        <w:t xml:space="preserve">La plataforma requerirá almacenar información relacionada con usuarios, productos, tipos de ventanas, perfiles, solicitudes de cotización, medidas asociadas a cada solicitud y rectificaciones. Por esta razón, será necesario diseñar un modelo de datos que organice esta información de forma estructurada y que pueda ampliarse posteriormente si la empresa incorpora nuevos productos, materiales o funcionalidades.</w:t>
+        <w:t xml:space="preserve">La solución requerirá almacenar información relacionada con usuarios y roles, clientes, productos, tipos de ventanas y estructuras, perfiles de PVC y aluminio, componentes y cristales, parámetros de precios, reglas técnicas, solicitudes de cotización con sus medidas y estados, proyectos, agenda de instalaciones y registros de auditoría. Por esta razón, será necesario diseñar un modelo de datos que organice esta información de forma estructurada y, sobre todo, escalable: el catálogo debe ser parametrizable, de modo que la empresa pueda incorporar nuevos materiales, perfiles o reglas de precio sin modificar el código fuente ni la estructura de la base de datos. </w:t>
       </w:r>
     </w:p>
     <w:p>
@@ -5949,7 +6294,7 @@
         <w:widowControl w:val="1"/>
         <w:numPr>
           <w:ilvl w:val="0"/>
-          <w:numId w:val="1"/>
+          <w:numId w:val="2"/>
         </w:numPr>
         <w:pBdr>
           <w:top w:space="0" w:sz="0" w:val="nil"/>
@@ -6016,7 +6361,7 @@
         <w:widowControl w:val="1"/>
         <w:numPr>
           <w:ilvl w:val="0"/>
-          <w:numId w:val="1"/>
+          <w:numId w:val="2"/>
         </w:numPr>
         <w:pBdr>
           <w:top w:space="0" w:sz="0" w:val="nil"/>
@@ -6113,13 +6458,966 @@
     </w:p>
     <w:p>
       <w:pPr>
+        <w:numPr>
+          <w:ilvl w:val="0"/>
+          <w:numId w:val="2"/>
+        </w:numPr>
+        <w:spacing w:after="240" w:before="240" w:line="360" w:lineRule="auto"/>
+        <w:ind w:left="576" w:hanging="288"/>
+        <w:jc w:val="both"/>
+      </w:pPr>
+      <w:r>
+        <w:rPr>
+          <w:b w:val="1"/>
+          <w:bCs w:val="1"/>
+          <w:rtl w:val="0"/>
+        </w:rPr>
+        <w:t xml:space="preserve">Construir la solución:</w:t>
+      </w:r>
+      <w:r>
+        <w:rPr>
+          <w:rtl w:val="0"/>
+        </w:rPr>
+        <w:t xml:space="preserve"> desarrollo de la plataforma web responsive con HTML, CSS y JavaScript, de la aplicación móvil con un framework multiplataforma, y del backend con Python, Django y Django REST Framework, a partir de la maqueta y del diseño previamente definidos.</w:t>
+      </w:r>
+    </w:p>
+    <w:p>
+      <w:pPr>
+        <w:numPr>
+          <w:ilvl w:val="0"/>
+          <w:numId w:val="2"/>
+        </w:numPr>
+        <w:spacing w:after="240" w:before="240" w:line="360" w:lineRule="auto"/>
+        <w:ind w:left="576" w:hanging="288"/>
+        <w:jc w:val="both"/>
+      </w:pPr>
+      <w:r>
+        <w:rPr>
+          <w:b w:val="1"/>
+          <w:bCs w:val="1"/>
+          <w:rtl w:val="0"/>
+        </w:rPr>
+        <w:t xml:space="preserve">Integrar los componentes:</w:t>
+      </w:r>
+      <w:r>
+        <w:rPr>
+          <w:rtl w:val="0"/>
+        </w:rPr>
+        <w:t xml:space="preserve"> conexión entre las interfaces web y móvil, la API REST, la lógica de negocio y la base de datos, verificando que el flujo completo —desde la configuración de un producto hasta la programación de su instalación— funcione de extremo a extremo y de forma consistente en ambos clientes.</w:t>
+      </w:r>
+    </w:p>
+    <w:p>
+      <w:pPr>
+        <w:numPr>
+          <w:ilvl w:val="0"/>
+          <w:numId w:val="2"/>
+        </w:numPr>
+        <w:spacing w:after="240" w:before="240" w:line="360" w:lineRule="auto"/>
+        <w:ind w:left="576" w:hanging="288"/>
+        <w:jc w:val="both"/>
+      </w:pPr>
+      <w:r>
+        <w:rPr>
+          <w:b w:val="1"/>
+          <w:bCs w:val="1"/>
+          <w:rtl w:val="0"/>
+        </w:rPr>
+        <w:t xml:space="preserve">Implantar la solución:</w:t>
+      </w:r>
+      <w:r>
+        <w:rPr>
+          <w:rtl w:val="0"/>
+        </w:rPr>
+        <w:t xml:space="preserve"> despliegue del sistema en un ambiente productivo, incluyendo servidor de aplicación, base de datos y distribución de la aplicación móvil, junto con la documentación técnica que permita su mantenimiento posterior.</w:t>
+      </w:r>
+      <w:r>
+        <w:rPr>
+          <w:rtl w:val="0"/>
+        </w:rPr>
+      </w:r>
+    </w:p>
+    <w:p>
+      <w:pPr>
+        <w:spacing w:after="200" w:line="360" w:lineRule="auto"/>
+        <w:jc w:val="both"/>
+        <w:rPr/>
+      </w:pPr>
+      <w:r>
+        <w:rPr>
+          <w:rtl w:val="0"/>
+        </w:rPr>
+        <w:t xml:space="preserve">El uso de Git y GitHub, junto con la definición de convenciones de código compartidas entre ambos integrantes, corresponde precisamente a las técnicas que permiten sistematizar el proceso de desarrollo y mantenimiento exigidas por esta competencia.</w:t>
+      </w:r>
+    </w:p>
+    <w:p>
+      <w:pPr>
+        <w:rPr/>
+      </w:pPr>
+      <w:r>
+        <w:br w:type="page"/>
+      </w:r>
+      <w:r>
+        <w:rPr>
+          <w:rtl w:val="0"/>
+        </w:rPr>
+      </w:r>
+    </w:p>
+    <w:p>
+      <w:pPr>
+        <w:pStyle w:val="Heading1"/>
+        <w:spacing w:after="200" w:before="320" w:line="360" w:lineRule="auto"/>
+        <w:rPr/>
+      </w:pPr>
+      <w:r>
+        <w:rPr>
+          <w:b w:val="1"/>
+          <w:bCs w:val="1"/>
+          <w:color w:val="1f3864"/>
+          <w:sz w:val="28"/>
+          <w:szCs w:val="28"/>
+          <w:rtl w:val="0"/>
+        </w:rPr>
+        <w:t xml:space="preserve">7. Relación con Intereses Profesionales</w:t>
+      </w:r>
+      <w:r>
+        <w:rPr>
+          <w:rtl w:val="0"/>
+        </w:rPr>
+      </w:r>
+    </w:p>
+    <w:p>
+      <w:pPr>
+        <w:spacing w:after="160" w:line="360" w:lineRule="auto"/>
+        <w:jc w:val="both"/>
+        <w:rPr/>
+      </w:pPr>
+      <w:r>
+        <w:rPr>
+          <w:rtl w:val="0"/>
+        </w:rPr>
+        <w:t xml:space="preserve">El proyecto se relaciona con nuestros intereses profesionales debido a que permite participar directamente en el desarrollo de una solución tecnológica desde su etapa de planificación y diseño hasta su implementación y validación.</w:t>
+      </w:r>
+    </w:p>
+    <w:p>
+      <w:pPr>
+        <w:pStyle w:val="Heading2"/>
+        <w:spacing w:after="140" w:before="240" w:line="360" w:lineRule="auto"/>
+        <w:rPr/>
+      </w:pPr>
+      <w:r>
+        <w:rPr>
+          <w:b w:val="1"/>
+          <w:bCs w:val="1"/>
+          <w:color w:val="2e5496"/>
+          <w:sz w:val="24"/>
+          <w:szCs w:val="24"/>
+          <w:rtl w:val="0"/>
+        </w:rPr>
+        <w:t xml:space="preserve">7.1 Intereses de Maximiliano Leiva</w:t>
+      </w:r>
+      <w:r>
+        <w:rPr>
+          <w:rtl w:val="0"/>
+        </w:rPr>
+      </w:r>
+    </w:p>
+    <w:p>
+      <w:pPr>
+        <w:spacing w:after="160" w:line="360" w:lineRule="auto"/>
+        <w:jc w:val="both"/>
+        <w:rPr/>
+      </w:pPr>
+      <w:r>
+        <w:rPr>
+          <w:rtl w:val="0"/>
+        </w:rPr>
+        <w:t xml:space="preserve">Mi principal interés dentro del área de Informática es el desarrollo de software y la creación de soluciones que resuelvan problemas concretos mediante el uso de tecnología. Este proyecto refleja ese interés porque no parte de un enunciado teórico, sino de un proceso de negocio que hoy funciona de manera manual y que puede mejorarse de forma verificable.</w:t>
+      </w:r>
+    </w:p>
+    <w:p>
+      <w:pPr>
+        <w:spacing w:after="160" w:line="360" w:lineRule="auto"/>
+        <w:jc w:val="both"/>
+        <w:rPr/>
+      </w:pPr>
+      <w:r>
+        <w:rPr>
+          <w:rtl w:val="0"/>
+        </w:rPr>
+        <w:t xml:space="preserve">Me interesa particularmente el trabajo con Python y Django, y comprender la interacción entre el frontend, el backend y la base de datos. Este proyecto va más allá de eso, porque incorpora una API REST consumida por dos clientes distintos —web y móvil— y eso me obliga a entender cómo se diseña un backend que no está acoplado a una interfaz específica. Trabajar con todas las capas, en lugar de concentrarme en una sola, se conecta con mi objetivo profesional de desempeñarme como desarrollador con una visión completa del sistema. </w:t>
+      </w:r>
+    </w:p>
+    <w:p>
+      <w:pPr>
+        <w:pStyle w:val="Heading2"/>
+        <w:spacing w:after="140" w:before="240" w:line="360" w:lineRule="auto"/>
+        <w:rPr/>
+      </w:pPr>
+      <w:r>
+        <w:rPr>
+          <w:b w:val="1"/>
+          <w:bCs w:val="1"/>
+          <w:color w:val="2e5496"/>
+          <w:sz w:val="24"/>
+          <w:szCs w:val="24"/>
+          <w:rtl w:val="0"/>
+        </w:rPr>
+        <w:t xml:space="preserve">7.2 Intereses de Martín Carriel</w:t>
+      </w:r>
+      <w:r>
+        <w:rPr>
+          <w:rtl w:val="0"/>
+        </w:rPr>
+      </w:r>
+    </w:p>
+    <w:p>
+      <w:pPr>
+        <w:spacing w:after="160" w:line="360" w:lineRule="auto"/>
+        <w:jc w:val="both"/>
+        <w:rPr/>
+      </w:pPr>
+      <w:r>
+        <w:rPr>
+          <w:rtl w:val="0"/>
+        </w:rPr>
+        <w:t xml:space="preserve">Mi interés profesional se orienta al desarrollo web y al análisis de los requerimientos que dan origen a un sistema. Me interesa entender cómo se traduce una necesidad expresada por un cliente en funcionalidades concretas, y este proyecto exige exactamente ese trabajo, ya que la empresa no cuenta con requerimientos documentados y debemos construirlos a partir de su forma actual de operar.</w:t>
+      </w:r>
+    </w:p>
+    <w:p>
+      <w:pPr>
+        <w:spacing w:after="160" w:line="360" w:lineRule="auto"/>
+        <w:jc w:val="both"/>
+        <w:rPr/>
+      </w:pPr>
+      <w:r>
+        <w:rPr>
+          <w:rtl w:val="0"/>
+        </w:rPr>
+        <w:t xml:space="preserve">También me interesa el trabajo con bases de datos y la organización de la información, área que en este proyecto tiene un peso importante debido a la cantidad de entidades que deben relacionarse entre productos, perfiles, componentes, parámetros de precio, medidas, cotizaciones, proyectos e instalaciones. Me atrae especialmente el desafío de diseñar un catálogo parametrizable, donde las reglas de negocio se almacenan como datos y no como código, ya que es una decisión de diseño que determina si el sistema podrá mantenerse en el tiempo. </w:t>
+      </w:r>
+    </w:p>
+    <w:p>
+      <w:pPr>
+        <w:spacing w:after="160" w:line="360" w:lineRule="auto"/>
+        <w:jc w:val="both"/>
+        <w:rPr/>
+      </w:pPr>
+      <w:r>
+        <w:rPr>
+          <w:rtl w:val="0"/>
+        </w:rPr>
+      </w:r>
+    </w:p>
+    <w:p>
+      <w:pPr>
+        <w:spacing w:after="160" w:line="360" w:lineRule="auto"/>
+        <w:jc w:val="both"/>
+        <w:rPr/>
+      </w:pPr>
+      <w:r>
+        <w:rPr>
+          <w:rtl w:val="0"/>
+        </w:rPr>
+      </w:r>
+    </w:p>
+    <w:p>
+      <w:pPr>
+        <w:pStyle w:val="Heading2"/>
+        <w:spacing w:after="140" w:before="240" w:line="360" w:lineRule="auto"/>
+        <w:rPr/>
+      </w:pPr>
+      <w:r>
+        <w:rPr>
+          <w:b w:val="1"/>
+          <w:bCs w:val="1"/>
+          <w:color w:val="2e5496"/>
+          <w:sz w:val="24"/>
+          <w:szCs w:val="24"/>
+          <w:rtl w:val="0"/>
+        </w:rPr>
+        <w:t xml:space="preserve">7.3 Intereses compartidos por el equipo</w:t>
+      </w:r>
+      <w:r>
+        <w:rPr>
+          <w:rtl w:val="0"/>
+        </w:rPr>
+      </w:r>
+    </w:p>
+    <w:p>
+      <w:pPr>
+        <w:spacing w:after="160" w:line="360" w:lineRule="auto"/>
+        <w:jc w:val="both"/>
+        <w:rPr/>
+      </w:pPr>
+      <w:r>
+        <w:rPr>
+          <w:rtl w:val="0"/>
+        </w:rPr>
+        <w:t xml:space="preserve">Ambos integrantes coincidimos en el interés por el desarrollo web completo y por el trabajo con tecnologías ampliamente utilizadas en la industria, como HTML, CSS, JavaScript, Python, Django, Git y GitHub. Esta coincidencia fue la razón por la que decidimos repartir las responsabilidades de manera pareja en lugar de dividir el proyecto en áreas separadas: nos interesa que ambos participen en el análisis, el diseño, el desarrollo, las pruebas y la documentación, de modo que la experiencia adquirida sea equivalente para los dos y refleje el tipo de trabajo colaborativo que se realiza en un equipo de desarrollo profesional.</w:t>
+      </w:r>
+    </w:p>
+    <w:p>
+      <w:pPr>
+        <w:spacing w:after="160" w:line="360" w:lineRule="auto"/>
+        <w:jc w:val="both"/>
+        <w:rPr/>
+      </w:pPr>
+      <w:r>
+        <w:rPr>
+          <w:rtl w:val="0"/>
+        </w:rPr>
+        <w:t xml:space="preserve">Adicionalmente, el proyecto nos permite incursionar en el desarrollo móvil y en la construcción de dashboards de gestión, áreas que no habíamos trabajado en profundidad durante la carrera y que ambos queremos incorporar a nuestro perfil profesional. </w:t>
+      </w:r>
+    </w:p>
+    <w:p>
+      <w:pPr>
+        <w:rPr/>
+      </w:pPr>
+      <w:r>
+        <w:br w:type="page"/>
+      </w:r>
+      <w:r>
+        <w:rPr>
+          <w:rtl w:val="0"/>
+        </w:rPr>
+      </w:r>
+    </w:p>
+    <w:p>
+      <w:pPr>
+        <w:pStyle w:val="Heading1"/>
+        <w:spacing w:after="200" w:before="320" w:line="360" w:lineRule="auto"/>
+        <w:rPr/>
+      </w:pPr>
+      <w:r>
+        <w:rPr>
+          <w:b w:val="1"/>
+          <w:bCs w:val="1"/>
+          <w:color w:val="1f3864"/>
+          <w:sz w:val="28"/>
+          <w:szCs w:val="28"/>
+          <w:rtl w:val="0"/>
+        </w:rPr>
+        <w:t xml:space="preserve">8. Factibilidad del Proyecto</w:t>
+      </w:r>
+      <w:r>
+        <w:rPr>
+          <w:rtl w:val="0"/>
+        </w:rPr>
+      </w:r>
+    </w:p>
+    <w:p>
+      <w:pPr>
+        <w:spacing w:after="160" w:line="360" w:lineRule="auto"/>
+        <w:jc w:val="both"/>
+        <w:rPr/>
+      </w:pPr>
+      <w:r>
+        <w:rPr>
+          <w:rtl w:val="0"/>
+        </w:rPr>
+        <w:t xml:space="preserve">El proyecto es factible de realizar dentro del marco de la asignatura, ya que su desarrollo puede dividirse en etapas y actividades ejecutables de manera progresiva durante el periodo académico.</w:t>
+      </w:r>
+    </w:p>
+    <w:p>
+      <w:pPr>
+        <w:pStyle w:val="Heading2"/>
+        <w:spacing w:after="140" w:before="240" w:line="360" w:lineRule="auto"/>
+        <w:rPr/>
+      </w:pPr>
+      <w:r>
+        <w:rPr>
+          <w:b w:val="1"/>
+          <w:bCs w:val="1"/>
+          <w:color w:val="2e5496"/>
+          <w:sz w:val="24"/>
+          <w:szCs w:val="24"/>
+          <w:rtl w:val="0"/>
+        </w:rPr>
+        <w:t xml:space="preserve">8.1 Factibilidad de tiempo</w:t>
+      </w:r>
+      <w:r>
+        <w:rPr>
+          <w:rtl w:val="0"/>
+        </w:rPr>
+      </w:r>
+    </w:p>
+    <w:p>
+      <w:pPr>
+        <w:spacing w:after="240" w:before="240" w:line="360" w:lineRule="auto"/>
+        <w:jc w:val="both"/>
+        <w:rPr/>
+      </w:pPr>
+      <w:r>
+        <w:rPr>
+          <w:rtl w:val="0"/>
+        </w:rPr>
+        <w:t xml:space="preserve">La asignatura contempla un semestre de trabajo con 20 créditos, lo que permite abordar el proyecto siempre que se defina un alcance priorizado. Por esta razón, el equipo distingue entre un núcleo mínimo viable y funcionalidades complementarias.</w:t>
+      </w:r>
+    </w:p>
+    <w:p>
+      <w:pPr>
+        <w:spacing w:after="240" w:before="240" w:line="360" w:lineRule="auto"/>
+        <w:jc w:val="both"/>
+        <w:rPr/>
+      </w:pPr>
+      <w:r>
+        <w:rPr>
+          <w:rtl w:val="0"/>
+        </w:rPr>
+        <w:t xml:space="preserve">El núcleo mínimo, comprometido para el cierre de la asignatura, comprende: la API REST con autenticación y roles, el catálogo parametrizable, el configurador de productos, el motor de cotización con sus reglas técnicas, la plataforma web responsive, la gestión del ciclo de cotización y el modelo de datos completo. Las funcionalidades complementarias —aplicación móvil, agenda de instalaciones, dashboards interactivos y módulo de auditoría— se construyen sobre ese núcleo y se abordan de forma incremental una vez que la base esté validada.</w:t>
+      </w:r>
+    </w:p>
+    <w:p>
+      <w:pPr>
+        <w:spacing w:after="240" w:before="240" w:line="360" w:lineRule="auto"/>
+        <w:jc w:val="both"/>
+        <w:rPr/>
+      </w:pPr>
+      <w:r>
+        <w:rPr>
+          <w:rtl w:val="0"/>
+        </w:rPr>
+        <w:t xml:space="preserve">Esta priorización es la que hace factible el proyecto: si el desarrollo del núcleo tomara más tiempo del estimado, las funcionalidades complementarias pueden reducirse en profundidad sin comprometer la entrega. La aplicación móvil, por ejemplo, se implementará inicialmente con un alcance acotado a la consulta de agenda y la actualización de estados, dejando la captura de evidencia fotográfica como mejora posterior. Adicionalmente, el hecho de contar con dos integrantes permite ejecutar actividades en paralelo una vez definida la API.</w:t>
+      </w:r>
+    </w:p>
+    <w:p>
+      <w:pPr>
+        <w:spacing w:after="160" w:line="360" w:lineRule="auto"/>
+        <w:jc w:val="both"/>
+        <w:rPr/>
+      </w:pPr>
+      <w:r>
+        <w:br w:type="page"/>
+      </w:r>
+      <w:r>
+        <w:rPr>
+          <w:rtl w:val="0"/>
+        </w:rPr>
+      </w:r>
+    </w:p>
+    <w:p>
+      <w:pPr>
+        <w:spacing w:after="160" w:line="360" w:lineRule="auto"/>
+        <w:jc w:val="both"/>
+        <w:rPr/>
+      </w:pPr>
+      <w:r>
+        <w:rPr>
+          <w:rtl w:val="0"/>
+        </w:rPr>
+      </w:r>
+    </w:p>
+    <w:p>
+      <w:pPr>
+        <w:pStyle w:val="Heading2"/>
+        <w:spacing w:after="140" w:before="240" w:line="360" w:lineRule="auto"/>
+        <w:rPr/>
+      </w:pPr>
+      <w:r>
+        <w:rPr>
+          <w:b w:val="1"/>
+          <w:bCs w:val="1"/>
+          <w:color w:val="2e5496"/>
+          <w:sz w:val="24"/>
+          <w:szCs w:val="24"/>
+          <w:rtl w:val="0"/>
+        </w:rPr>
+        <w:t xml:space="preserve">8.2 Factibilidad de recursos y materiales</w:t>
+      </w:r>
+      <w:r>
+        <w:rPr>
+          <w:rtl w:val="0"/>
+        </w:rPr>
+      </w:r>
+    </w:p>
+    <w:p>
+      <w:pPr>
+        <w:spacing w:after="160" w:line="360" w:lineRule="auto"/>
+        <w:jc w:val="both"/>
+        <w:rPr/>
+      </w:pPr>
+      <w:r>
+        <w:rPr>
+          <w:rtl w:val="0"/>
+        </w:rPr>
+        <w:t xml:space="preserve">Los recursos tecnológicos necesarios corresponden a herramientas de acceso libre o disponibles para los estudiantes: editores de código, HTML, CSS, JavaScript, Python, Django, Django REST Framework, un framework multiplataforma para la aplicación móvil (Flutter o PWA), un motor de base de datos relacional, librerías de visualización para los dashboards, Git y GitHub. Para el despliegue se considera un servicio de hosting con capa gratuita o de bajo costo. No se requiere adquirir licencias ni hardware especializado; para las pruebas de la aplicación móvil se utilizarán los dispositivos personales de ambos integrantes y emuladores. </w:t>
+      </w:r>
+    </w:p>
+    <w:p>
+      <w:pPr>
+        <w:pStyle w:val="Heading2"/>
+        <w:spacing w:after="140" w:before="240" w:line="360" w:lineRule="auto"/>
+        <w:rPr/>
+      </w:pPr>
+      <w:r>
+        <w:rPr>
+          <w:b w:val="1"/>
+          <w:bCs w:val="1"/>
+          <w:color w:val="2e5496"/>
+          <w:sz w:val="24"/>
+          <w:szCs w:val="24"/>
+          <w:rtl w:val="0"/>
+        </w:rPr>
+        <w:t xml:space="preserve">8.3 Factores externos y dificultades previstas</w:t>
+      </w:r>
+      <w:r>
+        <w:rPr>
+          <w:rtl w:val="0"/>
+        </w:rPr>
+      </w:r>
+    </w:p>
+    <w:p>
+      <w:pPr>
+        <w:spacing w:after="160" w:line="360" w:lineRule="auto"/>
+        <w:jc w:val="both"/>
+        <w:rPr/>
+      </w:pPr>
+      <w:r>
+        <w:rPr>
+          <w:rtl w:val="0"/>
+        </w:rPr>
+        <w:t xml:space="preserve">Se identifican los siguientes factores que podrían dificultar el desarrollo del proyecto:</w:t>
+      </w:r>
+    </w:p>
+    <w:p>
+      <w:pPr>
         <w:keepNext w:val="0"/>
         <w:keepLines w:val="0"/>
         <w:pageBreakBefore w:val="0"/>
         <w:widowControl w:val="1"/>
         <w:numPr>
           <w:ilvl w:val="0"/>
-          <w:numId w:val="1"/>
+          <w:numId w:val="2"/>
+        </w:numPr>
+        <w:pBdr>
+          <w:top w:space="0" w:sz="0" w:val="nil"/>
+          <w:left w:space="0" w:sz="0" w:val="nil"/>
+          <w:bottom w:space="0" w:sz="0" w:val="nil"/>
+          <w:right w:space="0" w:sz="0" w:val="nil"/>
+          <w:between w:space="0" w:sz="0" w:val="nil"/>
+        </w:pBdr>
+        <w:shd w:fill="auto" w:val="clear"/>
+        <w:spacing w:after="80" w:before="0" w:line="360" w:lineRule="auto"/>
+        <w:ind w:left="576" w:right="0" w:hanging="288"/>
+        <w:jc w:val="both"/>
+        <w:rPr/>
+      </w:pPr>
+      <w:r>
+        <w:rPr>
+          <w:rFonts w:ascii="Calibri" w:cs="Calibri" w:eastAsia="Calibri" w:hAnsi="Calibri"/>
+          <w:b w:val="0"/>
+          <w:bCs w:val="0"/>
+          <w:i w:val="0"/>
+          <w:iCs w:val="0"/>
+          <w:smallCaps w:val="0"/>
+          <w:strike w:val="0"/>
+          <w:color w:val="000000"/>
+          <w:sz w:val="22"/>
+          <w:szCs w:val="22"/>
+          <w:u w:val="none"/>
+          <w:shd w:fill="auto" w:val="clear"/>
+          <w:vertAlign w:val="baseline"/>
+          <w:rtl w:val="0"/>
+        </w:rPr>
+        <w:t xml:space="preserve">Disponibilidad limitada de información por parte de la empresa para levantar requerimientos y validar la propuesta.</w:t>
+      </w:r>
+      <w:r>
+        <w:rPr>
+          <w:rtl w:val="0"/>
+        </w:rPr>
+      </w:r>
+    </w:p>
+    <w:p>
+      <w:pPr>
+        <w:keepNext w:val="0"/>
+        <w:keepLines w:val="0"/>
+        <w:pageBreakBefore w:val="0"/>
+        <w:widowControl w:val="1"/>
+        <w:numPr>
+          <w:ilvl w:val="0"/>
+          <w:numId w:val="2"/>
+        </w:numPr>
+        <w:pBdr>
+          <w:top w:space="0" w:sz="0" w:val="nil"/>
+          <w:left w:space="0" w:sz="0" w:val="nil"/>
+          <w:bottom w:space="0" w:sz="0" w:val="nil"/>
+          <w:right w:space="0" w:sz="0" w:val="nil"/>
+          <w:between w:space="0" w:sz="0" w:val="nil"/>
+        </w:pBdr>
+        <w:shd w:fill="auto" w:val="clear"/>
+        <w:spacing w:after="80" w:before="0" w:line="360" w:lineRule="auto"/>
+        <w:ind w:left="576" w:right="0" w:hanging="288"/>
+        <w:jc w:val="both"/>
+        <w:rPr/>
+      </w:pPr>
+      <w:r>
+        <w:rPr>
+          <w:rFonts w:ascii="Calibri" w:cs="Calibri" w:eastAsia="Calibri" w:hAnsi="Calibri"/>
+          <w:b w:val="0"/>
+          <w:bCs w:val="0"/>
+          <w:i w:val="0"/>
+          <w:iCs w:val="0"/>
+          <w:smallCaps w:val="0"/>
+          <w:strike w:val="0"/>
+          <w:color w:val="000000"/>
+          <w:sz w:val="22"/>
+          <w:szCs w:val="22"/>
+          <w:u w:val="none"/>
+          <w:shd w:fill="auto" w:val="clear"/>
+          <w:vertAlign w:val="baseline"/>
+          <w:rtl w:val="0"/>
+        </w:rPr>
+        <w:t xml:space="preserve">Complejidad técnica en la integración entre frontend, backend y base de datos.</w:t>
+      </w:r>
+      <w:r>
+        <w:rPr>
+          <w:rtl w:val="0"/>
+        </w:rPr>
+      </w:r>
+    </w:p>
+    <w:p>
+      <w:pPr>
+        <w:keepNext w:val="0"/>
+        <w:keepLines w:val="0"/>
+        <w:pageBreakBefore w:val="0"/>
+        <w:widowControl w:val="1"/>
+        <w:numPr>
+          <w:ilvl w:val="0"/>
+          <w:numId w:val="2"/>
+        </w:numPr>
+        <w:pBdr>
+          <w:top w:space="0" w:sz="0" w:val="nil"/>
+          <w:left w:space="0" w:sz="0" w:val="nil"/>
+          <w:bottom w:space="0" w:sz="0" w:val="nil"/>
+          <w:right w:space="0" w:sz="0" w:val="nil"/>
+          <w:between w:space="0" w:sz="0" w:val="nil"/>
+        </w:pBdr>
+        <w:shd w:fill="auto" w:val="clear"/>
+        <w:spacing w:after="80" w:before="0" w:line="360" w:lineRule="auto"/>
+        <w:ind w:left="576" w:right="0" w:hanging="288"/>
+        <w:jc w:val="both"/>
+        <w:rPr/>
+      </w:pPr>
+      <w:r>
+        <w:rPr>
+          <w:rFonts w:ascii="Calibri" w:cs="Calibri" w:eastAsia="Calibri" w:hAnsi="Calibri"/>
+          <w:b w:val="0"/>
+          <w:bCs w:val="0"/>
+          <w:i w:val="0"/>
+          <w:iCs w:val="0"/>
+          <w:smallCaps w:val="0"/>
+          <w:strike w:val="0"/>
+          <w:color w:val="000000"/>
+          <w:sz w:val="22"/>
+          <w:szCs w:val="22"/>
+          <w:u w:val="none"/>
+          <w:shd w:fill="auto" w:val="clear"/>
+          <w:vertAlign w:val="baseline"/>
+          <w:rtl w:val="0"/>
+        </w:rPr>
+        <w:t xml:space="preserve">Modificación de requerimientos durante el desarrollo, una vez que la empresa visualice las primeras versiones.</w:t>
+      </w:r>
+      <w:r>
+        <w:rPr>
+          <w:rtl w:val="0"/>
+        </w:rPr>
+      </w:r>
+    </w:p>
+    <w:p>
+      <w:pPr>
+        <w:keepNext w:val="0"/>
+        <w:keepLines w:val="0"/>
+        <w:pageBreakBefore w:val="0"/>
+        <w:widowControl w:val="1"/>
+        <w:numPr>
+          <w:ilvl w:val="0"/>
+          <w:numId w:val="2"/>
+        </w:numPr>
+        <w:pBdr>
+          <w:top w:space="0" w:sz="0" w:val="nil"/>
+          <w:left w:space="0" w:sz="0" w:val="nil"/>
+          <w:bottom w:space="0" w:sz="0" w:val="nil"/>
+          <w:right w:space="0" w:sz="0" w:val="nil"/>
+          <w:between w:space="0" w:sz="0" w:val="nil"/>
+        </w:pBdr>
+        <w:shd w:fill="auto" w:val="clear"/>
+        <w:spacing w:after="80" w:before="0" w:line="360" w:lineRule="auto"/>
+        <w:ind w:left="576" w:right="0" w:hanging="288"/>
+        <w:jc w:val="both"/>
+        <w:rPr/>
+      </w:pPr>
+      <w:r>
+        <w:rPr>
+          <w:rFonts w:ascii="Calibri" w:cs="Calibri" w:eastAsia="Calibri" w:hAnsi="Calibri"/>
+          <w:b w:val="0"/>
+          <w:bCs w:val="0"/>
+          <w:i w:val="0"/>
+          <w:iCs w:val="0"/>
+          <w:smallCaps w:val="0"/>
+          <w:strike w:val="0"/>
+          <w:color w:val="000000"/>
+          <w:sz w:val="22"/>
+          <w:szCs w:val="22"/>
+          <w:u w:val="none"/>
+          <w:shd w:fill="auto" w:val="clear"/>
+          <w:vertAlign w:val="baseline"/>
+          <w:rtl w:val="0"/>
+        </w:rPr>
+        <w:t xml:space="preserve">Dificultades de coordinación entre ambos integrantes, considerando horarios y cargas académicas distintas.</w:t>
+      </w:r>
+    </w:p>
+    <w:p>
+      <w:pPr>
+        <w:numPr>
+          <w:ilvl w:val="0"/>
+          <w:numId w:val="2"/>
+        </w:numPr>
+        <w:spacing w:after="240" w:before="240" w:line="360" w:lineRule="auto"/>
+        <w:ind w:left="576" w:hanging="288"/>
+        <w:jc w:val="both"/>
+      </w:pPr>
+      <w:r>
+        <w:rPr>
+          <w:rtl w:val="0"/>
+        </w:rPr>
+        <w:t xml:space="preserve">Curva de aprendizaje asociada al desarrollo móvil y a la construcción de dashboards, tecnologías con las que el equipo tiene menor experiencia previa.</w:t>
+      </w:r>
+    </w:p>
+    <w:p>
+      <w:pPr>
+        <w:numPr>
+          <w:ilvl w:val="0"/>
+          <w:numId w:val="2"/>
+        </w:numPr>
+        <w:spacing w:after="240" w:before="240" w:line="360" w:lineRule="auto"/>
+        <w:ind w:left="576" w:hanging="288"/>
+        <w:jc w:val="both"/>
+      </w:pPr>
+      <w:r>
+        <w:rPr>
+          <w:rtl w:val="0"/>
+        </w:rPr>
+        <w:t xml:space="preserve">Dependencia entre componentes: los retrasos en la API REST impactan directamente el avance de la plataforma web y de la aplicación móvil.</w:t>
+      </w:r>
+    </w:p>
+    <w:p>
+      <w:pPr>
+        <w:keepNext w:val="0"/>
+        <w:keepLines w:val="0"/>
+        <w:pageBreakBefore w:val="0"/>
+        <w:widowControl w:val="1"/>
+        <w:numPr>
+          <w:ilvl w:val="0"/>
+          <w:numId w:val="2"/>
+        </w:numPr>
+        <w:pBdr>
+          <w:top w:space="0" w:sz="0" w:val="nil"/>
+          <w:left w:space="0" w:sz="0" w:val="nil"/>
+          <w:bottom w:space="0" w:sz="0" w:val="nil"/>
+          <w:right w:space="0" w:sz="0" w:val="nil"/>
+          <w:between w:space="0" w:sz="0" w:val="nil"/>
+        </w:pBdr>
+        <w:shd w:fill="auto" w:val="clear"/>
+        <w:spacing w:after="80" w:before="0" w:line="360" w:lineRule="auto"/>
+        <w:ind w:left="576" w:right="0" w:hanging="288"/>
+        <w:jc w:val="both"/>
+        <w:rPr/>
+      </w:pPr>
+      <w:r>
+        <w:rPr>
+          <w:rFonts w:ascii="Calibri" w:cs="Calibri" w:eastAsia="Calibri" w:hAnsi="Calibri"/>
+          <w:b w:val="0"/>
+          <w:bCs w:val="0"/>
+          <w:i w:val="0"/>
+          <w:iCs w:val="0"/>
+          <w:smallCaps w:val="0"/>
+          <w:strike w:val="0"/>
+          <w:color w:val="000000"/>
+          <w:sz w:val="22"/>
+          <w:szCs w:val="22"/>
+          <w:u w:val="none"/>
+          <w:shd w:fill="auto" w:val="clear"/>
+          <w:vertAlign w:val="baseline"/>
+          <w:rtl w:val="0"/>
+        </w:rPr>
+        <w:t xml:space="preserve">Conflictos en el código al trabajar de forma paralela sobre los mismos archivos.</w:t>
+      </w:r>
+      <w:r>
+        <w:rPr>
+          <w:rtl w:val="0"/>
+        </w:rPr>
+      </w:r>
+    </w:p>
+    <w:p>
+      <w:pPr>
+        <w:keepNext w:val="0"/>
+        <w:keepLines w:val="0"/>
+        <w:pageBreakBefore w:val="0"/>
+        <w:widowControl w:val="1"/>
+        <w:pBdr>
+          <w:top w:space="0" w:sz="0" w:val="nil"/>
+          <w:left w:space="0" w:sz="0" w:val="nil"/>
+          <w:bottom w:space="0" w:sz="0" w:val="nil"/>
+          <w:right w:space="0" w:sz="0" w:val="nil"/>
+          <w:between w:space="0" w:sz="0" w:val="nil"/>
+        </w:pBdr>
+        <w:shd w:fill="auto" w:val="clear"/>
+        <w:spacing w:after="80" w:before="0" w:line="360" w:lineRule="auto"/>
+        <w:ind w:right="0"/>
+        <w:jc w:val="both"/>
+        <w:rPr/>
+      </w:pPr>
+      <w:r>
+        <w:rPr>
+          <w:rtl w:val="0"/>
+        </w:rPr>
+      </w:r>
+    </w:p>
+    <w:p>
+      <w:pPr>
+        <w:keepNext w:val="0"/>
+        <w:keepLines w:val="0"/>
+        <w:pageBreakBefore w:val="0"/>
+        <w:widowControl w:val="1"/>
+        <w:pBdr>
+          <w:top w:space="0" w:sz="0" w:val="nil"/>
+          <w:left w:space="0" w:sz="0" w:val="nil"/>
+          <w:bottom w:space="0" w:sz="0" w:val="nil"/>
+          <w:right w:space="0" w:sz="0" w:val="nil"/>
+          <w:between w:space="0" w:sz="0" w:val="nil"/>
+        </w:pBdr>
+        <w:shd w:fill="auto" w:val="clear"/>
+        <w:spacing w:after="80" w:before="0" w:line="360" w:lineRule="auto"/>
+        <w:ind w:right="0"/>
+        <w:jc w:val="both"/>
+        <w:rPr/>
+      </w:pPr>
+      <w:r>
+        <w:rPr>
+          <w:rtl w:val="0"/>
+        </w:rPr>
+      </w:r>
+    </w:p>
+    <w:p>
+      <w:pPr>
+        <w:keepNext w:val="0"/>
+        <w:keepLines w:val="0"/>
+        <w:pageBreakBefore w:val="0"/>
+        <w:widowControl w:val="1"/>
+        <w:pBdr>
+          <w:top w:space="0" w:sz="0" w:val="nil"/>
+          <w:left w:space="0" w:sz="0" w:val="nil"/>
+          <w:bottom w:space="0" w:sz="0" w:val="nil"/>
+          <w:right w:space="0" w:sz="0" w:val="nil"/>
+          <w:between w:space="0" w:sz="0" w:val="nil"/>
+        </w:pBdr>
+        <w:shd w:fill="auto" w:val="clear"/>
+        <w:spacing w:after="80" w:before="0" w:line="360" w:lineRule="auto"/>
+        <w:ind w:right="0"/>
+        <w:jc w:val="both"/>
+        <w:rPr/>
+      </w:pPr>
+      <w:r>
+        <w:rPr>
+          <w:rtl w:val="0"/>
+        </w:rPr>
+      </w:r>
+    </w:p>
+    <w:p>
+      <w:pPr>
+        <w:keepNext w:val="0"/>
+        <w:keepLines w:val="0"/>
+        <w:pageBreakBefore w:val="0"/>
+        <w:widowControl w:val="1"/>
+        <w:pBdr>
+          <w:top w:space="0" w:sz="0" w:val="nil"/>
+          <w:left w:space="0" w:sz="0" w:val="nil"/>
+          <w:bottom w:space="0" w:sz="0" w:val="nil"/>
+          <w:right w:space="0" w:sz="0" w:val="nil"/>
+          <w:between w:space="0" w:sz="0" w:val="nil"/>
+        </w:pBdr>
+        <w:shd w:fill="auto" w:val="clear"/>
+        <w:spacing w:after="80" w:before="0" w:line="360" w:lineRule="auto"/>
+        <w:ind w:right="0"/>
+        <w:jc w:val="both"/>
+        <w:rPr/>
+      </w:pPr>
+      <w:r>
+        <w:rPr>
+          <w:rtl w:val="0"/>
+        </w:rPr>
+      </w:r>
+    </w:p>
+    <w:p>
+      <w:pPr>
+        <w:keepNext w:val="0"/>
+        <w:keepLines w:val="0"/>
+        <w:pageBreakBefore w:val="0"/>
+        <w:widowControl w:val="1"/>
+        <w:pBdr>
+          <w:top w:space="0" w:sz="0" w:val="nil"/>
+          <w:left w:space="0" w:sz="0" w:val="nil"/>
+          <w:bottom w:space="0" w:sz="0" w:val="nil"/>
+          <w:right w:space="0" w:sz="0" w:val="nil"/>
+          <w:between w:space="0" w:sz="0" w:val="nil"/>
+        </w:pBdr>
+        <w:shd w:fill="auto" w:val="clear"/>
+        <w:spacing w:after="80" w:before="0" w:line="360" w:lineRule="auto"/>
+        <w:ind w:right="0"/>
+        <w:jc w:val="both"/>
+        <w:rPr/>
+      </w:pPr>
+      <w:r>
+        <w:rPr>
+          <w:rtl w:val="0"/>
+        </w:rPr>
+      </w:r>
+    </w:p>
+    <w:p>
+      <w:pPr>
+        <w:pStyle w:val="Heading2"/>
+        <w:spacing w:after="140" w:before="240" w:line="360" w:lineRule="auto"/>
+        <w:rPr/>
+      </w:pPr>
+      <w:r>
+        <w:rPr>
+          <w:b w:val="1"/>
+          <w:bCs w:val="1"/>
+          <w:color w:val="2e5496"/>
+          <w:sz w:val="24"/>
+          <w:szCs w:val="24"/>
+          <w:rtl w:val="0"/>
+        </w:rPr>
+        <w:t xml:space="preserve">8.4 Medidas para abordar las dificultades</w:t>
+      </w:r>
+      <w:r>
+        <w:rPr>
+          <w:rtl w:val="0"/>
+        </w:rPr>
+      </w:r>
+    </w:p>
+    <w:p>
+      <w:pPr>
+        <w:spacing w:after="160" w:line="360" w:lineRule="auto"/>
+        <w:jc w:val="both"/>
+        <w:rPr/>
+      </w:pPr>
+      <w:r>
+        <w:rPr>
+          <w:rtl w:val="0"/>
+        </w:rPr>
+        <w:t xml:space="preserve">Para cada dificultad identificada se define una forma de abordarla:</w:t>
+      </w:r>
+    </w:p>
+    <w:p>
+      <w:pPr>
+        <w:keepNext w:val="0"/>
+        <w:keepLines w:val="0"/>
+        <w:pageBreakBefore w:val="0"/>
+        <w:widowControl w:val="1"/>
+        <w:numPr>
+          <w:ilvl w:val="0"/>
+          <w:numId w:val="2"/>
         </w:numPr>
         <w:pBdr>
           <w:top w:space="0" w:sz="0" w:val="nil"/>
@@ -6151,7 +7449,7 @@
           <w:vertAlign w:val="baseline"/>
           <w:rtl w:val="0"/>
         </w:rPr>
-        <w:t xml:space="preserve">Construir la solución: </w:t>
+        <w:t xml:space="preserve">Información limitada: </w:t>
       </w:r>
       <w:r>
         <w:rPr>
@@ -6170,7 +7468,7 @@
           <w:vertAlign w:val="baseline"/>
           <w:rtl w:val="0"/>
         </w:rPr>
-        <w:t xml:space="preserve">desarrollo del frontend con HTML, CSS y JavaScript, y del backend con Python y Django, a partir de la maqueta y del diseño previamente definidos.</w:t>
+        <w:t xml:space="preserve">documentar supuestos explícitos cuando no sea posible obtener un dato de la empresa, de modo que el desarrollo no se detenga y los supuestos puedan validarse después.</w:t>
       </w:r>
       <w:r>
         <w:rPr>
@@ -6186,7 +7484,7 @@
         <w:widowControl w:val="1"/>
         <w:numPr>
           <w:ilvl w:val="0"/>
-          <w:numId w:val="1"/>
+          <w:numId w:val="2"/>
         </w:numPr>
         <w:pBdr>
           <w:top w:space="0" w:sz="0" w:val="nil"/>
@@ -6218,7 +7516,7 @@
           <w:vertAlign w:val="baseline"/>
           <w:rtl w:val="0"/>
         </w:rPr>
-        <w:t xml:space="preserve">Integrar los componentes: </w:t>
+        <w:t xml:space="preserve">Complejidad de integración: </w:t>
       </w:r>
       <w:r>
         <w:rPr>
@@ -6237,7 +7535,7 @@
           <w:vertAlign w:val="baseline"/>
           <w:rtl w:val="0"/>
         </w:rPr>
-        <w:t xml:space="preserve">conexión entre la interfaz, la lógica de negocio y la base de datos, verificando que el flujo de una solicitud de cotización funcione de extremo a extremo.</w:t>
+        <w:t xml:space="preserve">integrar de forma temprana y progresiva, probando el flujo completo con una funcionalidad simple antes de implementar las demás.</w:t>
       </w:r>
       <w:r>
         <w:rPr>
@@ -6253,7 +7551,7 @@
         <w:widowControl w:val="1"/>
         <w:numPr>
           <w:ilvl w:val="0"/>
-          <w:numId w:val="1"/>
+          <w:numId w:val="2"/>
         </w:numPr>
         <w:pBdr>
           <w:top w:space="0" w:sz="0" w:val="nil"/>
@@ -6285,7 +7583,7 @@
           <w:vertAlign w:val="baseline"/>
           <w:rtl w:val="0"/>
         </w:rPr>
-        <w:t xml:space="preserve">Implantar la solución: </w:t>
+        <w:t xml:space="preserve">Cambios de requerimientos: </w:t>
       </w:r>
       <w:r>
         <w:rPr>
@@ -6304,378 +7602,12 @@
           <w:vertAlign w:val="baseline"/>
           <w:rtl w:val="0"/>
         </w:rPr>
-        <w:t xml:space="preserve">puesta en funcionamiento del sistema en un entorno de despliegue y elaboración de la documentación técnica que permita su mantenimiento posterior.</w:t>
-      </w:r>
-      <w:r>
-        <w:rPr>
-          <w:rtl w:val="0"/>
-        </w:rPr>
-      </w:r>
-    </w:p>
-    <w:p>
-      <w:pPr>
-        <w:spacing w:after="200" w:line="360" w:lineRule="auto"/>
-        <w:jc w:val="both"/>
-        <w:rPr/>
-      </w:pPr>
-      <w:r>
-        <w:rPr>
-          <w:rtl w:val="0"/>
-        </w:rPr>
-        <w:t xml:space="preserve">El uso de Git y GitHub, junto con la definición de convenciones de código compartidas entre ambos integrantes, corresponde precisamente a las técnicas que permiten sistematizar el proceso de desarrollo y mantenimiento exigidas por esta competencia.</w:t>
-      </w:r>
-    </w:p>
-    <w:p>
-      <w:pPr>
-        <w:rPr/>
-      </w:pPr>
-      <w:r>
-        <w:br w:type="page"/>
-      </w:r>
-      <w:r>
-        <w:rPr>
-          <w:rtl w:val="0"/>
-        </w:rPr>
-      </w:r>
-    </w:p>
-    <w:p>
-      <w:pPr>
-        <w:pStyle w:val="Heading1"/>
-        <w:spacing w:after="200" w:before="320" w:line="360" w:lineRule="auto"/>
-        <w:rPr/>
-      </w:pPr>
-      <w:r>
-        <w:rPr>
-          <w:b w:val="1"/>
-          <w:bCs w:val="1"/>
-          <w:color w:val="1f3864"/>
-          <w:sz w:val="28"/>
-          <w:szCs w:val="28"/>
-          <w:rtl w:val="0"/>
-        </w:rPr>
-        <w:t xml:space="preserve">7. Relación con Intereses Profesionales</w:t>
-      </w:r>
-      <w:r>
-        <w:rPr>
-          <w:rtl w:val="0"/>
-        </w:rPr>
-      </w:r>
-    </w:p>
-    <w:p>
-      <w:pPr>
-        <w:spacing w:after="160" w:line="360" w:lineRule="auto"/>
-        <w:jc w:val="both"/>
-        <w:rPr/>
-      </w:pPr>
-      <w:r>
-        <w:rPr>
-          <w:rtl w:val="0"/>
-        </w:rPr>
-        <w:t xml:space="preserve">El proyecto se relaciona con nuestros intereses profesionales debido a que permite participar directamente en el desarrollo de una solución tecnológica desde su etapa de planificación y diseño hasta su implementación y validación.</w:t>
-      </w:r>
-    </w:p>
-    <w:p>
-      <w:pPr>
-        <w:pStyle w:val="Heading2"/>
-        <w:spacing w:after="140" w:before="240" w:line="360" w:lineRule="auto"/>
-        <w:rPr/>
-      </w:pPr>
-      <w:r>
-        <w:rPr>
-          <w:b w:val="1"/>
-          <w:bCs w:val="1"/>
-          <w:color w:val="2e5496"/>
-          <w:sz w:val="24"/>
-          <w:szCs w:val="24"/>
-          <w:rtl w:val="0"/>
-        </w:rPr>
-        <w:t xml:space="preserve">7.1 Intereses de Maximiliano Leiva</w:t>
-      </w:r>
-      <w:r>
-        <w:rPr>
-          <w:rtl w:val="0"/>
-        </w:rPr>
-      </w:r>
-    </w:p>
-    <w:p>
-      <w:pPr>
-        <w:spacing w:after="160" w:line="360" w:lineRule="auto"/>
-        <w:jc w:val="both"/>
-        <w:rPr/>
-      </w:pPr>
-      <w:r>
-        <w:rPr>
-          <w:rtl w:val="0"/>
-        </w:rPr>
-        <w:t xml:space="preserve">Mi principal interés dentro del área de Informática es el desarrollo de software y la creación de soluciones que resuelvan problemas concretos mediante el uso de tecnología. Este proyecto refleja ese interés porque no parte de un enunciado teórico, sino de un proceso de negocio que hoy funciona de manera manual y que puede mejorarse de forma verificable.</w:t>
-      </w:r>
-    </w:p>
-    <w:p>
-      <w:pPr>
-        <w:spacing w:after="160" w:line="360" w:lineRule="auto"/>
-        <w:jc w:val="both"/>
-        <w:rPr/>
-      </w:pPr>
-      <w:r>
-        <w:rPr>
-          <w:rtl w:val="0"/>
-        </w:rPr>
-        <w:t xml:space="preserve">Me interesa particularmente el trabajo con Python y Django, y comprender la interacción entre el frontend, el backend y la base de datos. El proyecto me permite trabajar con las tres capas en lugar de concentrarme solo en una, lo que se conecta con mi objetivo profesional de desempeñarme como desarrollador con una visión completa del sistema y no únicamente de una parte de él.</w:t>
-      </w:r>
-    </w:p>
-    <w:p>
-      <w:pPr>
-        <w:pStyle w:val="Heading2"/>
-        <w:spacing w:after="140" w:before="240" w:line="360" w:lineRule="auto"/>
-        <w:rPr/>
-      </w:pPr>
-      <w:r>
-        <w:rPr>
-          <w:b w:val="1"/>
-          <w:bCs w:val="1"/>
-          <w:color w:val="2e5496"/>
-          <w:sz w:val="24"/>
-          <w:szCs w:val="24"/>
-          <w:rtl w:val="0"/>
-        </w:rPr>
-        <w:t xml:space="preserve">7.2 Intereses de Martín Carriel</w:t>
-      </w:r>
-      <w:r>
-        <w:rPr>
-          <w:rtl w:val="0"/>
-        </w:rPr>
-      </w:r>
-    </w:p>
-    <w:p>
-      <w:pPr>
-        <w:spacing w:after="160" w:line="360" w:lineRule="auto"/>
-        <w:jc w:val="both"/>
-        <w:rPr/>
-      </w:pPr>
-      <w:r>
-        <w:rPr>
-          <w:rtl w:val="0"/>
-        </w:rPr>
-        <w:t xml:space="preserve">Mi interés profesional se orienta al desarrollo web y al análisis de los requerimientos que dan origen a un sistema. Me interesa entender cómo se traduce una necesidad expresada por un cliente en funcionalidades concretas, y este proyecto exige exactamente ese trabajo, ya que la empresa no cuenta con requerimientos documentados y debemos construirlos a partir de su forma actual de operar.</w:t>
-      </w:r>
-    </w:p>
-    <w:p>
-      <w:pPr>
-        <w:spacing w:after="160" w:line="360" w:lineRule="auto"/>
-        <w:jc w:val="both"/>
-        <w:rPr/>
-      </w:pPr>
-      <w:r>
-        <w:rPr>
-          <w:rtl w:val="0"/>
-        </w:rPr>
-        <w:t xml:space="preserve">También me interesa el trabajo con bases de datos y la organización de la información, área que en este proyecto tiene un peso importante debido a la cantidad de datos que deben relacionarse entre productos, perfiles, medidas y cotizaciones. Participar en el modelamiento y en la implementación de la base de datos se alinea directamente con la orientación que quiero dar a mi desarrollo profesional.</w:t>
-      </w:r>
-    </w:p>
-    <w:p>
-      <w:pPr>
-        <w:pStyle w:val="Heading2"/>
-        <w:spacing w:after="140" w:before="240" w:line="360" w:lineRule="auto"/>
-        <w:rPr/>
-      </w:pPr>
-      <w:r>
-        <w:rPr>
-          <w:b w:val="1"/>
-          <w:bCs w:val="1"/>
-          <w:color w:val="2e5496"/>
-          <w:sz w:val="24"/>
-          <w:szCs w:val="24"/>
-          <w:rtl w:val="0"/>
-        </w:rPr>
-        <w:t xml:space="preserve">7.3 Intereses compartidos por el equipo</w:t>
-      </w:r>
-      <w:r>
-        <w:rPr>
-          <w:rtl w:val="0"/>
-        </w:rPr>
-      </w:r>
-    </w:p>
-    <w:p>
-      <w:pPr>
-        <w:spacing w:after="160" w:line="360" w:lineRule="auto"/>
-        <w:jc w:val="both"/>
-        <w:rPr/>
-      </w:pPr>
-      <w:r>
-        <w:rPr>
-          <w:rtl w:val="0"/>
-        </w:rPr>
-        <w:t xml:space="preserve">Ambos integrantes coincidimos en el interés por el desarrollo web completo y por el trabajo con tecnologías ampliamente utilizadas en la industria, como HTML, CSS, JavaScript, Python, Django, Git y GitHub. Esta coincidencia fue la razón por la que decidimos repartir las responsabilidades de manera pareja en lugar de dividir el proyecto en áreas separadas: nos interesa que ambos participen en el análisis, el diseño, el desarrollo, las pruebas y la documentación, de modo que la experiencia adquirida sea equivalente para los dos y refleje el tipo de trabajo colaborativo que se realiza en un equipo de desarrollo profesional.</w:t>
-      </w:r>
-    </w:p>
-    <w:p>
-      <w:pPr>
-        <w:rPr/>
-      </w:pPr>
-      <w:r>
-        <w:br w:type="page"/>
-      </w:r>
-      <w:r>
-        <w:rPr>
-          <w:rtl w:val="0"/>
-        </w:rPr>
-      </w:r>
-    </w:p>
-    <w:p>
-      <w:pPr>
-        <w:pStyle w:val="Heading1"/>
-        <w:spacing w:after="200" w:before="320" w:line="360" w:lineRule="auto"/>
-        <w:rPr/>
-      </w:pPr>
-      <w:r>
-        <w:rPr>
-          <w:b w:val="1"/>
-          <w:bCs w:val="1"/>
-          <w:color w:val="1f3864"/>
-          <w:sz w:val="28"/>
-          <w:szCs w:val="28"/>
-          <w:rtl w:val="0"/>
-        </w:rPr>
-        <w:t xml:space="preserve">8. Factibilidad del Proyecto</w:t>
-      </w:r>
-      <w:r>
-        <w:rPr>
-          <w:rtl w:val="0"/>
-        </w:rPr>
-      </w:r>
-    </w:p>
-    <w:p>
-      <w:pPr>
-        <w:spacing w:after="160" w:line="360" w:lineRule="auto"/>
-        <w:jc w:val="both"/>
-        <w:rPr/>
-      </w:pPr>
-      <w:r>
-        <w:rPr>
-          <w:rtl w:val="0"/>
-        </w:rPr>
-        <w:t xml:space="preserve">El proyecto es factible de realizar dentro del marco de la asignatura, ya que su desarrollo puede dividirse en etapas y actividades ejecutables de manera progresiva durante el periodo académico.</w:t>
-      </w:r>
-    </w:p>
-    <w:p>
-      <w:pPr>
-        <w:pStyle w:val="Heading2"/>
-        <w:spacing w:after="140" w:before="240" w:line="360" w:lineRule="auto"/>
-        <w:rPr/>
-      </w:pPr>
-      <w:r>
-        <w:rPr>
-          <w:b w:val="1"/>
-          <w:bCs w:val="1"/>
-          <w:color w:val="2e5496"/>
-          <w:sz w:val="24"/>
-          <w:szCs w:val="24"/>
-          <w:rtl w:val="0"/>
-        </w:rPr>
-        <w:t xml:space="preserve">8.1 Factibilidad de tiempo</w:t>
-      </w:r>
-      <w:r>
-        <w:rPr>
-          <w:rtl w:val="0"/>
-        </w:rPr>
-      </w:r>
-    </w:p>
-    <w:p>
-      <w:pPr>
-        <w:spacing w:after="160" w:line="360" w:lineRule="auto"/>
-        <w:jc w:val="both"/>
-        <w:rPr/>
-      </w:pPr>
-      <w:r>
-        <w:rPr>
-          <w:rtl w:val="0"/>
-        </w:rPr>
-        <w:t xml:space="preserve">La asignatura contempla un semestre de trabajo, plazo suficiente para las etapas definidas en el plan de trabajo. El proyecto no requiere implementar todas sus funcionalidades de manera simultánea: es posible avanzar desde el diseño de la interfaz hacia el desarrollo frontend, incorporar posteriormente el backend, diseñar e implementar la base de datos, integrar los componentes y finalmente realizar las pruebas correspondientes. Adicionalmente, el hecho de contar con dos integrantes permite ejecutar actividades en paralelo, reduciendo el tiempo total requerido respecto de un desarrollo individual.</w:t>
-      </w:r>
-    </w:p>
-    <w:p>
-      <w:pPr>
-        <w:pStyle w:val="Heading2"/>
-        <w:spacing w:after="140" w:before="240" w:line="360" w:lineRule="auto"/>
-        <w:rPr/>
-      </w:pPr>
-      <w:r>
-        <w:rPr>
-          <w:b w:val="1"/>
-          <w:bCs w:val="1"/>
-          <w:color w:val="2e5496"/>
-          <w:sz w:val="24"/>
-          <w:szCs w:val="24"/>
-          <w:rtl w:val="0"/>
-        </w:rPr>
-        <w:t xml:space="preserve">8.2 Factibilidad de recursos y materiales</w:t>
-      </w:r>
-      <w:r>
-        <w:rPr>
-          <w:rtl w:val="0"/>
-        </w:rPr>
-      </w:r>
-    </w:p>
-    <w:p>
-      <w:pPr>
-        <w:spacing w:after="160" w:line="360" w:lineRule="auto"/>
-        <w:jc w:val="both"/>
-        <w:rPr/>
-      </w:pPr>
-      <w:r>
-        <w:rPr>
-          <w:rtl w:val="0"/>
-        </w:rPr>
-        <w:t xml:space="preserve">Los recursos tecnológicos necesarios corresponden a herramientas de acceso libre o disponibles para los estudiantes: editores de código, HTML, CSS, JavaScript, Python, Django, un motor de base de datos, Git y GitHub. No se requiere adquirir licencias, hardware especializado ni servicios de pago para el desarrollo. Ambos integrantes cuentan con equipos propios para trabajar.</w:t>
-      </w:r>
-    </w:p>
-    <w:p>
-      <w:pPr>
-        <w:spacing w:after="160" w:line="360" w:lineRule="auto"/>
-        <w:jc w:val="both"/>
-        <w:rPr/>
-      </w:pPr>
-      <w:r>
-        <w:rPr>
-          <w:rtl w:val="0"/>
-        </w:rPr>
-        <w:t xml:space="preserve">Adicionalmente, se dispone de una maqueta inicial en HTML, lo que permite comenzar el proyecto desde una base previamente estructurada y reduce el tiempo necesario para definir la interfaz antes de la implementación.</w:t>
-      </w:r>
-    </w:p>
-    <w:p>
-      <w:pPr>
-        <w:pStyle w:val="Heading2"/>
-        <w:spacing w:after="140" w:before="240" w:line="360" w:lineRule="auto"/>
-        <w:rPr/>
-      </w:pPr>
-      <w:r>
-        <w:rPr>
-          <w:b w:val="1"/>
-          <w:bCs w:val="1"/>
-          <w:color w:val="2e5496"/>
-          <w:sz w:val="24"/>
-          <w:szCs w:val="24"/>
-          <w:rtl w:val="0"/>
-        </w:rPr>
-        <w:t xml:space="preserve">8.3 Factores externos y dificultades previstas</w:t>
-      </w:r>
-      <w:r>
-        <w:rPr>
-          <w:rtl w:val="0"/>
-        </w:rPr>
-      </w:r>
-    </w:p>
-    <w:p>
-      <w:pPr>
-        <w:spacing w:after="160" w:line="360" w:lineRule="auto"/>
-        <w:jc w:val="both"/>
-        <w:rPr/>
-      </w:pPr>
-      <w:r>
-        <w:rPr>
-          <w:rtl w:val="0"/>
-        </w:rPr>
-        <w:t xml:space="preserve">Se identifican los siguientes factores que podrían dificultar el desarrollo del proyecto:</w:t>
+        <w:t xml:space="preserve">trabajar con una metodología iterativa e incremental y mantener un alcance priorizado, distinguiendo funcionalidades esenciales de funcionalidades deseables.</w:t>
+      </w:r>
+      <w:r>
+        <w:rPr>
+          <w:rtl w:val="0"/>
+        </w:rPr>
       </w:r>
     </w:p>
     <w:p>
@@ -6686,7 +7618,7 @@
         <w:widowControl w:val="1"/>
         <w:numPr>
           <w:ilvl w:val="0"/>
-          <w:numId w:val="1"/>
+          <w:numId w:val="2"/>
         </w:numPr>
         <w:pBdr>
           <w:top w:space="0" w:sz="0" w:val="nil"/>
@@ -6701,6 +7633,25 @@
         <w:jc w:val="both"/>
         <w:rPr/>
       </w:pPr>
+      <w:r>
+        <w:rPr>
+          <w:rFonts w:ascii="Calibri" w:cs="Calibri" w:eastAsia="Calibri" w:hAnsi="Calibri"/>
+          <w:b w:val="1"/>
+          <w:bCs w:val="1"/>
+          <w:i w:val="0"/>
+          <w:iCs w:val="0"/>
+          <w:smallCaps w:val="0"/>
+          <w:strike w:val="0"/>
+          <w:color w:val="000000"/>
+          <w:sz w:val="22"/>
+          <w:szCs w:val="22"/>
+          <w:u w:val="none"/>
+          <w:shd w:fill="auto" w:val="clear"/>
+          <w:vertAlign w:val="baseline"/>
+          <w:rtl w:val="0"/>
+        </w:rPr>
+        <w:t xml:space="preserve">Coordinación del equipo: </w:t>
+      </w:r>
       <w:r>
         <w:rPr>
           <w:rFonts w:ascii="Calibri" w:cs="Calibri" w:eastAsia="Calibri" w:hAnsi="Calibri"/>
@@ -6718,12 +7669,57 @@
           <w:vertAlign w:val="baseline"/>
           <w:rtl w:val="0"/>
         </w:rPr>
-        <w:t xml:space="preserve">Disponibilidad limitada de información por parte de la empresa para levantar requerimientos y validar la propuesta.</w:t>
-      </w:r>
-      <w:r>
-        <w:rPr>
-          <w:rtl w:val="0"/>
-        </w:rPr>
+        <w:t xml:space="preserve">establecer reuniones periódicas de avance y registrar en cada una los acuerdos y las tareas asignadas a cada integrante.</w:t>
+      </w:r>
+    </w:p>
+    <w:p>
+      <w:pPr>
+        <w:numPr>
+          <w:ilvl w:val="0"/>
+          <w:numId w:val="2"/>
+        </w:numPr>
+        <w:spacing w:after="240" w:before="240" w:line="360" w:lineRule="auto"/>
+        <w:ind w:left="576" w:hanging="288"/>
+        <w:jc w:val="both"/>
+      </w:pPr>
+      <w:r>
+        <w:rPr>
+          <w:b w:val="1"/>
+          <w:bCs w:val="1"/>
+          <w:rtl w:val="0"/>
+        </w:rPr>
+        <w:t xml:space="preserve">Curva de aprendizaje:</w:t>
+      </w:r>
+      <w:r>
+        <w:rPr>
+          <w:rtl w:val="0"/>
+        </w:rPr>
+        <w:t xml:space="preserve"> destinar las primeras semanas a una prueba de concepto reducida de la aplicación móvil consumiendo un servicio simple de la API, antes de comprometer funcionalidades completas.</w:t>
+      </w:r>
+    </w:p>
+    <w:p>
+      <w:pPr>
+        <w:numPr>
+          <w:ilvl w:val="0"/>
+          <w:numId w:val="2"/>
+        </w:numPr>
+        <w:spacing w:after="240" w:before="240" w:line="360" w:lineRule="auto"/>
+        <w:ind w:left="576" w:hanging="288"/>
+        <w:jc w:val="both"/>
+      </w:pPr>
+      <w:r>
+        <w:rPr>
+          <w:b w:val="1"/>
+          <w:bCs w:val="1"/>
+          <w:rtl w:val="0"/>
+        </w:rPr>
+        <w:t xml:space="preserve">Dependencia entre componentes:</w:t>
+      </w:r>
+      <w:r>
+        <w:rPr>
+          <w:rtl w:val="0"/>
+        </w:rPr>
+        <w:t xml:space="preserve"> desarrollar y versionar la API REST como primer entregable técnico, permitiendo que los clientes web y móvil avancen en paralelo sobre contratos de servicio ya definidos.</w:t>
       </w:r>
     </w:p>
     <w:p>
@@ -6734,7 +7730,7 @@
         <w:widowControl w:val="1"/>
         <w:numPr>
           <w:ilvl w:val="0"/>
-          <w:numId w:val="1"/>
+          <w:numId w:val="2"/>
         </w:numPr>
         <w:pBdr>
           <w:top w:space="0" w:sz="0" w:val="nil"/>
@@ -6749,6 +7745,25 @@
         <w:jc w:val="both"/>
         <w:rPr/>
       </w:pPr>
+      <w:r>
+        <w:rPr>
+          <w:rFonts w:ascii="Calibri" w:cs="Calibri" w:eastAsia="Calibri" w:hAnsi="Calibri"/>
+          <w:b w:val="1"/>
+          <w:bCs w:val="1"/>
+          <w:i w:val="0"/>
+          <w:iCs w:val="0"/>
+          <w:smallCaps w:val="0"/>
+          <w:strike w:val="0"/>
+          <w:color w:val="000000"/>
+          <w:sz w:val="22"/>
+          <w:szCs w:val="22"/>
+          <w:u w:val="none"/>
+          <w:shd w:fill="auto" w:val="clear"/>
+          <w:vertAlign w:val="baseline"/>
+          <w:rtl w:val="0"/>
+        </w:rPr>
+        <w:t xml:space="preserve">Conflictos de código: </w:t>
+      </w:r>
       <w:r>
         <w:rPr>
           <w:rFonts w:ascii="Calibri" w:cs="Calibri" w:eastAsia="Calibri" w:hAnsi="Calibri"/>
@@ -6766,7 +7781,115 @@
           <w:vertAlign w:val="baseline"/>
           <w:rtl w:val="0"/>
         </w:rPr>
-        <w:t xml:space="preserve">Complejidad técnica en la integración entre frontend, backend y base de datos.</w:t>
+        <w:t xml:space="preserve">utilizar ramas independientes en Git, realizar integraciones frecuentes y revisar mutuamente los cambios antes de incorporarlos a la rama principal.</w:t>
+      </w:r>
+      <w:r>
+        <w:rPr>
+          <w:rtl w:val="0"/>
+        </w:rPr>
+      </w:r>
+    </w:p>
+    <w:p>
+      <w:pPr>
+        <w:spacing w:after="200" w:line="360" w:lineRule="auto"/>
+        <w:jc w:val="both"/>
+        <w:rPr/>
+      </w:pPr>
+      <w:r>
+        <w:rPr>
+          <w:rtl w:val="0"/>
+        </w:rPr>
+        <w:t xml:space="preserve">La planificación por etapas permitirá mantener el alcance del proyecto controlado y concentrar los esfuerzos en las funcionalidades que aporten mayor valor a la solución.</w:t>
+      </w:r>
+    </w:p>
+    <w:p>
+      <w:pPr>
+        <w:rPr/>
+      </w:pPr>
+      <w:r>
+        <w:br w:type="page"/>
+      </w:r>
+      <w:r>
+        <w:rPr>
+          <w:rtl w:val="0"/>
+        </w:rPr>
+      </w:r>
+    </w:p>
+    <w:p>
+      <w:pPr>
+        <w:pStyle w:val="Heading1"/>
+        <w:spacing w:after="200" w:before="320" w:line="360" w:lineRule="auto"/>
+        <w:rPr/>
+      </w:pPr>
+      <w:r>
+        <w:rPr>
+          <w:b w:val="1"/>
+          <w:bCs w:val="1"/>
+          <w:color w:val="1f3864"/>
+          <w:sz w:val="28"/>
+          <w:szCs w:val="28"/>
+          <w:rtl w:val="0"/>
+        </w:rPr>
+        <w:t xml:space="preserve">9. Objetivos</w:t>
+      </w:r>
+      <w:r>
+        <w:rPr>
+          <w:rtl w:val="0"/>
+        </w:rPr>
+      </w:r>
+    </w:p>
+    <w:p>
+      <w:pPr>
+        <w:pStyle w:val="Heading2"/>
+        <w:spacing w:after="140" w:before="240" w:line="360" w:lineRule="auto"/>
+        <w:rPr/>
+      </w:pPr>
+      <w:r>
+        <w:rPr>
+          <w:b w:val="1"/>
+          <w:bCs w:val="1"/>
+          <w:color w:val="2e5496"/>
+          <w:sz w:val="24"/>
+          <w:szCs w:val="24"/>
+          <w:rtl w:val="0"/>
+        </w:rPr>
+        <w:t xml:space="preserve">9.1 Objetivo general</w:t>
+      </w:r>
+      <w:r>
+        <w:rPr>
+          <w:rtl w:val="0"/>
+        </w:rPr>
+      </w:r>
+    </w:p>
+    <w:p>
+      <w:pPr>
+        <w:spacing w:after="160" w:line="360" w:lineRule="auto"/>
+        <w:jc w:val="both"/>
+        <w:rPr/>
+      </w:pPr>
+      <w:r>
+        <w:rPr>
+          <w:rtl w:val="0"/>
+        </w:rPr>
+        <w:t xml:space="preserve">Diseñar y desarrollar una solución tecnológica integral de cotización y gestión comercial para una empresa dedicada a la venta e instalación de ventanas y espejos, compuesta por una plataforma web responsive, una aplicación móvil para operarios en terreno y una API REST centralizada, que permita automatizar el cálculo de cotizaciones, trazar el ciclo comercial y apoyar la toma de decisiones mediante dashboards de gestión. </w:t>
+      </w:r>
+    </w:p>
+    <w:p>
+      <w:pPr>
+        <w:pStyle w:val="Heading2"/>
+        <w:spacing w:after="140" w:before="240" w:line="360" w:lineRule="auto"/>
+        <w:rPr/>
+      </w:pPr>
+      <w:r>
+        <w:rPr>
+          <w:b w:val="1"/>
+          <w:bCs w:val="1"/>
+          <w:color w:val="2e5496"/>
+          <w:sz w:val="24"/>
+          <w:szCs w:val="24"/>
+          <w:rtl w:val="0"/>
+        </w:rPr>
+        <w:t xml:space="preserve">9.2 Objetivos específicos</w:t>
       </w:r>
       <w:r>
         <w:rPr>
@@ -6782,7 +7905,7 @@
         <w:widowControl w:val="1"/>
         <w:numPr>
           <w:ilvl w:val="0"/>
-          <w:numId w:val="1"/>
+          <w:numId w:val="2"/>
         </w:numPr>
         <w:pBdr>
           <w:top w:space="0" w:sz="0" w:val="nil"/>
@@ -6814,7 +7937,7 @@
           <w:vertAlign w:val="baseline"/>
           <w:rtl w:val="0"/>
         </w:rPr>
-        <w:t xml:space="preserve">Modificación de requerimientos durante el desarrollo, una vez que la empresa visualice las primeras versiones.</w:t>
+        <w:t xml:space="preserve">Analizar el proceso actual de solicitud de cotizaciones y definir los requerimientos funcionales y no funcionales necesarios para la plataforma.</w:t>
       </w:r>
       <w:r>
         <w:rPr>
@@ -6830,7 +7953,7 @@
         <w:widowControl w:val="1"/>
         <w:numPr>
           <w:ilvl w:val="0"/>
-          <w:numId w:val="1"/>
+          <w:numId w:val="2"/>
         </w:numPr>
         <w:pBdr>
           <w:top w:space="0" w:sz="0" w:val="nil"/>
@@ -6862,7 +7985,7 @@
           <w:vertAlign w:val="baseline"/>
           <w:rtl w:val="0"/>
         </w:rPr>
-        <w:t xml:space="preserve">Dificultades de coordinación entre ambos integrantes, considerando horarios y cargas académicas distintas.</w:t>
+        <w:t xml:space="preserve">Diseñar la estructura y la interfaz de la plataforma web considerando las necesidades de los usuarios y los principales productos ofrecidos por la empresa.</w:t>
       </w:r>
       <w:r>
         <w:rPr>
@@ -6878,7 +8001,7 @@
         <w:widowControl w:val="1"/>
         <w:numPr>
           <w:ilvl w:val="0"/>
-          <w:numId w:val="1"/>
+          <w:numId w:val="2"/>
         </w:numPr>
         <w:pBdr>
           <w:top w:space="0" w:sz="0" w:val="nil"/>
@@ -6910,48 +8033,12 @@
           <w:vertAlign w:val="baseline"/>
           <w:rtl w:val="0"/>
         </w:rPr>
-        <w:t xml:space="preserve">Conflictos en el código al trabajar de forma paralela sobre los mismos archivos.</w:t>
-      </w:r>
-      <w:r>
-        <w:rPr>
-          <w:rtl w:val="0"/>
-        </w:rPr>
-      </w:r>
-    </w:p>
-    <w:p>
-      <w:pPr>
-        <w:pStyle w:val="Heading2"/>
-        <w:spacing w:after="140" w:before="240" w:line="360" w:lineRule="auto"/>
-        <w:rPr/>
-      </w:pPr>
-      <w:r>
-        <w:rPr>
-          <w:b w:val="1"/>
-          <w:bCs w:val="1"/>
-          <w:color w:val="2e5496"/>
-          <w:sz w:val="24"/>
-          <w:szCs w:val="24"/>
-          <w:rtl w:val="0"/>
-        </w:rPr>
-        <w:t xml:space="preserve">8.4 Medidas para abordar las dificultades</w:t>
-      </w:r>
-      <w:r>
-        <w:rPr>
-          <w:rtl w:val="0"/>
-        </w:rPr>
-      </w:r>
-    </w:p>
-    <w:p>
-      <w:pPr>
-        <w:spacing w:after="160" w:line="360" w:lineRule="auto"/>
-        <w:jc w:val="both"/>
-        <w:rPr/>
-      </w:pPr>
-      <w:r>
-        <w:rPr>
-          <w:rtl w:val="0"/>
-        </w:rPr>
-        <w:t xml:space="preserve">Para cada dificultad identificada se define una forma de abordarla:</w:t>
+        <w:t xml:space="preserve">Diseñar un modelo de datos que permita organizar y almacenar la información necesaria para gestionar usuarios, productos, perfiles, medidas y solicitudes de cotización.</w:t>
+      </w:r>
+      <w:r>
+        <w:rPr>
+          <w:rtl w:val="0"/>
+        </w:rPr>
       </w:r>
     </w:p>
     <w:p>
@@ -6962,7 +8049,7 @@
         <w:widowControl w:val="1"/>
         <w:numPr>
           <w:ilvl w:val="0"/>
-          <w:numId w:val="1"/>
+          <w:numId w:val="2"/>
         </w:numPr>
         <w:pBdr>
           <w:top w:space="0" w:sz="0" w:val="nil"/>
@@ -6977,25 +8064,6 @@
         <w:jc w:val="both"/>
         <w:rPr/>
       </w:pPr>
-      <w:r>
-        <w:rPr>
-          <w:rFonts w:ascii="Calibri" w:cs="Calibri" w:eastAsia="Calibri" w:hAnsi="Calibri"/>
-          <w:b w:val="1"/>
-          <w:bCs w:val="1"/>
-          <w:i w:val="0"/>
-          <w:iCs w:val="0"/>
-          <w:smallCaps w:val="0"/>
-          <w:strike w:val="0"/>
-          <w:color w:val="000000"/>
-          <w:sz w:val="22"/>
-          <w:szCs w:val="22"/>
-          <w:u w:val="none"/>
-          <w:shd w:fill="auto" w:val="clear"/>
-          <w:vertAlign w:val="baseline"/>
-          <w:rtl w:val="0"/>
-        </w:rPr>
-        <w:t xml:space="preserve">Información limitada: </w:t>
-      </w:r>
       <w:r>
         <w:rPr>
           <w:rFonts w:ascii="Calibri" w:cs="Calibri" w:eastAsia="Calibri" w:hAnsi="Calibri"/>
@@ -7013,12 +8081,92 @@
           <w:vertAlign w:val="baseline"/>
           <w:rtl w:val="0"/>
         </w:rPr>
-        <w:t xml:space="preserve">documentar supuestos explícitos cuando no sea posible obtener un dato de la empresa, de modo que el desarrollo no se detenga y los supuestos puedan validarse después.</w:t>
-      </w:r>
-      <w:r>
-        <w:rPr>
-          <w:rtl w:val="0"/>
-        </w:rPr>
+        <w:t xml:space="preserve">Desarrollar progresivamente los componentes frontend y backend de la plataforma utilizando HTML, CSS, JavaScript y Python con Django.</w:t>
+      </w:r>
+    </w:p>
+    <w:p>
+      <w:pPr>
+        <w:numPr>
+          <w:ilvl w:val="0"/>
+          <w:numId w:val="2"/>
+        </w:numPr>
+        <w:spacing w:after="240" w:before="240" w:line="360" w:lineRule="auto"/>
+        <w:ind w:left="576" w:hanging="288"/>
+        <w:jc w:val="both"/>
+      </w:pPr>
+      <w:r>
+        <w:rPr>
+          <w:rtl w:val="0"/>
+        </w:rPr>
+        <w:t xml:space="preserve">Diseñar la arquitectura de la solución definiendo la interacción entre la plataforma web, la aplicación móvil, la API REST y la base de datos.</w:t>
+      </w:r>
+    </w:p>
+    <w:p>
+      <w:pPr>
+        <w:numPr>
+          <w:ilvl w:val="0"/>
+          <w:numId w:val="2"/>
+        </w:numPr>
+        <w:spacing w:after="240" w:before="240" w:line="360" w:lineRule="auto"/>
+        <w:ind w:left="576" w:hanging="288"/>
+        <w:jc w:val="both"/>
+      </w:pPr>
+      <w:r>
+        <w:rPr>
+          <w:rtl w:val="0"/>
+        </w:rPr>
+        <w:t xml:space="preserve">Desarrollar una API REST en Django REST Framework que centralice la lógica de negocio y las reglas de cálculo, evitando su duplicación en los clientes.</w:t>
+      </w:r>
+    </w:p>
+    <w:p>
+      <w:pPr>
+        <w:numPr>
+          <w:ilvl w:val="0"/>
+          <w:numId w:val="2"/>
+        </w:numPr>
+        <w:spacing w:after="240" w:before="240" w:line="360" w:lineRule="auto"/>
+        <w:ind w:left="576" w:hanging="288"/>
+        <w:jc w:val="both"/>
+      </w:pPr>
+      <w:r>
+        <w:rPr>
+          <w:rtl w:val="0"/>
+        </w:rPr>
+        <w:t xml:space="preserve">Implementar un motor de cotización parametrizable y un motor de reglas técnicas que determinen automáticamente refuerzos, herrajes y validaciones dimensionales.</w:t>
+      </w:r>
+    </w:p>
+    <w:p>
+      <w:pPr>
+        <w:numPr>
+          <w:ilvl w:val="0"/>
+          <w:numId w:val="2"/>
+        </w:numPr>
+        <w:spacing w:after="240" w:before="240" w:line="360" w:lineRule="auto"/>
+        <w:ind w:left="576" w:hanging="288"/>
+        <w:jc w:val="both"/>
+      </w:pPr>
+      <w:r>
+        <w:rPr>
+          <w:rtl w:val="0"/>
+        </w:rPr>
+        <w:t xml:space="preserve">Desarrollar una aplicación móvil que permita a los operarios consultar su agenda de instalaciones, actualizar estados en terreno y registrar rectificaciones de medidas.</w:t>
+      </w:r>
+    </w:p>
+    <w:p>
+      <w:pPr>
+        <w:numPr>
+          <w:ilvl w:val="0"/>
+          <w:numId w:val="2"/>
+        </w:numPr>
+        <w:spacing w:after="240" w:before="240" w:line="360" w:lineRule="auto"/>
+        <w:ind w:left="576" w:hanging="288"/>
+        <w:jc w:val="both"/>
+      </w:pPr>
+      <w:r>
+        <w:rPr>
+          <w:rtl w:val="0"/>
+        </w:rPr>
+        <w:t xml:space="preserve">Implementar dashboards interactivos que presenten indicadores comerciales y operativos, junto con un esquema de roles y auditoría.</w:t>
       </w:r>
     </w:p>
     <w:p>
@@ -7029,7 +8177,7 @@
         <w:widowControl w:val="1"/>
         <w:numPr>
           <w:ilvl w:val="0"/>
-          <w:numId w:val="1"/>
+          <w:numId w:val="2"/>
         </w:numPr>
         <w:pBdr>
           <w:top w:space="0" w:sz="0" w:val="nil"/>
@@ -7044,25 +8192,6 @@
         <w:jc w:val="both"/>
         <w:rPr/>
       </w:pPr>
-      <w:r>
-        <w:rPr>
-          <w:rFonts w:ascii="Calibri" w:cs="Calibri" w:eastAsia="Calibri" w:hAnsi="Calibri"/>
-          <w:b w:val="1"/>
-          <w:bCs w:val="1"/>
-          <w:i w:val="0"/>
-          <w:iCs w:val="0"/>
-          <w:smallCaps w:val="0"/>
-          <w:strike w:val="0"/>
-          <w:color w:val="000000"/>
-          <w:sz w:val="22"/>
-          <w:szCs w:val="22"/>
-          <w:u w:val="none"/>
-          <w:shd w:fill="auto" w:val="clear"/>
-          <w:vertAlign w:val="baseline"/>
-          <w:rtl w:val="0"/>
-        </w:rPr>
-        <w:t xml:space="preserve">Complejidad de integración: </w:t>
-      </w:r>
       <w:r>
         <w:rPr>
           <w:rFonts w:ascii="Calibri" w:cs="Calibri" w:eastAsia="Calibri" w:hAnsi="Calibri"/>
@@ -7080,7 +8209,7 @@
           <w:vertAlign w:val="baseline"/>
           <w:rtl w:val="0"/>
         </w:rPr>
-        <w:t xml:space="preserve">integrar de forma temprana y progresiva, probando el flujo completo con una funcionalidad simple antes de implementar las demás.</w:t>
+        <w:t xml:space="preserve">Integrar la interfaz, la lógica de negocio y la base de datos para construir una solución web coherente con los requerimientos definidos.</w:t>
       </w:r>
       <w:r>
         <w:rPr>
@@ -7096,7 +8225,7 @@
         <w:widowControl w:val="1"/>
         <w:numPr>
           <w:ilvl w:val="0"/>
-          <w:numId w:val="1"/>
+          <w:numId w:val="2"/>
         </w:numPr>
         <w:pBdr>
           <w:top w:space="0" w:sz="0" w:val="nil"/>
@@ -7111,25 +8240,6 @@
         <w:jc w:val="both"/>
         <w:rPr/>
       </w:pPr>
-      <w:r>
-        <w:rPr>
-          <w:rFonts w:ascii="Calibri" w:cs="Calibri" w:eastAsia="Calibri" w:hAnsi="Calibri"/>
-          <w:b w:val="1"/>
-          <w:bCs w:val="1"/>
-          <w:i w:val="0"/>
-          <w:iCs w:val="0"/>
-          <w:smallCaps w:val="0"/>
-          <w:strike w:val="0"/>
-          <w:color w:val="000000"/>
-          <w:sz w:val="22"/>
-          <w:szCs w:val="22"/>
-          <w:u w:val="none"/>
-          <w:shd w:fill="auto" w:val="clear"/>
-          <w:vertAlign w:val="baseline"/>
-          <w:rtl w:val="0"/>
-        </w:rPr>
-        <w:t xml:space="preserve">Cambios de requerimientos: </w:t>
-      </w:r>
       <w:r>
         <w:rPr>
           <w:rFonts w:ascii="Calibri" w:cs="Calibri" w:eastAsia="Calibri" w:hAnsi="Calibri"/>
@@ -7147,7 +8257,7 @@
           <w:vertAlign w:val="baseline"/>
           <w:rtl w:val="0"/>
         </w:rPr>
-        <w:t xml:space="preserve">trabajar con una metodología iterativa e incremental y mantener un alcance priorizado, distinguiendo funcionalidades esenciales de funcionalidades deseables.</w:t>
+        <w:t xml:space="preserve">Implementar las funcionalidades de visualización de productos, registro e inicio de sesión, solicitud de cotizaciones, asistencia, contacto y rectificación de medidas.</w:t>
       </w:r>
       <w:r>
         <w:rPr>
@@ -7163,7 +8273,7 @@
         <w:widowControl w:val="1"/>
         <w:numPr>
           <w:ilvl w:val="0"/>
-          <w:numId w:val="1"/>
+          <w:numId w:val="2"/>
         </w:numPr>
         <w:pBdr>
           <w:top w:space="0" w:sz="0" w:val="nil"/>
@@ -7178,25 +8288,6 @@
         <w:jc w:val="both"/>
         <w:rPr/>
       </w:pPr>
-      <w:r>
-        <w:rPr>
-          <w:rFonts w:ascii="Calibri" w:cs="Calibri" w:eastAsia="Calibri" w:hAnsi="Calibri"/>
-          <w:b w:val="1"/>
-          <w:bCs w:val="1"/>
-          <w:i w:val="0"/>
-          <w:iCs w:val="0"/>
-          <w:smallCaps w:val="0"/>
-          <w:strike w:val="0"/>
-          <w:color w:val="000000"/>
-          <w:sz w:val="22"/>
-          <w:szCs w:val="22"/>
-          <w:u w:val="none"/>
-          <w:shd w:fill="auto" w:val="clear"/>
-          <w:vertAlign w:val="baseline"/>
-          <w:rtl w:val="0"/>
-        </w:rPr>
-        <w:t xml:space="preserve">Coordinación del equipo: </w:t>
-      </w:r>
       <w:r>
         <w:rPr>
           <w:rFonts w:ascii="Calibri" w:cs="Calibri" w:eastAsia="Calibri" w:hAnsi="Calibri"/>
@@ -7214,7 +8305,7 @@
           <w:vertAlign w:val="baseline"/>
           <w:rtl w:val="0"/>
         </w:rPr>
-        <w:t xml:space="preserve">establecer reuniones periódicas de avance y registrar en cada una los acuerdos y las tareas asignadas a cada integrante.</w:t>
+        <w:t xml:space="preserve">Diseñar y ejecutar casos de prueba que permitan verificar el funcionamiento de las principales funcionalidades de la plataforma.</w:t>
       </w:r>
       <w:r>
         <w:rPr>
@@ -7230,7 +8321,7 @@
         <w:widowControl w:val="1"/>
         <w:numPr>
           <w:ilvl w:val="0"/>
-          <w:numId w:val="1"/>
+          <w:numId w:val="2"/>
         </w:numPr>
         <w:pBdr>
           <w:top w:space="0" w:sz="0" w:val="nil"/>
@@ -7245,25 +8336,6 @@
         <w:jc w:val="both"/>
         <w:rPr/>
       </w:pPr>
-      <w:r>
-        <w:rPr>
-          <w:rFonts w:ascii="Calibri" w:cs="Calibri" w:eastAsia="Calibri" w:hAnsi="Calibri"/>
-          <w:b w:val="1"/>
-          <w:bCs w:val="1"/>
-          <w:i w:val="0"/>
-          <w:iCs w:val="0"/>
-          <w:smallCaps w:val="0"/>
-          <w:strike w:val="0"/>
-          <w:color w:val="000000"/>
-          <w:sz w:val="22"/>
-          <w:szCs w:val="22"/>
-          <w:u w:val="none"/>
-          <w:shd w:fill="auto" w:val="clear"/>
-          <w:vertAlign w:val="baseline"/>
-          <w:rtl w:val="0"/>
-        </w:rPr>
-        <w:t xml:space="preserve">Conflictos de código: </w:t>
-      </w:r>
       <w:r>
         <w:rPr>
           <w:rFonts w:ascii="Calibri" w:cs="Calibri" w:eastAsia="Calibri" w:hAnsi="Calibri"/>
@@ -7281,33 +8353,7 @@
           <w:vertAlign w:val="baseline"/>
           <w:rtl w:val="0"/>
         </w:rPr>
-        <w:t xml:space="preserve">utilizar ramas independientes en Git, realizar integraciones frecuentes y revisar mutuamente los cambios antes de incorporarlos a la rama principal.</w:t>
-      </w:r>
-      <w:r>
-        <w:rPr>
-          <w:rtl w:val="0"/>
-        </w:rPr>
-      </w:r>
-    </w:p>
-    <w:p>
-      <w:pPr>
-        <w:spacing w:after="200" w:line="360" w:lineRule="auto"/>
-        <w:jc w:val="both"/>
-        <w:rPr/>
-      </w:pPr>
-      <w:r>
-        <w:rPr>
-          <w:rtl w:val="0"/>
-        </w:rPr>
-        <w:t xml:space="preserve">La planificación por etapas permitirá mantener el alcance del proyecto controlado y concentrar los esfuerzos en las funcionalidades que aporten mayor valor a la solución.</w:t>
-      </w:r>
-    </w:p>
-    <w:p>
-      <w:pPr>
-        <w:rPr/>
-      </w:pPr>
-      <w:r>
-        <w:br w:type="page"/>
+        <w:t xml:space="preserve">Documentar el proceso de desarrollo, las decisiones técnicas, las pruebas realizadas y los resultados obtenidos.</w:t>
       </w:r>
       <w:r>
         <w:rPr>
@@ -7330,12 +8376,103 @@
           <w:szCs w:val="28"/>
           <w:rtl w:val="0"/>
         </w:rPr>
-        <w:t xml:space="preserve">9. Objetivos</w:t>
-      </w:r>
-      <w:r>
-        <w:rPr>
-          <w:rtl w:val="0"/>
-        </w:rPr>
+        <w:t xml:space="preserve">10. Propuesta Metodológica</w:t>
+      </w:r>
+      <w:r>
+        <w:rPr>
+          <w:rtl w:val="0"/>
+        </w:rPr>
+      </w:r>
+    </w:p>
+    <w:p>
+      <w:pPr>
+        <w:spacing w:after="160" w:line="360" w:lineRule="auto"/>
+        <w:jc w:val="both"/>
+        <w:rPr/>
+      </w:pPr>
+      <w:r>
+        <w:rPr>
+          <w:rtl w:val="0"/>
+        </w:rPr>
+        <w:t xml:space="preserve">Para desarrollar el proyecto se propone utilizar una metodología de trabajo iterativa e incremental, debido a que permite dividir la construcción de la plataforma en etapas y validar progresivamente sus componentes, en lugar de esperar hasta el final del semestre para comprobar si la solución funciona.</w:t>
+      </w:r>
+    </w:p>
+    <w:p>
+      <w:pPr>
+        <w:spacing w:after="160" w:line="360" w:lineRule="auto"/>
+        <w:jc w:val="both"/>
+        <w:rPr/>
+      </w:pPr>
+      <w:r>
+        <w:rPr>
+          <w:rtl w:val="0"/>
+        </w:rPr>
+        <w:t xml:space="preserve">La elección de esta metodología responde también a la composición de la solución: al existir varios componentes que dependen de una API común, resulta necesario construir primero los servicios base y luego incorporar progresivamente los clientes que los consumen. Cada iteración cierra con un incremento funcional verificable, lo que permite detectar tempranamente inconsistencias entre la plataforma web y la aplicación móvil. </w:t>
+      </w:r>
+    </w:p>
+    <w:p>
+      <w:pPr>
+        <w:spacing w:after="160" w:line="360" w:lineRule="auto"/>
+        <w:jc w:val="both"/>
+        <w:rPr/>
+      </w:pPr>
+      <w:r>
+        <w:rPr>
+          <w:rtl w:val="0"/>
+        </w:rPr>
+        <w:t xml:space="preserve">El desarrollo comenzará con el levantamiento y organización de los requerimientos, identificando las necesidades principales de la empresa y de los usuarios. Esta etapa permitirá establecer las funcionalidades prioritarias que deberá incluir la plataforma.</w:t>
+      </w:r>
+    </w:p>
+    <w:p>
+      <w:pPr>
+        <w:spacing w:after="160" w:line="360" w:lineRule="auto"/>
+        <w:jc w:val="both"/>
+        <w:rPr/>
+      </w:pPr>
+      <w:r>
+        <w:rPr>
+          <w:rtl w:val="0"/>
+        </w:rPr>
+        <w:t xml:space="preserve">Posteriormente se realizará el diseño de la solución, considerando la estructura de las páginas, la navegación, los formularios y la organización de la información. La maqueta HTML existente será utilizada como punto de partida para esta etapa.</w:t>
+      </w:r>
+    </w:p>
+    <w:p>
+      <w:pPr>
+        <w:spacing w:after="160" w:line="360" w:lineRule="auto"/>
+        <w:jc w:val="both"/>
+        <w:rPr/>
+      </w:pPr>
+      <w:r>
+        <w:rPr>
+          <w:rtl w:val="0"/>
+        </w:rPr>
+        <w:t xml:space="preserve">La siguiente etapa corresponde al diseño del modelo de datos, identificando las entidades, atributos y relaciones necesarias para almacenar la información de usuarios, productos, perfiles, cotizaciones y medidas.</w:t>
+      </w:r>
+    </w:p>
+    <w:p>
+      <w:pPr>
+        <w:spacing w:after="160" w:line="360" w:lineRule="auto"/>
+        <w:jc w:val="both"/>
+        <w:rPr/>
+      </w:pPr>
+      <w:r>
+        <w:rPr>
+          <w:rtl w:val="0"/>
+        </w:rPr>
+        <w:t xml:space="preserve">Una vez definidos los diseños se procederá con el desarrollo. El frontend será construido utilizando HTML, CSS y JavaScript, mientras que el backend será desarrollado mediante Python y Django. La base de datos será integrada posteriormente para permitir la persistencia de la información. El código será administrado mediante Git y GitHub, manteniendo un historial de cambios y facilitando el control de versiones.</w:t>
+      </w:r>
+    </w:p>
+    <w:p>
+      <w:pPr>
+        <w:spacing w:after="160" w:line="360" w:lineRule="auto"/>
+        <w:jc w:val="both"/>
+        <w:rPr/>
+      </w:pPr>
+      <w:r>
+        <w:rPr>
+          <w:rtl w:val="0"/>
+        </w:rPr>
+        <w:t xml:space="preserve">Después de implementar cada componente relevante se realizarán pruebas para detectar errores y verificar que el funcionamiento corresponda con los requerimientos definidos. Finalmente, se realizará una etapa de validación general en la que se comprobará la integración de los distintos componentes y se documentarán los resultados obtenidos, los errores encontrados y las mejoras realizadas.</w:t>
       </w:r>
     </w:p>
     <w:p>
@@ -7353,7 +8490,7 @@
           <w:szCs w:val="24"/>
           <w:rtl w:val="0"/>
         </w:rPr>
-        <w:t xml:space="preserve">9.1 Objetivo general</w:t>
+        <w:t xml:space="preserve">10.1 Organización del trabajo en equipo</w:t>
       </w:r>
       <w:r>
         <w:rPr>
@@ -7371,30 +8508,20 @@
         <w:rPr>
           <w:rtl w:val="0"/>
         </w:rPr>
-        <w:t xml:space="preserve">Diseñar y desarrollar una plataforma web de cotización online para una empresa dedicada a la venta e instalación de ventanas y espejos, que permita centralizar y facilitar el proceso de consulta y solicitud de cotizaciones de los clientes mediante una solución tecnológica estructurada, funcional y validada.</w:t>
-      </w:r>
-    </w:p>
-    <w:p>
-      <w:pPr>
-        <w:pStyle w:val="Heading2"/>
-        <w:spacing w:after="140" w:before="240" w:line="360" w:lineRule="auto"/>
-        <w:rPr/>
-      </w:pPr>
-      <w:r>
-        <w:rPr>
-          <w:b w:val="1"/>
-          <w:bCs w:val="1"/>
-          <w:color w:val="2e5496"/>
-          <w:sz w:val="24"/>
-          <w:szCs w:val="24"/>
-          <w:rtl w:val="0"/>
-        </w:rPr>
-        <w:t xml:space="preserve">9.2 Objetivos específicos</w:t>
-      </w:r>
-      <w:r>
-        <w:rPr>
-          <w:rtl w:val="0"/>
-        </w:rPr>
+        <w:t xml:space="preserve">Las responsabilidades se reparten de manera pareja entre ambos integrantes. En lugar de asignar áreas fijas —un integrante dedicado exclusivamente al frontend y el otro al backend—, cada etapa se divide en tareas equivalentes que se distribuyen en las reuniones de planificación, de modo que ambos participen en el análisis, el diseño, el desarrollo, las pruebas y la documentación.</w:t>
+      </w:r>
+    </w:p>
+    <w:p>
+      <w:pPr>
+        <w:spacing w:after="160" w:line="360" w:lineRule="auto"/>
+        <w:jc w:val="both"/>
+        <w:rPr/>
+      </w:pPr>
+      <w:r>
+        <w:rPr>
+          <w:rtl w:val="0"/>
+        </w:rPr>
+        <w:t xml:space="preserve">Esta organización se apoya en las siguientes prácticas:</w:t>
       </w:r>
     </w:p>
     <w:p>
@@ -7405,7 +8532,7 @@
         <w:widowControl w:val="1"/>
         <w:numPr>
           <w:ilvl w:val="0"/>
-          <w:numId w:val="1"/>
+          <w:numId w:val="2"/>
         </w:numPr>
         <w:pBdr>
           <w:top w:space="0" w:sz="0" w:val="nil"/>
@@ -7437,7 +8564,7 @@
           <w:vertAlign w:val="baseline"/>
           <w:rtl w:val="0"/>
         </w:rPr>
-        <w:t xml:space="preserve">Analizar el proceso actual de solicitud de cotizaciones y definir los requerimientos funcionales y no funcionales necesarios para la plataforma.</w:t>
+        <w:t xml:space="preserve">Reuniones periódicas de planificación y de revisión de avance, con registro de los acuerdos adoptados.</w:t>
       </w:r>
       <w:r>
         <w:rPr>
@@ -7453,7 +8580,7 @@
         <w:widowControl w:val="1"/>
         <w:numPr>
           <w:ilvl w:val="0"/>
-          <w:numId w:val="1"/>
+          <w:numId w:val="2"/>
         </w:numPr>
         <w:pBdr>
           <w:top w:space="0" w:sz="0" w:val="nil"/>
@@ -7485,7 +8612,7 @@
           <w:vertAlign w:val="baseline"/>
           <w:rtl w:val="0"/>
         </w:rPr>
-        <w:t xml:space="preserve">Diseñar la estructura y la interfaz de la plataforma web considerando las necesidades de los usuarios y los principales productos ofrecidos por la empresa.</w:t>
+        <w:t xml:space="preserve">Uso de ramas independientes en Git para cada funcionalidad, con integración a la rama principal previa revisión del otro integrante.</w:t>
       </w:r>
       <w:r>
         <w:rPr>
@@ -7501,7 +8628,7 @@
         <w:widowControl w:val="1"/>
         <w:numPr>
           <w:ilvl w:val="0"/>
-          <w:numId w:val="1"/>
+          <w:numId w:val="2"/>
         </w:numPr>
         <w:pBdr>
           <w:top w:space="0" w:sz="0" w:val="nil"/>
@@ -7533,7 +8660,7 @@
           <w:vertAlign w:val="baseline"/>
           <w:rtl w:val="0"/>
         </w:rPr>
-        <w:t xml:space="preserve">Diseñar un modelo de datos que permita organizar y almacenar la información necesaria para gestionar usuarios, productos, perfiles, medidas y solicitudes de cotización.</w:t>
+        <w:t xml:space="preserve">Revisión cruzada: las pruebas de una funcionalidad son ejecutadas preferentemente por el integrante que no la desarrolló.</w:t>
       </w:r>
       <w:r>
         <w:rPr>
@@ -7549,7 +8676,7 @@
         <w:widowControl w:val="1"/>
         <w:numPr>
           <w:ilvl w:val="0"/>
-          <w:numId w:val="1"/>
+          <w:numId w:val="2"/>
         </w:numPr>
         <w:pBdr>
           <w:top w:space="0" w:sz="0" w:val="nil"/>
@@ -7581,7 +8708,7 @@
           <w:vertAlign w:val="baseline"/>
           <w:rtl w:val="0"/>
         </w:rPr>
-        <w:t xml:space="preserve">Desarrollar progresivamente los componentes frontend y backend de la plataforma utilizando HTML, CSS, JavaScript y Python con Django.</w:t>
+        <w:t xml:space="preserve">Convenciones comunes de nomenclatura, estructura de carpetas y estilo de código, definidas al inicio del desarrollo.</w:t>
       </w:r>
       <w:r>
         <w:rPr>
@@ -7597,7 +8724,7 @@
         <w:widowControl w:val="1"/>
         <w:numPr>
           <w:ilvl w:val="0"/>
-          <w:numId w:val="1"/>
+          <w:numId w:val="2"/>
         </w:numPr>
         <w:pBdr>
           <w:top w:space="0" w:sz="0" w:val="nil"/>
@@ -7629,257 +8756,15 @@
           <w:vertAlign w:val="baseline"/>
           <w:rtl w:val="0"/>
         </w:rPr>
-        <w:t xml:space="preserve">Integrar la interfaz, la lógica de negocio y la base de datos para construir una solución web coherente con los requerimientos definidos.</w:t>
-      </w:r>
-      <w:r>
-        <w:rPr>
-          <w:rtl w:val="0"/>
-        </w:rPr>
-      </w:r>
-    </w:p>
-    <w:p>
-      <w:pPr>
-        <w:keepNext w:val="0"/>
-        <w:keepLines w:val="0"/>
-        <w:pageBreakBefore w:val="0"/>
-        <w:widowControl w:val="1"/>
-        <w:numPr>
-          <w:ilvl w:val="0"/>
-          <w:numId w:val="1"/>
-        </w:numPr>
-        <w:pBdr>
-          <w:top w:space="0" w:sz="0" w:val="nil"/>
-          <w:left w:space="0" w:sz="0" w:val="nil"/>
-          <w:bottom w:space="0" w:sz="0" w:val="nil"/>
-          <w:right w:space="0" w:sz="0" w:val="nil"/>
-          <w:between w:space="0" w:sz="0" w:val="nil"/>
-        </w:pBdr>
-        <w:shd w:fill="auto" w:val="clear"/>
-        <w:spacing w:after="80" w:before="0" w:line="360" w:lineRule="auto"/>
-        <w:ind w:left="576" w:right="0" w:hanging="288"/>
-        <w:jc w:val="both"/>
-        <w:rPr/>
-      </w:pPr>
-      <w:r>
-        <w:rPr>
-          <w:rFonts w:ascii="Calibri" w:cs="Calibri" w:eastAsia="Calibri" w:hAnsi="Calibri"/>
-          <w:b w:val="0"/>
-          <w:bCs w:val="0"/>
-          <w:i w:val="0"/>
-          <w:iCs w:val="0"/>
-          <w:smallCaps w:val="0"/>
-          <w:strike w:val="0"/>
-          <w:color w:val="000000"/>
-          <w:sz w:val="22"/>
-          <w:szCs w:val="22"/>
-          <w:u w:val="none"/>
-          <w:shd w:fill="auto" w:val="clear"/>
-          <w:vertAlign w:val="baseline"/>
-          <w:rtl w:val="0"/>
-        </w:rPr>
-        <w:t xml:space="preserve">Implementar las funcionalidades de visualización de productos, registro e inicio de sesión, solicitud de cotizaciones, asistencia, contacto y rectificación de medidas.</w:t>
-      </w:r>
-      <w:r>
-        <w:rPr>
-          <w:rtl w:val="0"/>
-        </w:rPr>
-      </w:r>
-    </w:p>
-    <w:p>
-      <w:pPr>
-        <w:keepNext w:val="0"/>
-        <w:keepLines w:val="0"/>
-        <w:pageBreakBefore w:val="0"/>
-        <w:widowControl w:val="1"/>
-        <w:numPr>
-          <w:ilvl w:val="0"/>
-          <w:numId w:val="1"/>
-        </w:numPr>
-        <w:pBdr>
-          <w:top w:space="0" w:sz="0" w:val="nil"/>
-          <w:left w:space="0" w:sz="0" w:val="nil"/>
-          <w:bottom w:space="0" w:sz="0" w:val="nil"/>
-          <w:right w:space="0" w:sz="0" w:val="nil"/>
-          <w:between w:space="0" w:sz="0" w:val="nil"/>
-        </w:pBdr>
-        <w:shd w:fill="auto" w:val="clear"/>
-        <w:spacing w:after="80" w:before="0" w:line="360" w:lineRule="auto"/>
-        <w:ind w:left="576" w:right="0" w:hanging="288"/>
-        <w:jc w:val="both"/>
-        <w:rPr/>
-      </w:pPr>
-      <w:r>
-        <w:rPr>
-          <w:rFonts w:ascii="Calibri" w:cs="Calibri" w:eastAsia="Calibri" w:hAnsi="Calibri"/>
-          <w:b w:val="0"/>
-          <w:bCs w:val="0"/>
-          <w:i w:val="0"/>
-          <w:iCs w:val="0"/>
-          <w:smallCaps w:val="0"/>
-          <w:strike w:val="0"/>
-          <w:color w:val="000000"/>
-          <w:sz w:val="22"/>
-          <w:szCs w:val="22"/>
-          <w:u w:val="none"/>
-          <w:shd w:fill="auto" w:val="clear"/>
-          <w:vertAlign w:val="baseline"/>
-          <w:rtl w:val="0"/>
-        </w:rPr>
-        <w:t xml:space="preserve">Diseñar y ejecutar casos de prueba que permitan verificar el funcionamiento de las principales funcionalidades de la plataforma.</w:t>
-      </w:r>
-      <w:r>
-        <w:rPr>
-          <w:rtl w:val="0"/>
-        </w:rPr>
-      </w:r>
-    </w:p>
-    <w:p>
-      <w:pPr>
-        <w:keepNext w:val="0"/>
-        <w:keepLines w:val="0"/>
-        <w:pageBreakBefore w:val="0"/>
-        <w:widowControl w:val="1"/>
-        <w:numPr>
-          <w:ilvl w:val="0"/>
-          <w:numId w:val="1"/>
-        </w:numPr>
-        <w:pBdr>
-          <w:top w:space="0" w:sz="0" w:val="nil"/>
-          <w:left w:space="0" w:sz="0" w:val="nil"/>
-          <w:bottom w:space="0" w:sz="0" w:val="nil"/>
-          <w:right w:space="0" w:sz="0" w:val="nil"/>
-          <w:between w:space="0" w:sz="0" w:val="nil"/>
-        </w:pBdr>
-        <w:shd w:fill="auto" w:val="clear"/>
-        <w:spacing w:after="80" w:before="0" w:line="360" w:lineRule="auto"/>
-        <w:ind w:left="576" w:right="0" w:hanging="288"/>
-        <w:jc w:val="both"/>
-        <w:rPr/>
-      </w:pPr>
-      <w:r>
-        <w:rPr>
-          <w:rFonts w:ascii="Calibri" w:cs="Calibri" w:eastAsia="Calibri" w:hAnsi="Calibri"/>
-          <w:b w:val="0"/>
-          <w:bCs w:val="0"/>
-          <w:i w:val="0"/>
-          <w:iCs w:val="0"/>
-          <w:smallCaps w:val="0"/>
-          <w:strike w:val="0"/>
-          <w:color w:val="000000"/>
-          <w:sz w:val="22"/>
-          <w:szCs w:val="22"/>
-          <w:u w:val="none"/>
-          <w:shd w:fill="auto" w:val="clear"/>
-          <w:vertAlign w:val="baseline"/>
-          <w:rtl w:val="0"/>
-        </w:rPr>
-        <w:t xml:space="preserve">Documentar el proceso de desarrollo, las decisiones técnicas, las pruebas realizadas y los resultados obtenidos.</w:t>
-      </w:r>
-      <w:r>
-        <w:rPr>
-          <w:rtl w:val="0"/>
-        </w:rPr>
-      </w:r>
-    </w:p>
-    <w:p>
-      <w:pPr>
-        <w:pStyle w:val="Heading1"/>
-        <w:spacing w:after="200" w:before="320" w:line="360" w:lineRule="auto"/>
-        <w:rPr/>
-      </w:pPr>
-      <w:r>
-        <w:rPr>
-          <w:b w:val="1"/>
-          <w:bCs w:val="1"/>
-          <w:color w:val="1f3864"/>
-          <w:sz w:val="28"/>
-          <w:szCs w:val="28"/>
-          <w:rtl w:val="0"/>
-        </w:rPr>
-        <w:t xml:space="preserve">10. Propuesta Metodológica</w:t>
-      </w:r>
-      <w:r>
-        <w:rPr>
-          <w:rtl w:val="0"/>
-        </w:rPr>
-      </w:r>
-    </w:p>
-    <w:p>
-      <w:pPr>
-        <w:spacing w:after="160" w:line="360" w:lineRule="auto"/>
-        <w:jc w:val="both"/>
-        <w:rPr/>
-      </w:pPr>
-      <w:r>
-        <w:rPr>
-          <w:rtl w:val="0"/>
-        </w:rPr>
-        <w:t xml:space="preserve">Para desarrollar el proyecto se propone utilizar una metodología de trabajo iterativa e incremental, debido a que permite dividir la construcción de la plataforma en etapas y validar progresivamente sus componentes, en lugar de esperar hasta el final del semestre para comprobar si la solución funciona.</w:t>
-      </w:r>
-    </w:p>
-    <w:p>
-      <w:pPr>
-        <w:spacing w:after="160" w:line="360" w:lineRule="auto"/>
-        <w:jc w:val="both"/>
-        <w:rPr/>
-      </w:pPr>
-      <w:r>
-        <w:rPr>
-          <w:rtl w:val="0"/>
-        </w:rPr>
-        <w:t xml:space="preserve">El desarrollo comenzará con el levantamiento y organización de los requerimientos, identificando las necesidades principales de la empresa y de los usuarios. Esta etapa permitirá establecer las funcionalidades prioritarias que deberá incluir la plataforma.</w:t>
-      </w:r>
-    </w:p>
-    <w:p>
-      <w:pPr>
-        <w:spacing w:after="160" w:line="360" w:lineRule="auto"/>
-        <w:jc w:val="both"/>
-        <w:rPr/>
-      </w:pPr>
-      <w:r>
-        <w:rPr>
-          <w:rtl w:val="0"/>
-        </w:rPr>
-        <w:t xml:space="preserve">Posteriormente se realizará el diseño de la solución, considerando la estructura de las páginas, la navegación, los formularios y la organización de la información. La maqueta HTML existente será utilizada como punto de partida para esta etapa.</w:t>
-      </w:r>
-    </w:p>
-    <w:p>
-      <w:pPr>
-        <w:spacing w:after="160" w:line="360" w:lineRule="auto"/>
-        <w:jc w:val="both"/>
-        <w:rPr/>
-      </w:pPr>
-      <w:r>
-        <w:rPr>
-          <w:rtl w:val="0"/>
-        </w:rPr>
-        <w:t xml:space="preserve">La siguiente etapa corresponde al diseño del modelo de datos, identificando las entidades, atributos y relaciones necesarias para almacenar la información de usuarios, productos, perfiles, cotizaciones y medidas.</w:t>
-      </w:r>
-    </w:p>
-    <w:p>
-      <w:pPr>
-        <w:spacing w:after="160" w:line="360" w:lineRule="auto"/>
-        <w:jc w:val="both"/>
-        <w:rPr/>
-      </w:pPr>
-      <w:r>
-        <w:rPr>
-          <w:rtl w:val="0"/>
-        </w:rPr>
-        <w:t xml:space="preserve">Una vez definidos los diseños se procederá con el desarrollo. El frontend será construido utilizando HTML, CSS y JavaScript, mientras que el backend será desarrollado mediante Python y Django. La base de datos será integrada posteriormente para permitir la persistencia de la información. El código será administrado mediante Git y GitHub, manteniendo un historial de cambios y facilitando el control de versiones.</w:t>
-      </w:r>
-    </w:p>
-    <w:p>
-      <w:pPr>
-        <w:spacing w:after="160" w:line="360" w:lineRule="auto"/>
-        <w:jc w:val="both"/>
-        <w:rPr/>
-      </w:pPr>
-      <w:r>
-        <w:rPr>
-          <w:rtl w:val="0"/>
-        </w:rPr>
-        <w:t xml:space="preserve">Después de implementar cada componente relevante se realizarán pruebas para detectar errores y verificar que el funcionamiento corresponda con los requerimientos definidos. Finalmente, se realizará una etapa de validación general en la que se comprobará la integración de los distintos componentes y se documentarán los resultados obtenidos, los errores encontrados y las mejoras realizadas.</w:t>
+        <w:t xml:space="preserve">Documentación compartida y actualizada de forma continua, no al final del proyecto.</w:t>
+      </w:r>
+      <w:r>
+        <w:br w:type="page"/>
+      </w:r>
+      <w:r>
+        <w:rPr>
+          <w:rtl w:val="0"/>
+        </w:rPr>
       </w:r>
     </w:p>
     <w:p>
@@ -7897,301 +8782,332 @@
           <w:szCs w:val="24"/>
           <w:rtl w:val="0"/>
         </w:rPr>
-        <w:t xml:space="preserve">10.1 Organización del trabajo en equipo</w:t>
-      </w:r>
-      <w:r>
-        <w:rPr>
-          <w:rtl w:val="0"/>
-        </w:rPr>
-      </w:r>
-    </w:p>
-    <w:p>
-      <w:pPr>
-        <w:spacing w:after="160" w:line="360" w:lineRule="auto"/>
-        <w:jc w:val="both"/>
-        <w:rPr/>
-      </w:pPr>
-      <w:r>
-        <w:rPr>
-          <w:rtl w:val="0"/>
-        </w:rPr>
-        <w:t xml:space="preserve">Las responsabilidades se reparten de manera pareja entre ambos integrantes. En lugar de asignar áreas fijas —un integrante dedicado exclusivamente al frontend y el otro al backend—, cada etapa se divide en tareas equivalentes que se distribuyen en las reuniones de planificación, de modo que ambos participen en el análisis, el diseño, el desarrollo, las pruebas y la documentación.</w:t>
-      </w:r>
-    </w:p>
-    <w:p>
-      <w:pPr>
-        <w:spacing w:after="160" w:line="360" w:lineRule="auto"/>
-        <w:jc w:val="both"/>
-        <w:rPr/>
-      </w:pPr>
-      <w:r>
-        <w:rPr>
-          <w:rtl w:val="0"/>
-        </w:rPr>
-        <w:t xml:space="preserve">Esta organización se apoya en las siguientes prácticas:</w:t>
-      </w:r>
-    </w:p>
-    <w:p>
-      <w:pPr>
-        <w:keepNext w:val="0"/>
-        <w:keepLines w:val="0"/>
-        <w:pageBreakBefore w:val="0"/>
-        <w:widowControl w:val="1"/>
+        <w:t xml:space="preserve">10.2 Etapas de la metodología</w:t>
+      </w:r>
+      <w:r>
+        <w:rPr>
+          <w:rtl w:val="0"/>
+        </w:rPr>
+      </w:r>
+    </w:p>
+    <w:p>
+      <w:pPr>
         <w:numPr>
           <w:ilvl w:val="0"/>
           <w:numId w:val="1"/>
         </w:numPr>
-        <w:pBdr>
-          <w:top w:space="0" w:sz="0" w:val="nil"/>
-          <w:left w:space="0" w:sz="0" w:val="nil"/>
-          <w:bottom w:space="0" w:sz="0" w:val="nil"/>
-          <w:right w:space="0" w:sz="0" w:val="nil"/>
-          <w:between w:space="0" w:sz="0" w:val="nil"/>
-        </w:pBdr>
-        <w:shd w:fill="auto" w:val="clear"/>
-        <w:spacing w:after="80" w:before="0" w:line="360" w:lineRule="auto"/>
-        <w:ind w:left="576" w:right="0" w:hanging="288"/>
-        <w:jc w:val="both"/>
-        <w:rPr/>
-      </w:pPr>
-      <w:r>
-        <w:rPr>
-          <w:rFonts w:ascii="Calibri" w:cs="Calibri" w:eastAsia="Calibri" w:hAnsi="Calibri"/>
-          <w:b w:val="0"/>
-          <w:bCs w:val="0"/>
-          <w:i w:val="0"/>
-          <w:iCs w:val="0"/>
-          <w:smallCaps w:val="0"/>
-          <w:strike w:val="0"/>
-          <w:color w:val="000000"/>
-          <w:sz w:val="22"/>
-          <w:szCs w:val="22"/>
+        <w:spacing w:after="0" w:afterAutospacing="0" w:line="360" w:lineRule="auto"/>
+        <w:ind w:left="720" w:hanging="360"/>
+        <w:jc w:val="both"/>
+        <w:rPr>
           <w:u w:val="none"/>
-          <w:shd w:fill="auto" w:val="clear"/>
-          <w:vertAlign w:val="baseline"/>
-          <w:rtl w:val="0"/>
-        </w:rPr>
-        <w:t xml:space="preserve">Reuniones periódicas de planificación y de revisión de avance, con registro de los acuerdos adoptados.</w:t>
-      </w:r>
-      <w:r>
-        <w:rPr>
-          <w:rtl w:val="0"/>
-        </w:rPr>
-      </w:r>
-    </w:p>
-    <w:p>
-      <w:pPr>
-        <w:keepNext w:val="0"/>
-        <w:keepLines w:val="0"/>
-        <w:pageBreakBefore w:val="0"/>
-        <w:widowControl w:val="1"/>
+        </w:rPr>
+      </w:pPr>
+      <w:r>
+        <w:rPr>
+          <w:rtl w:val="0"/>
+        </w:rPr>
+        <w:t xml:space="preserve">Levantamiento y análisis de requerimientos y reglas comerciales.</w:t>
+      </w:r>
+    </w:p>
+    <w:p>
+      <w:pPr>
         <w:numPr>
           <w:ilvl w:val="0"/>
           <w:numId w:val="1"/>
         </w:numPr>
-        <w:pBdr>
-          <w:top w:space="0" w:sz="0" w:val="nil"/>
-          <w:left w:space="0" w:sz="0" w:val="nil"/>
-          <w:bottom w:space="0" w:sz="0" w:val="nil"/>
-          <w:right w:space="0" w:sz="0" w:val="nil"/>
-          <w:between w:space="0" w:sz="0" w:val="nil"/>
-        </w:pBdr>
-        <w:shd w:fill="auto" w:val="clear"/>
-        <w:spacing w:after="80" w:before="0" w:line="360" w:lineRule="auto"/>
-        <w:ind w:left="576" w:right="0" w:hanging="288"/>
-        <w:jc w:val="both"/>
-        <w:rPr/>
-      </w:pPr>
-      <w:r>
-        <w:rPr>
-          <w:rFonts w:ascii="Calibri" w:cs="Calibri" w:eastAsia="Calibri" w:hAnsi="Calibri"/>
-          <w:b w:val="0"/>
-          <w:bCs w:val="0"/>
-          <w:i w:val="0"/>
-          <w:iCs w:val="0"/>
-          <w:smallCaps w:val="0"/>
-          <w:strike w:val="0"/>
-          <w:color w:val="000000"/>
-          <w:sz w:val="22"/>
-          <w:szCs w:val="22"/>
+        <w:spacing w:after="0" w:afterAutospacing="0" w:line="360" w:lineRule="auto"/>
+        <w:ind w:left="720" w:hanging="360"/>
+        <w:jc w:val="both"/>
+        <w:rPr>
           <w:u w:val="none"/>
-          <w:shd w:fill="auto" w:val="clear"/>
-          <w:vertAlign w:val="baseline"/>
-          <w:rtl w:val="0"/>
-        </w:rPr>
-        <w:t xml:space="preserve">Uso de ramas independientes en Git para cada funcionalidad, con integración a la rama principal previa revisión del otro integrante.</w:t>
-      </w:r>
-      <w:r>
-        <w:rPr>
-          <w:rtl w:val="0"/>
-        </w:rPr>
-      </w:r>
-    </w:p>
-    <w:p>
-      <w:pPr>
-        <w:keepNext w:val="0"/>
-        <w:keepLines w:val="0"/>
-        <w:pageBreakBefore w:val="0"/>
-        <w:widowControl w:val="1"/>
+        </w:rPr>
+      </w:pPr>
+      <w:r>
+        <w:rPr>
+          <w:rtl w:val="0"/>
+        </w:rPr>
+        <w:t xml:space="preserve">Definición del alcance priorizado y del núcleo mínimo viable.</w:t>
+      </w:r>
+    </w:p>
+    <w:p>
+      <w:pPr>
         <w:numPr>
           <w:ilvl w:val="0"/>
           <w:numId w:val="1"/>
         </w:numPr>
-        <w:pBdr>
-          <w:top w:space="0" w:sz="0" w:val="nil"/>
-          <w:left w:space="0" w:sz="0" w:val="nil"/>
-          <w:bottom w:space="0" w:sz="0" w:val="nil"/>
-          <w:right w:space="0" w:sz="0" w:val="nil"/>
-          <w:between w:space="0" w:sz="0" w:val="nil"/>
-        </w:pBdr>
-        <w:shd w:fill="auto" w:val="clear"/>
-        <w:spacing w:after="80" w:before="0" w:line="360" w:lineRule="auto"/>
-        <w:ind w:left="576" w:right="0" w:hanging="288"/>
-        <w:jc w:val="both"/>
-        <w:rPr/>
-      </w:pPr>
-      <w:r>
-        <w:rPr>
-          <w:rFonts w:ascii="Calibri" w:cs="Calibri" w:eastAsia="Calibri" w:hAnsi="Calibri"/>
-          <w:b w:val="0"/>
-          <w:bCs w:val="0"/>
-          <w:i w:val="0"/>
-          <w:iCs w:val="0"/>
-          <w:smallCaps w:val="0"/>
-          <w:strike w:val="0"/>
-          <w:color w:val="000000"/>
-          <w:sz w:val="22"/>
-          <w:szCs w:val="22"/>
+        <w:spacing w:after="0" w:afterAutospacing="0" w:line="360" w:lineRule="auto"/>
+        <w:ind w:left="720" w:hanging="360"/>
+        <w:jc w:val="both"/>
+        <w:rPr>
           <w:u w:val="none"/>
-          <w:shd w:fill="auto" w:val="clear"/>
-          <w:vertAlign w:val="baseline"/>
-          <w:rtl w:val="0"/>
-        </w:rPr>
-        <w:t xml:space="preserve">Revisión cruzada: las pruebas de una funcionalidad son ejecutadas preferentemente por el integrante que no la desarrolló.</w:t>
-      </w:r>
-      <w:r>
-        <w:rPr>
-          <w:rtl w:val="0"/>
-        </w:rPr>
-      </w:r>
-    </w:p>
-    <w:p>
-      <w:pPr>
-        <w:keepNext w:val="0"/>
-        <w:keepLines w:val="0"/>
-        <w:pageBreakBefore w:val="0"/>
-        <w:widowControl w:val="1"/>
+        </w:rPr>
+      </w:pPr>
+      <w:r>
+        <w:rPr>
+          <w:rtl w:val="0"/>
+        </w:rPr>
+        <w:t xml:space="preserve">Diseño de la arquitectura de la solución.</w:t>
+      </w:r>
+    </w:p>
+    <w:p>
+      <w:pPr>
         <w:numPr>
           <w:ilvl w:val="0"/>
           <w:numId w:val="1"/>
         </w:numPr>
-        <w:pBdr>
-          <w:top w:space="0" w:sz="0" w:val="nil"/>
-          <w:left w:space="0" w:sz="0" w:val="nil"/>
-          <w:bottom w:space="0" w:sz="0" w:val="nil"/>
-          <w:right w:space="0" w:sz="0" w:val="nil"/>
-          <w:between w:space="0" w:sz="0" w:val="nil"/>
-        </w:pBdr>
-        <w:shd w:fill="auto" w:val="clear"/>
-        <w:spacing w:after="80" w:before="0" w:line="360" w:lineRule="auto"/>
-        <w:ind w:left="576" w:right="0" w:hanging="288"/>
-        <w:jc w:val="both"/>
-        <w:rPr/>
-      </w:pPr>
-      <w:r>
-        <w:rPr>
-          <w:rFonts w:ascii="Calibri" w:cs="Calibri" w:eastAsia="Calibri" w:hAnsi="Calibri"/>
-          <w:b w:val="0"/>
-          <w:bCs w:val="0"/>
-          <w:i w:val="0"/>
-          <w:iCs w:val="0"/>
-          <w:smallCaps w:val="0"/>
-          <w:strike w:val="0"/>
-          <w:color w:val="000000"/>
-          <w:sz w:val="22"/>
-          <w:szCs w:val="22"/>
+        <w:spacing w:after="0" w:afterAutospacing="0" w:line="360" w:lineRule="auto"/>
+        <w:ind w:left="720" w:hanging="360"/>
+        <w:jc w:val="both"/>
+        <w:rPr>
           <w:u w:val="none"/>
-          <w:shd w:fill="auto" w:val="clear"/>
-          <w:vertAlign w:val="baseline"/>
-          <w:rtl w:val="0"/>
-        </w:rPr>
-        <w:t xml:space="preserve">Convenciones comunes de nomenclatura, estructura de carpetas y estilo de código, definidas al inicio del desarrollo.</w:t>
-      </w:r>
-      <w:r>
-        <w:rPr>
-          <w:rtl w:val="0"/>
-        </w:rPr>
-      </w:r>
-    </w:p>
-    <w:p>
-      <w:pPr>
-        <w:keepNext w:val="0"/>
-        <w:keepLines w:val="0"/>
-        <w:pageBreakBefore w:val="0"/>
-        <w:widowControl w:val="1"/>
+        </w:rPr>
+      </w:pPr>
+      <w:r>
+        <w:rPr>
+          <w:rtl w:val="0"/>
+        </w:rPr>
+        <w:t xml:space="preserve">Diseño de interfaz, experiencia de usuario y prototipos web y móvil.</w:t>
+      </w:r>
+    </w:p>
+    <w:p>
+      <w:pPr>
         <w:numPr>
           <w:ilvl w:val="0"/>
           <w:numId w:val="1"/>
         </w:numPr>
-        <w:pBdr>
-          <w:top w:space="0" w:sz="0" w:val="nil"/>
-          <w:left w:space="0" w:sz="0" w:val="nil"/>
-          <w:bottom w:space="0" w:sz="0" w:val="nil"/>
-          <w:right w:space="0" w:sz="0" w:val="nil"/>
-          <w:between w:space="0" w:sz="0" w:val="nil"/>
-        </w:pBdr>
-        <w:shd w:fill="auto" w:val="clear"/>
-        <w:spacing w:after="80" w:before="0" w:line="360" w:lineRule="auto"/>
-        <w:ind w:left="576" w:right="0" w:hanging="288"/>
-        <w:jc w:val="both"/>
-        <w:rPr/>
-      </w:pPr>
-      <w:r>
-        <w:rPr>
-          <w:rFonts w:ascii="Calibri" w:cs="Calibri" w:eastAsia="Calibri" w:hAnsi="Calibri"/>
-          <w:b w:val="0"/>
-          <w:bCs w:val="0"/>
-          <w:i w:val="0"/>
-          <w:iCs w:val="0"/>
-          <w:smallCaps w:val="0"/>
-          <w:strike w:val="0"/>
-          <w:color w:val="000000"/>
-          <w:sz w:val="22"/>
-          <w:szCs w:val="22"/>
+        <w:spacing w:after="0" w:afterAutospacing="0" w:line="360" w:lineRule="auto"/>
+        <w:ind w:left="720" w:hanging="360"/>
+        <w:jc w:val="both"/>
+        <w:rPr>
           <w:u w:val="none"/>
-          <w:shd w:fill="auto" w:val="clear"/>
-          <w:vertAlign w:val="baseline"/>
-          <w:rtl w:val="0"/>
-        </w:rPr>
-        <w:t xml:space="preserve">Documentación compartida y actualizada de forma continua, no al final del proyecto.</w:t>
-      </w:r>
-      <w:r>
-        <w:rPr>
-          <w:rtl w:val="0"/>
-        </w:rPr>
-      </w:r>
-    </w:p>
-    <w:p>
-      <w:pPr>
-        <w:pStyle w:val="Heading2"/>
-        <w:spacing w:after="140" w:before="240" w:line="360" w:lineRule="auto"/>
-        <w:rPr/>
-      </w:pPr>
-      <w:r>
-        <w:rPr>
-          <w:b w:val="1"/>
-          <w:bCs w:val="1"/>
-          <w:color w:val="2e5496"/>
-          <w:sz w:val="24"/>
-          <w:szCs w:val="24"/>
-          <w:rtl w:val="0"/>
-        </w:rPr>
-        <w:t xml:space="preserve">10.2 Etapas de la metodología</w:t>
-      </w:r>
-      <w:r>
-        <w:rPr>
-          <w:rtl w:val="0"/>
-        </w:rPr>
+        </w:rPr>
+      </w:pPr>
+      <w:r>
+        <w:rPr>
+          <w:rtl w:val="0"/>
+        </w:rPr>
+        <w:t xml:space="preserve">Diseño y modelamiento de la base de datos.</w:t>
+      </w:r>
+    </w:p>
+    <w:p>
+      <w:pPr>
+        <w:numPr>
+          <w:ilvl w:val="0"/>
+          <w:numId w:val="1"/>
+        </w:numPr>
+        <w:spacing w:after="0" w:afterAutospacing="0" w:line="360" w:lineRule="auto"/>
+        <w:ind w:left="720" w:hanging="360"/>
+        <w:jc w:val="both"/>
+        <w:rPr>
+          <w:u w:val="none"/>
+        </w:rPr>
+      </w:pPr>
+      <w:r>
+        <w:rPr>
+          <w:rtl w:val="0"/>
+        </w:rPr>
+        <w:t xml:space="preserve">Desarrollo de la API REST y del esquema de autenticación y roles.</w:t>
+      </w:r>
+    </w:p>
+    <w:p>
+      <w:pPr>
+        <w:numPr>
+          <w:ilvl w:val="0"/>
+          <w:numId w:val="1"/>
+        </w:numPr>
+        <w:spacing w:after="0" w:afterAutospacing="0" w:line="360" w:lineRule="auto"/>
+        <w:ind w:left="720" w:hanging="360"/>
+        <w:jc w:val="both"/>
+        <w:rPr>
+          <w:u w:val="none"/>
+        </w:rPr>
+      </w:pPr>
+      <w:r>
+        <w:rPr>
+          <w:rtl w:val="0"/>
+        </w:rPr>
+        <w:t xml:space="preserve">Implementación del catálogo parametrizable.</w:t>
+      </w:r>
+    </w:p>
+    <w:p>
+      <w:pPr>
+        <w:numPr>
+          <w:ilvl w:val="0"/>
+          <w:numId w:val="1"/>
+        </w:numPr>
+        <w:spacing w:after="0" w:afterAutospacing="0" w:line="360" w:lineRule="auto"/>
+        <w:ind w:left="720" w:hanging="360"/>
+        <w:jc w:val="both"/>
+        <w:rPr>
+          <w:u w:val="none"/>
+        </w:rPr>
+      </w:pPr>
+      <w:r>
+        <w:rPr>
+          <w:rtl w:val="0"/>
+        </w:rPr>
+        <w:t xml:space="preserve">Implementación del motor de cotización y de reglas técnicas.</w:t>
+      </w:r>
+    </w:p>
+    <w:p>
+      <w:pPr>
+        <w:numPr>
+          <w:ilvl w:val="0"/>
+          <w:numId w:val="1"/>
+        </w:numPr>
+        <w:spacing w:after="0" w:afterAutospacing="0" w:line="360" w:lineRule="auto"/>
+        <w:ind w:left="720" w:hanging="360"/>
+        <w:jc w:val="both"/>
+        <w:rPr>
+          <w:u w:val="none"/>
+        </w:rPr>
+      </w:pPr>
+      <w:r>
+        <w:rPr>
+          <w:rtl w:val="0"/>
+        </w:rPr>
+        <w:t xml:space="preserve">Desarrollo de la plataforma web responsive.</w:t>
+      </w:r>
+    </w:p>
+    <w:p>
+      <w:pPr>
+        <w:numPr>
+          <w:ilvl w:val="0"/>
+          <w:numId w:val="1"/>
+        </w:numPr>
+        <w:spacing w:after="0" w:afterAutospacing="0" w:line="360" w:lineRule="auto"/>
+        <w:ind w:left="720" w:hanging="360"/>
+        <w:jc w:val="both"/>
+        <w:rPr>
+          <w:u w:val="none"/>
+        </w:rPr>
+      </w:pPr>
+      <w:r>
+        <w:rPr>
+          <w:rtl w:val="0"/>
+        </w:rPr>
+        <w:t xml:space="preserve">Desarrollo de la aplicación móvil.</w:t>
+      </w:r>
+    </w:p>
+    <w:p>
+      <w:pPr>
+        <w:numPr>
+          <w:ilvl w:val="0"/>
+          <w:numId w:val="1"/>
+        </w:numPr>
+        <w:spacing w:after="0" w:afterAutospacing="0" w:line="360" w:lineRule="auto"/>
+        <w:ind w:left="720" w:hanging="360"/>
+        <w:jc w:val="both"/>
+        <w:rPr>
+          <w:u w:val="none"/>
+        </w:rPr>
+      </w:pPr>
+      <w:r>
+        <w:rPr>
+          <w:rtl w:val="0"/>
+        </w:rPr>
+        <w:t xml:space="preserve">Implementación de la gestión del ciclo comercial y de proyectos.</w:t>
+      </w:r>
+    </w:p>
+    <w:p>
+      <w:pPr>
+        <w:numPr>
+          <w:ilvl w:val="0"/>
+          <w:numId w:val="1"/>
+        </w:numPr>
+        <w:spacing w:after="0" w:afterAutospacing="0" w:line="360" w:lineRule="auto"/>
+        <w:ind w:left="720" w:hanging="360"/>
+        <w:jc w:val="both"/>
+        <w:rPr>
+          <w:u w:val="none"/>
+        </w:rPr>
+      </w:pPr>
+      <w:r>
+        <w:rPr>
+          <w:rtl w:val="0"/>
+        </w:rPr>
+        <w:t xml:space="preserve">Desarrollo de la agenda de instalaciones y de los dashboards.</w:t>
+      </w:r>
+    </w:p>
+    <w:p>
+      <w:pPr>
+        <w:numPr>
+          <w:ilvl w:val="0"/>
+          <w:numId w:val="1"/>
+        </w:numPr>
+        <w:spacing w:after="0" w:afterAutospacing="0" w:line="360" w:lineRule="auto"/>
+        <w:ind w:left="720" w:hanging="360"/>
+        <w:jc w:val="both"/>
+        <w:rPr>
+          <w:u w:val="none"/>
+        </w:rPr>
+      </w:pPr>
+      <w:r>
+        <w:rPr>
+          <w:rtl w:val="0"/>
+        </w:rPr>
+        <w:t xml:space="preserve">Integración y pruebas.</w:t>
+      </w:r>
+    </w:p>
+    <w:p>
+      <w:pPr>
+        <w:numPr>
+          <w:ilvl w:val="0"/>
+          <w:numId w:val="1"/>
+        </w:numPr>
+        <w:spacing w:after="0" w:afterAutospacing="0" w:line="360" w:lineRule="auto"/>
+        <w:ind w:left="720" w:hanging="360"/>
+        <w:jc w:val="both"/>
+        <w:rPr>
+          <w:u w:val="none"/>
+        </w:rPr>
+      </w:pPr>
+      <w:r>
+        <w:rPr>
+          <w:rtl w:val="0"/>
+        </w:rPr>
+        <w:t xml:space="preserve">Corrección, mejora y auditoría.</w:t>
+      </w:r>
+    </w:p>
+    <w:p>
+      <w:pPr>
+        <w:numPr>
+          <w:ilvl w:val="0"/>
+          <w:numId w:val="1"/>
+        </w:numPr>
+        <w:spacing w:after="0" w:afterAutospacing="0" w:line="360" w:lineRule="auto"/>
+        <w:ind w:left="720" w:hanging="360"/>
+        <w:jc w:val="both"/>
+        <w:rPr>
+          <w:u w:val="none"/>
+        </w:rPr>
+      </w:pPr>
+      <w:r>
+        <w:rPr>
+          <w:rtl w:val="0"/>
+        </w:rPr>
+        <w:t xml:space="preserve">Despliegue.</w:t>
+      </w:r>
+    </w:p>
+    <w:p>
+      <w:pPr>
+        <w:numPr>
+          <w:ilvl w:val="0"/>
+          <w:numId w:val="1"/>
+        </w:numPr>
+        <w:spacing w:after="60" w:line="360" w:lineRule="auto"/>
+        <w:ind w:left="720" w:hanging="360"/>
+        <w:jc w:val="both"/>
+        <w:rPr>
+          <w:u w:val="none"/>
+        </w:rPr>
+      </w:pPr>
+      <w:r>
+        <w:rPr>
+          <w:rtl w:val="0"/>
+        </w:rPr>
+        <w:t xml:space="preserve">Documentación y preparación de la entrega final.</w:t>
       </w:r>
     </w:p>
     <w:p>
@@ -8205,161 +9121,6 @@
         <w:rPr>
           <w:rtl w:val="0"/>
         </w:rPr>
-        <w:t xml:space="preserve">1. Levantamiento y análisis de requerimientos.</w:t>
-      </w:r>
-    </w:p>
-    <w:p>
-      <w:pPr>
-        <w:spacing w:after="60" w:line="360" w:lineRule="auto"/>
-        <w:ind w:left="431" w:firstLine="0"/>
-        <w:jc w:val="both"/>
-        <w:rPr/>
-      </w:pPr>
-      <w:r>
-        <w:rPr>
-          <w:rtl w:val="0"/>
-        </w:rPr>
-        <w:t xml:space="preserve">2. Definición del alcance del proyecto.</w:t>
-      </w:r>
-    </w:p>
-    <w:p>
-      <w:pPr>
-        <w:spacing w:after="60" w:line="360" w:lineRule="auto"/>
-        <w:ind w:left="431" w:firstLine="0"/>
-        <w:jc w:val="both"/>
-        <w:rPr/>
-      </w:pPr>
-      <w:r>
-        <w:rPr>
-          <w:rtl w:val="0"/>
-        </w:rPr>
-        <w:t xml:space="preserve">3. Diseño de la interfaz y estructura de navegación.</w:t>
-      </w:r>
-    </w:p>
-    <w:p>
-      <w:pPr>
-        <w:spacing w:after="60" w:line="360" w:lineRule="auto"/>
-        <w:ind w:left="431" w:firstLine="0"/>
-        <w:jc w:val="both"/>
-        <w:rPr/>
-      </w:pPr>
-      <w:r>
-        <w:rPr>
-          <w:rtl w:val="0"/>
-        </w:rPr>
-        <w:t xml:space="preserve">4. Diseño y modelamiento de la base de datos.</w:t>
-      </w:r>
-    </w:p>
-    <w:p>
-      <w:pPr>
-        <w:spacing w:after="60" w:line="360" w:lineRule="auto"/>
-        <w:ind w:left="431" w:firstLine="0"/>
-        <w:jc w:val="both"/>
-        <w:rPr/>
-      </w:pPr>
-      <w:r>
-        <w:rPr>
-          <w:rtl w:val="0"/>
-        </w:rPr>
-        <w:t xml:space="preserve">5. Desarrollo frontend.</w:t>
-      </w:r>
-    </w:p>
-    <w:p>
-      <w:pPr>
-        <w:spacing w:after="60" w:line="360" w:lineRule="auto"/>
-        <w:ind w:left="431" w:firstLine="0"/>
-        <w:jc w:val="both"/>
-        <w:rPr/>
-      </w:pPr>
-      <w:r>
-        <w:rPr>
-          <w:rtl w:val="0"/>
-        </w:rPr>
-        <w:t xml:space="preserve">6. Desarrollo backend.</w:t>
-      </w:r>
-    </w:p>
-    <w:p>
-      <w:pPr>
-        <w:spacing w:after="60" w:line="360" w:lineRule="auto"/>
-        <w:ind w:left="431" w:firstLine="0"/>
-        <w:jc w:val="both"/>
-        <w:rPr/>
-      </w:pPr>
-      <w:r>
-        <w:rPr>
-          <w:rtl w:val="0"/>
-        </w:rPr>
-        <w:t xml:space="preserve">7. Integración con la base de datos.</w:t>
-      </w:r>
-    </w:p>
-    <w:p>
-      <w:pPr>
-        <w:spacing w:after="60" w:line="360" w:lineRule="auto"/>
-        <w:ind w:left="431" w:firstLine="0"/>
-        <w:jc w:val="both"/>
-        <w:rPr/>
-      </w:pPr>
-      <w:r>
-        <w:rPr>
-          <w:rtl w:val="0"/>
-        </w:rPr>
-        <w:t xml:space="preserve">8. Implementación de funcionalidades.</w:t>
-      </w:r>
-    </w:p>
-    <w:p>
-      <w:pPr>
-        <w:spacing w:after="60" w:line="360" w:lineRule="auto"/>
-        <w:ind w:left="431" w:firstLine="0"/>
-        <w:jc w:val="both"/>
-        <w:rPr/>
-      </w:pPr>
-      <w:r>
-        <w:rPr>
-          <w:rtl w:val="0"/>
-        </w:rPr>
-        <w:t xml:space="preserve">9. Pruebas y validación.</w:t>
-      </w:r>
-    </w:p>
-    <w:p>
-      <w:pPr>
-        <w:spacing w:after="60" w:line="360" w:lineRule="auto"/>
-        <w:ind w:left="431" w:firstLine="0"/>
-        <w:jc w:val="both"/>
-        <w:rPr/>
-      </w:pPr>
-      <w:r>
-        <w:rPr>
-          <w:rtl w:val="0"/>
-        </w:rPr>
-        <w:t xml:space="preserve">10. Corrección y mejora.</w:t>
-      </w:r>
-    </w:p>
-    <w:p>
-      <w:pPr>
-        <w:spacing w:after="60" w:line="360" w:lineRule="auto"/>
-        <w:ind w:left="431" w:firstLine="0"/>
-        <w:jc w:val="both"/>
-        <w:rPr/>
-      </w:pPr>
-      <w:r>
-        <w:rPr>
-          <w:rtl w:val="0"/>
-        </w:rPr>
-        <w:t xml:space="preserve">11. Documentación.</w:t>
-      </w:r>
-    </w:p>
-    <w:p>
-      <w:pPr>
-        <w:spacing w:after="60" w:line="360" w:lineRule="auto"/>
-        <w:ind w:left="431" w:firstLine="0"/>
-        <w:jc w:val="both"/>
-        <w:rPr/>
-      </w:pPr>
-      <w:r>
-        <w:rPr>
-          <w:rtl w:val="0"/>
-        </w:rPr>
-        <w:t xml:space="preserve">12. Preparación de la entrega final.</w:t>
       </w:r>
     </w:p>
     <w:p>
@@ -10876,7 +11637,7 @@
                 <w:szCs w:val="20"/>
                 <w:rtl w:val="0"/>
               </w:rPr>
-              <w:t xml:space="preserve">Desarrollador del configurador de productos</w:t>
+              <w:t xml:space="preserve">Desarrollo del configurador de productos</w:t>
             </w:r>
           </w:p>
         </w:tc>
@@ -12649,7 +13410,7 @@
         <w:widowControl w:val="1"/>
         <w:numPr>
           <w:ilvl w:val="0"/>
-          <w:numId w:val="1"/>
+          <w:numId w:val="2"/>
         </w:numPr>
         <w:pBdr>
           <w:top w:space="0" w:sz="0" w:val="nil"/>
@@ -12697,7 +13458,7 @@
         <w:widowControl w:val="1"/>
         <w:numPr>
           <w:ilvl w:val="0"/>
-          <w:numId w:val="1"/>
+          <w:numId w:val="2"/>
         </w:numPr>
         <w:pBdr>
           <w:top w:space="0" w:sz="0" w:val="nil"/>
@@ -12745,7 +13506,7 @@
         <w:widowControl w:val="1"/>
         <w:numPr>
           <w:ilvl w:val="0"/>
-          <w:numId w:val="1"/>
+          <w:numId w:val="2"/>
         </w:numPr>
         <w:pBdr>
           <w:top w:space="0" w:sz="0" w:val="nil"/>
@@ -12793,7 +13554,7 @@
         <w:widowControl w:val="1"/>
         <w:numPr>
           <w:ilvl w:val="0"/>
-          <w:numId w:val="1"/>
+          <w:numId w:val="2"/>
         </w:numPr>
         <w:pBdr>
           <w:top w:space="0" w:sz="0" w:val="nil"/>
@@ -12841,7 +13602,7 @@
         <w:widowControl w:val="1"/>
         <w:numPr>
           <w:ilvl w:val="0"/>
-          <w:numId w:val="1"/>
+          <w:numId w:val="2"/>
         </w:numPr>
         <w:pBdr>
           <w:top w:space="0" w:sz="0" w:val="nil"/>
@@ -12884,7 +13645,7 @@
         <w:widowControl w:val="1"/>
         <w:numPr>
           <w:ilvl w:val="0"/>
-          <w:numId w:val="1"/>
+          <w:numId w:val="2"/>
         </w:numPr>
         <w:pBdr>
           <w:top w:space="0" w:sz="0" w:val="nil"/>
@@ -12914,7 +13675,7 @@
         <w:widowControl w:val="1"/>
         <w:numPr>
           <w:ilvl w:val="0"/>
-          <w:numId w:val="1"/>
+          <w:numId w:val="2"/>
         </w:numPr>
         <w:pBdr>
           <w:top w:space="0" w:sz="0" w:val="nil"/>
@@ -12962,7 +13723,7 @@
         <w:widowControl w:val="1"/>
         <w:numPr>
           <w:ilvl w:val="0"/>
-          <w:numId w:val="1"/>
+          <w:numId w:val="2"/>
         </w:numPr>
         <w:pBdr>
           <w:top w:space="0" w:sz="0" w:val="nil"/>
@@ -13033,7 +13794,7 @@
         <w:widowControl w:val="1"/>
         <w:numPr>
           <w:ilvl w:val="0"/>
-          <w:numId w:val="1"/>
+          <w:numId w:val="2"/>
         </w:numPr>
         <w:pBdr>
           <w:top w:space="0" w:sz="0" w:val="nil"/>
@@ -13067,10 +13828,56 @@
         </w:rPr>
         <w:t xml:space="preserve">Requerimientos levantados con la empresa.</w:t>
       </w:r>
-      <w:r>
-        <w:rPr>
-          <w:rtl w:val="0"/>
-        </w:rPr>
+    </w:p>
+    <w:p>
+      <w:pPr>
+        <w:numPr>
+          <w:ilvl w:val="0"/>
+          <w:numId w:val="2"/>
+        </w:numPr>
+        <w:spacing w:after="240" w:before="240" w:line="360" w:lineRule="auto"/>
+        <w:ind w:left="576" w:hanging="288"/>
+        <w:jc w:val="both"/>
+      </w:pPr>
+      <w:r>
+        <w:rPr>
+          <w:rtl w:val="0"/>
+        </w:rPr>
+        <w:t xml:space="preserve">Reglas técnicas de refuerzos, herrajes y límites dimensionales según material.</w:t>
+      </w:r>
+    </w:p>
+    <w:p>
+      <w:pPr>
+        <w:numPr>
+          <w:ilvl w:val="0"/>
+          <w:numId w:val="2"/>
+        </w:numPr>
+        <w:spacing w:after="240" w:before="240" w:line="360" w:lineRule="auto"/>
+        <w:ind w:left="576" w:hanging="288"/>
+        <w:jc w:val="both"/>
+      </w:pPr>
+      <w:r>
+        <w:rPr>
+          <w:rtl w:val="0"/>
+        </w:rPr>
+        <w:t xml:space="preserve">Zonificación geográfica y tarifas asociadas al transporte e instalación.</w:t>
+      </w:r>
+    </w:p>
+    <w:p>
+      <w:pPr>
+        <w:numPr>
+          <w:ilvl w:val="0"/>
+          <w:numId w:val="2"/>
+        </w:numPr>
+        <w:spacing w:after="240" w:before="240" w:line="360" w:lineRule="auto"/>
+        <w:ind w:left="576" w:hanging="288"/>
+        <w:jc w:val="both"/>
+      </w:pPr>
+      <w:r>
+        <w:rPr>
+          <w:rtl w:val="0"/>
+        </w:rPr>
+        <w:t xml:space="preserve">Indicadores comerciales que la administración requiere visualizar en los dashboards.</w:t>
       </w:r>
     </w:p>
     <w:p>
@@ -13081,7 +13888,7 @@
         <w:widowControl w:val="1"/>
         <w:numPr>
           <w:ilvl w:val="0"/>
-          <w:numId w:val="1"/>
+          <w:numId w:val="2"/>
         </w:numPr>
         <w:pBdr>
           <w:top w:space="0" w:sz="0" w:val="nil"/>
@@ -13129,7 +13936,7 @@
         <w:widowControl w:val="1"/>
         <w:numPr>
           <w:ilvl w:val="0"/>
-          <w:numId w:val="1"/>
+          <w:numId w:val="2"/>
         </w:numPr>
         <w:pBdr>
           <w:top w:space="0" w:sz="0" w:val="nil"/>
@@ -13177,7 +13984,7 @@
         <w:widowControl w:val="1"/>
         <w:numPr>
           <w:ilvl w:val="0"/>
-          <w:numId w:val="1"/>
+          <w:numId w:val="2"/>
         </w:numPr>
         <w:pBdr>
           <w:top w:space="0" w:sz="0" w:val="nil"/>
@@ -13225,7 +14032,7 @@
         <w:widowControl w:val="1"/>
         <w:numPr>
           <w:ilvl w:val="0"/>
-          <w:numId w:val="1"/>
+          <w:numId w:val="2"/>
         </w:numPr>
         <w:pBdr>
           <w:top w:space="0" w:sz="0" w:val="nil"/>
@@ -13298,7 +14105,7 @@
         <w:rPr>
           <w:rtl w:val="0"/>
         </w:rPr>
-        <w:t xml:space="preserve">El proyecto será desarrollado por un equipo de dos integrantes con responsabilidades repartidas de manera pareja. Ambos asumen las funciones de analista de requerimientos, diseñador de interfaz, modelador de datos, desarrollador frontend, desarrollador backend, encargado de pruebas y responsable de la documentación.</w:t>
+        <w:t xml:space="preserve">El proyecto será desarrollado por un equipo de dos integrantes con responsabilidades repartidas de manera pareja. Ambos asumen las funciones de analista de requerimientos, diseñador de interfaz, arquitecto de la solución, modelador de datos, desarrollador frontend, desarrollador móvil, desarrollador backend, encargado de pruebas y responsable de la documentación. </w:t>
       </w:r>
     </w:p>
     <w:p>
@@ -13674,6 +14481,19 @@
     </w:p>
     <w:p>
       <w:pPr>
+        <w:spacing w:after="160" w:line="360" w:lineRule="auto"/>
+        <w:jc w:val="both"/>
+        <w:rPr/>
+      </w:pPr>
+      <w:r>
+        <w:rPr>
+          <w:rtl w:val="0"/>
+        </w:rPr>
+        <w:t xml:space="preserve">Se suma como facilitador el uso de una arquitectura basada en API REST, que permite desarrollar la plataforma web y la aplicación móvil en paralelo una vez definidos los contratos de servicio, y la disponibilidad de frameworks multiplataforma que reducen el esfuerzo de construir la aplicación móvil. </w:t>
+      </w:r>
+    </w:p>
+    <w:p>
+      <w:pPr>
         <w:pStyle w:val="Heading2"/>
         <w:spacing w:after="140" w:before="240" w:line="360" w:lineRule="auto"/>
         <w:rPr/>
@@ -13705,20 +14525,7 @@
         <w:rPr>
           <w:rtl w:val="0"/>
         </w:rPr>
-        <w:t xml:space="preserve">Los principales obstaculizadores corresponden al tiempo disponible dentro del semestre, la coordinación de horarios entre ambos integrantes, la complejidad que puede surgir durante la integración de frontend, backend y base de datos, la posible modificación de requerimientos por parte de la empresa y el riesgo de conflictos en el código al trabajar de forma paralela.</w:t>
-      </w:r>
-    </w:p>
-    <w:p>
-      <w:pPr>
-        <w:spacing w:after="160" w:line="360" w:lineRule="auto"/>
-        <w:jc w:val="both"/>
-        <w:rPr/>
-      </w:pPr>
-      <w:r>
-        <w:rPr>
-          <w:rtl w:val="0"/>
-        </w:rPr>
-        <w:t xml:space="preserve">Para disminuir estos riesgos se priorizarán las funcionalidades principales, se trabajará de forma progresiva mediante iteraciones, se utilizarán ramas independientes en Git y se realizarán reuniones periódicas de coordinación con registro de acuerdos.</w:t>
+        <w:t xml:space="preserve">Los principales obstaculizadores corresponden al tiempo disponible dentro del semestre frente a la cantidad de componentes contemplados, la coordinación de horarios entre ambos integrantes, la curva de aprendizaje asociada al desarrollo móvil y a los dashboards, la complejidad de integrar plataforma web, aplicación móvil, API REST y base de datos, la posible modificación de requerimientos por parte de la empresa y el riesgo de conflictos en el código al trabajar de forma paralela. </w:t>
       </w:r>
     </w:p>
     <w:p>
@@ -14437,7 +15244,10 @@
       <w:pPr>
         <w:spacing w:after="180" w:line="360" w:lineRule="auto"/>
         <w:jc w:val="both"/>
-        <w:rPr/>
+        <w:rPr>
+          <w:i w:val="1"/>
+          <w:iCs w:val="1"/>
+        </w:rPr>
       </w:pPr>
       <w:r>
         <w:rPr>
@@ -14457,181 +15267,121 @@
         </w:rPr>
         <w:t xml:space="preserve">Permitirá demostrar de manera organizada el proceso completo de desarrollo y facilitar la comprensión y el mantenimiento de la solución.</w:t>
       </w:r>
-      <w:r>
-        <w:rPr>
-          <w:rtl w:val="0"/>
-        </w:rPr>
-      </w:r>
-    </w:p>
-    <w:p>
-      <w:pPr>
-        <w:rPr/>
-      </w:pPr>
-      <w:r>
-        <w:br w:type="page"/>
-      </w:r>
-      <w:r>
-        <w:rPr>
-          <w:rtl w:val="0"/>
-        </w:rPr>
-      </w:r>
-    </w:p>
-    <w:p>
-      <w:pPr>
-        <w:pStyle w:val="Heading1"/>
-        <w:spacing w:after="200" w:before="320" w:line="360" w:lineRule="auto"/>
-        <w:rPr/>
+    </w:p>
+    <w:p>
+      <w:pPr>
+        <w:spacing w:after="240" w:before="240" w:line="360" w:lineRule="auto"/>
+        <w:jc w:val="both"/>
+        <w:rPr>
+          <w:i w:val="1"/>
+          <w:iCs w:val="1"/>
+        </w:rPr>
       </w:pPr>
       <w:r>
         <w:rPr>
           <w:b w:val="1"/>
           <w:bCs w:val="1"/>
-          <w:color w:val="1f3864"/>
-          <w:sz w:val="28"/>
-          <w:szCs w:val="28"/>
-          <w:rtl w:val="0"/>
-        </w:rPr>
-        <w:t xml:space="preserve">14. Bibliografía</w:t>
-      </w:r>
-      <w:r>
-        <w:rPr>
-          <w:rtl w:val="0"/>
-        </w:rPr>
-      </w:r>
-    </w:p>
-    <w:p>
-      <w:pPr>
-        <w:spacing w:after="120" w:line="360" w:lineRule="auto"/>
-        <w:ind w:left="720" w:hanging="720"/>
-        <w:jc w:val="both"/>
-        <w:rPr/>
-      </w:pPr>
-      <w:r>
-        <w:rPr>
-          <w:rtl w:val="0"/>
-        </w:rPr>
-        <w:t xml:space="preserve">Django Software Foundation. (2026). Django documentation. Recuperado de https://docs.djangoproject.com</w:t>
-      </w:r>
-    </w:p>
-    <w:p>
-      <w:pPr>
-        <w:spacing w:after="120" w:line="360" w:lineRule="auto"/>
-        <w:ind w:left="720" w:hanging="720"/>
-        <w:jc w:val="both"/>
-        <w:rPr/>
-      </w:pPr>
-      <w:r>
-        <w:rPr>
-          <w:rtl w:val="0"/>
-        </w:rPr>
-        <w:t xml:space="preserve">Mozilla Foundation. (2026). MDN Web Docs: HTML, CSS y JavaScript. Recuperado de https://developer.mozilla.org</w:t>
-      </w:r>
-    </w:p>
-    <w:p>
-      <w:pPr>
-        <w:spacing w:after="120" w:line="360" w:lineRule="auto"/>
-        <w:ind w:left="720" w:hanging="720"/>
-        <w:jc w:val="both"/>
-        <w:rPr/>
-      </w:pPr>
-      <w:r>
-        <w:rPr>
-          <w:rtl w:val="0"/>
-        </w:rPr>
-        <w:t xml:space="preserve">Python Software Foundation. (2026). Python documentation. Recuperado de https://docs.python.org</w:t>
-      </w:r>
-    </w:p>
-    <w:p>
-      <w:pPr>
-        <w:spacing w:after="120" w:line="360" w:lineRule="auto"/>
-        <w:ind w:left="720" w:hanging="720"/>
-        <w:jc w:val="both"/>
-        <w:rPr/>
-      </w:pPr>
-      <w:r>
-        <w:rPr>
-          <w:rtl w:val="0"/>
-        </w:rPr>
-        <w:t xml:space="preserve">Chacon, S. y Straub, B. (2014). Pro Git (2ª ed.). Apress. Recuperado de https://git-scm.com/book</w:t>
-      </w:r>
-    </w:p>
-    <w:p>
-      <w:pPr>
-        <w:spacing w:after="120" w:line="360" w:lineRule="auto"/>
-        <w:ind w:left="720" w:hanging="720"/>
-        <w:jc w:val="both"/>
-        <w:rPr/>
-      </w:pPr>
-      <w:r>
-        <w:rPr>
-          <w:rtl w:val="0"/>
-        </w:rPr>
-        <w:t xml:space="preserve">Duoc UC. (2026). Guía de Definición Proyecto APT, asignatura PTY4614 Capstone. Escuela de Informática y Telecomunicaciones.</w:t>
-      </w:r>
-    </w:p>
-    <w:p>
-      <w:pPr>
-        <w:pStyle w:val="Heading1"/>
-        <w:spacing w:after="200" w:before="320" w:line="360" w:lineRule="auto"/>
-        <w:rPr/>
+          <w:i w:val="1"/>
+          <w:iCs w:val="1"/>
+          <w:rtl w:val="0"/>
+        </w:rPr>
+        <w:t xml:space="preserve">12. Documentación de la API REST</w:t>
+        <w:br w:type="textWrapping"/>
+      </w:r>
+      <w:r>
+        <w:rPr>
+          <w:i w:val="1"/>
+          <w:iCs w:val="1"/>
+          <w:rtl w:val="0"/>
+        </w:rPr>
+        <w:t xml:space="preserve"> Se elaborará documentación de los endpoints expuestos, con parámetros de entrada, respuestas y códigos de estado.</w:t>
+        <w:br w:type="textWrapping"/>
+        <w:t xml:space="preserve"> Justificación: Permitirá demostrar el diseño de la arquitectura cliente-servidor y evidenciar que la lógica de negocio se encuentra centralizada y es consumida por ambos clientes.</w:t>
+      </w:r>
+    </w:p>
+    <w:p>
+      <w:pPr>
+        <w:spacing w:after="240" w:before="240" w:line="360" w:lineRule="auto"/>
+        <w:jc w:val="both"/>
+        <w:rPr>
+          <w:i w:val="1"/>
+          <w:iCs w:val="1"/>
+        </w:rPr>
       </w:pPr>
       <w:r>
         <w:rPr>
           <w:b w:val="1"/>
           <w:bCs w:val="1"/>
-          <w:color w:val="1f3864"/>
-          <w:sz w:val="28"/>
-          <w:szCs w:val="28"/>
-          <w:rtl w:val="0"/>
-        </w:rPr>
-        <w:t xml:space="preserve">15. Anexos</w:t>
-      </w:r>
-      <w:r>
-        <w:rPr>
-          <w:rtl w:val="0"/>
-        </w:rPr>
-      </w:r>
-    </w:p>
-    <w:p>
-      <w:pPr>
-        <w:spacing w:after="160" w:line="360" w:lineRule="auto"/>
-        <w:jc w:val="both"/>
-        <w:rPr/>
-      </w:pPr>
-      <w:r>
-        <w:rPr>
-          <w:rtl w:val="0"/>
-        </w:rPr>
-        <w:t xml:space="preserve">Anexo A: Capturas de la maqueta HTML desarrollada como avance inicial del proyecto.</w:t>
-      </w:r>
-    </w:p>
-    <w:p>
-      <w:pPr>
-        <w:spacing w:after="160" w:line="360" w:lineRule="auto"/>
-        <w:jc w:val="both"/>
-        <w:rPr/>
-      </w:pPr>
-      <w:r>
-        <w:rPr>
-          <w:rtl w:val="0"/>
-        </w:rPr>
-        <w:t xml:space="preserve">Anexo B: Registro de reuniones del equipo correspondientes a la Fase 1.</w:t>
-      </w:r>
-    </w:p>
-    <w:p>
-      <w:pPr>
-        <w:spacing w:after="160" w:line="360" w:lineRule="auto"/>
-        <w:jc w:val="both"/>
-        <w:rPr/>
-      </w:pPr>
-      <w:r>
-        <w:rPr>
           <w:i w:val="1"/>
           <w:iCs w:val="1"/>
           <w:rtl w:val="0"/>
         </w:rPr>
-        <w:t xml:space="preserve">(Adjuntar las evidencias correspondientes en esta sección.)</w:t>
-      </w:r>
+        <w:t xml:space="preserve">13. Capturas y demostración de la aplicación móvil</w:t>
+        <w:br w:type="textWrapping"/>
+      </w:r>
+      <w:r>
+        <w:rPr>
+          <w:i w:val="1"/>
+          <w:iCs w:val="1"/>
+          <w:rtl w:val="0"/>
+        </w:rPr>
+        <w:t xml:space="preserve"> Se recopilarán capturas de las pantallas de la aplicación móvil y un registro de su funcionamiento sobre un dispositivo real.</w:t>
+        <w:br w:type="textWrapping"/>
+        <w:t xml:space="preserve"> Justificación: Permitirá demostrar que el componente móvil fue efectivamente implementado y que consume correctamente los servicios de la API.</w:t>
+      </w:r>
+    </w:p>
+    <w:p>
+      <w:pPr>
+        <w:spacing w:after="240" w:before="240" w:line="360" w:lineRule="auto"/>
+        <w:jc w:val="both"/>
+        <w:rPr>
+          <w:i w:val="1"/>
+          <w:iCs w:val="1"/>
+        </w:rPr>
+      </w:pPr>
+      <w:r>
+        <w:rPr>
+          <w:b w:val="1"/>
+          <w:bCs w:val="1"/>
+          <w:i w:val="1"/>
+          <w:iCs w:val="1"/>
+          <w:rtl w:val="0"/>
+        </w:rPr>
+        <w:t xml:space="preserve">14. Registro de cálculos del motor de cotización</w:t>
+        <w:br w:type="textWrapping"/>
+      </w:r>
+      <w:r>
+        <w:rPr>
+          <w:i w:val="1"/>
+          <w:iCs w:val="1"/>
+          <w:rtl w:val="0"/>
+        </w:rPr>
+        <w:t xml:space="preserve"> Se documentarán casos de cotización con sus parámetros de entrada, las reglas técnicas aplicadas y el resultado obtenido.</w:t>
+        <w:br w:type="textWrapping"/>
+        <w:t xml:space="preserve"> Justificación: Permitirá demostrar que el motor de cálculo responde a las reglas comerciales levantadas con la empresa y que su comportamiento es verificable.</w:t>
+      </w:r>
+    </w:p>
+    <w:p>
+      <w:pPr>
+        <w:spacing w:after="180" w:line="360" w:lineRule="auto"/>
+        <w:jc w:val="both"/>
+        <w:rPr>
+          <w:i w:val="1"/>
+          <w:iCs w:val="1"/>
+        </w:rPr>
+      </w:pPr>
+      <w:r>
+        <w:rPr>
+          <w:rtl w:val="0"/>
+        </w:rPr>
+      </w:r>
+    </w:p>
+    <w:p>
+      <w:pPr>
+        <w:spacing w:after="160" w:line="360" w:lineRule="auto"/>
+        <w:jc w:val="both"/>
+        <w:rPr/>
+      </w:pPr>
       <w:r>
         <w:rPr>
           <w:rtl w:val="0"/>
@@ -14699,9 +15449,171 @@
 </w:ftr>
 </file>
 
+<file path=word/header1.xml><?xml version="1.0" encoding="utf-8"?>
+<w:hdr xmlns:mc="http://schemas.openxmlformats.org/markup-compatibility/2006" xmlns:o="urn:schemas-microsoft-com:office:office" xmlns:r="http://schemas.openxmlformats.org/officeDocument/2006/relationships" xmlns:m="http://schemas.openxmlformats.org/officeDocument/2006/math" xmlns:v="urn:schemas-microsoft-com:vml" xmlns:wp="http://schemas.openxmlformats.org/drawingml/2006/wordprocessingDrawing" xmlns:w10="urn:schemas-microsoft-com:office:word" xmlns:w="http://schemas.openxmlformats.org/wordprocessingml/2006/main" xmlns:wne="http://schemas.microsoft.com/office/word/2006/wordml" xmlns:sl="http://schemas.openxmlformats.org/schemaLibrary/2006/main" xmlns:a="http://schemas.openxmlformats.org/drawingml/2006/main" xmlns:pic="http://schemas.openxmlformats.org/drawingml/2006/picture" xmlns:c="http://schemas.openxmlformats.org/drawingml/2006/chart" xmlns:lc="http://schemas.openxmlformats.org/drawingml/2006/lockedCanvas" xmlns:dgm="http://schemas.openxmlformats.org/drawingml/2006/diagram" xmlns:wps="http://schemas.microsoft.com/office/word/2010/wordprocessingShape" xmlns:wpg="http://schemas.microsoft.com/office/word/2010/wordprocessingGroup" xmlns:w14="http://schemas.microsoft.com/office/word/2010/wordml" xmlns:w15="http://schemas.microsoft.com/office/word/2012/wordml" xmlns:w16="http://schemas.microsoft.com/office/word/2018/wordml" xmlns:w16cex="http://schemas.microsoft.com/office/word/2018/wordml/cex" xmlns:w16cid="http://schemas.microsoft.com/office/word/2016/wordml/cid" xmlns="http://schemas.microsoft.com/office/tasks/2019/documenttasks" xmlns:cr="http://schemas.microsoft.com/office/comments/2020/reactions">
+  <w:p>
+    <w:pPr>
+      <w:spacing w:after="160" w:line="259" w:lineRule="auto"/>
+      <w:jc w:val="right"/>
+      <w:rPr/>
+    </w:pPr>
+    <w:r>
+      <w:rPr/>
+      <w:drawing>
+        <wp:inline distB="0" distT="0" distL="0" distR="0">
+          <wp:extent cx="1996440" cy="428625"/>
+          <wp:effectExtent b="0" l="0" r="0" t="0"/>
+          <wp:docPr descr="http://www.duoc.cl/normasgraficas/normasgraficas/marca-duoc/6logo-fondo-transparente/fondo-transparente.png" id="1" name="image1.png"/>
+          <a:graphic>
+            <a:graphicData uri="http://schemas.openxmlformats.org/drawingml/2006/picture">
+              <pic:pic>
+                <pic:nvPicPr>
+                  <pic:cNvPr descr="http://www.duoc.cl/normasgraficas/normasgraficas/marca-duoc/6logo-fondo-transparente/fondo-transparente.png" id="0" name="image1.png"/>
+                  <pic:cNvPicPr preferRelativeResize="0"/>
+                </pic:nvPicPr>
+                <pic:blipFill>
+                  <a:blip r:embed="rId1"/>
+                  <a:srcRect b="0" l="0" r="0" t="0"/>
+                  <a:stretch>
+                    <a:fillRect/>
+                  </a:stretch>
+                </pic:blipFill>
+                <pic:spPr>
+                  <a:xfrm>
+                    <a:off x="0" y="0"/>
+                    <a:ext cx="1996440" cy="428625"/>
+                  </a:xfrm>
+                  <a:prstGeom prst="rect"/>
+                  <a:ln/>
+                </pic:spPr>
+              </pic:pic>
+            </a:graphicData>
+          </a:graphic>
+        </wp:inline>
+      </w:drawing>
+    </w:r>
+    <w:r>
+      <w:rPr>
+        <w:rtl w:val="0"/>
+      </w:rPr>
+    </w:r>
+  </w:p>
+</w:hdr>
+</file>
+
 <file path=word/numbering.xml><?xml version="1.0" encoding="utf-8"?>
 <w:numbering xmlns:mc="http://schemas.openxmlformats.org/markup-compatibility/2006" xmlns:o="urn:schemas-microsoft-com:office:office" xmlns:r="http://schemas.openxmlformats.org/officeDocument/2006/relationships" xmlns:m="http://schemas.openxmlformats.org/officeDocument/2006/math" xmlns:v="urn:schemas-microsoft-com:vml" xmlns:wp="http://schemas.openxmlformats.org/drawingml/2006/wordprocessingDrawing" xmlns:w10="urn:schemas-microsoft-com:office:word" xmlns:w="http://schemas.openxmlformats.org/wordprocessingml/2006/main" xmlns:wne="http://schemas.microsoft.com/office/word/2006/wordml" xmlns:sl="http://schemas.openxmlformats.org/schemaLibrary/2006/main" xmlns:a="http://schemas.openxmlformats.org/drawingml/2006/main" xmlns:pic="http://schemas.openxmlformats.org/drawingml/2006/picture" xmlns:c="http://schemas.openxmlformats.org/drawingml/2006/chart" xmlns:lc="http://schemas.openxmlformats.org/drawingml/2006/lockedCanvas" xmlns:dgm="http://schemas.openxmlformats.org/drawingml/2006/diagram" xmlns:wps="http://schemas.microsoft.com/office/word/2010/wordprocessingShape" xmlns:wpg="http://schemas.microsoft.com/office/word/2010/wordprocessingGroup" xmlns:w14="http://schemas.microsoft.com/office/word/2010/wordml" xmlns:w15="http://schemas.microsoft.com/office/word/2012/wordml" xmlns:w16="http://schemas.microsoft.com/office/word/2018/wordml" xmlns:w16cex="http://schemas.microsoft.com/office/word/2018/wordml/cex" xmlns:w16cid="http://schemas.microsoft.com/office/word/2016/wordml/cid" xmlns="http://schemas.microsoft.com/office/tasks/2019/documenttasks" xmlns:cr="http://schemas.microsoft.com/office/comments/2020/reactions">
   <w:abstractNum w:abstractNumId="1">
+    <w:lvl w:ilvl="0">
+      <w:start w:val="1"/>
+      <w:numFmt w:val="decimal"/>
+      <w:lvlText w:val="%1."/>
+      <w:lvlJc w:val="left"/>
+      <w:pPr>
+        <w:ind w:left="720" w:hanging="360"/>
+      </w:pPr>
+      <w:rPr>
+        <w:u w:val="none"/>
+      </w:rPr>
+    </w:lvl>
+    <w:lvl w:ilvl="1">
+      <w:start w:val="1"/>
+      <w:numFmt w:val="lowerLetter"/>
+      <w:lvlText w:val="%2."/>
+      <w:lvlJc w:val="left"/>
+      <w:pPr>
+        <w:ind w:left="1440" w:hanging="360"/>
+      </w:pPr>
+      <w:rPr>
+        <w:u w:val="none"/>
+      </w:rPr>
+    </w:lvl>
+    <w:lvl w:ilvl="2">
+      <w:start w:val="1"/>
+      <w:numFmt w:val="lowerRoman"/>
+      <w:lvlText w:val="%3."/>
+      <w:lvlJc w:val="right"/>
+      <w:pPr>
+        <w:ind w:left="2160" w:hanging="360"/>
+      </w:pPr>
+      <w:rPr>
+        <w:u w:val="none"/>
+      </w:rPr>
+    </w:lvl>
+    <w:lvl w:ilvl="3">
+      <w:start w:val="1"/>
+      <w:numFmt w:val="decimal"/>
+      <w:lvlText w:val="%4."/>
+      <w:lvlJc w:val="left"/>
+      <w:pPr>
+        <w:ind w:left="2880" w:hanging="360"/>
+      </w:pPr>
+      <w:rPr>
+        <w:u w:val="none"/>
+      </w:rPr>
+    </w:lvl>
+    <w:lvl w:ilvl="4">
+      <w:start w:val="1"/>
+      <w:numFmt w:val="lowerLetter"/>
+      <w:lvlText w:val="%5."/>
+      <w:lvlJc w:val="left"/>
+      <w:pPr>
+        <w:ind w:left="3600" w:hanging="360"/>
+      </w:pPr>
+      <w:rPr>
+        <w:u w:val="none"/>
+      </w:rPr>
+    </w:lvl>
+    <w:lvl w:ilvl="5">
+      <w:start w:val="1"/>
+      <w:numFmt w:val="lowerRoman"/>
+      <w:lvlText w:val="%6."/>
+      <w:lvlJc w:val="right"/>
+      <w:pPr>
+        <w:ind w:left="4320" w:hanging="360"/>
+      </w:pPr>
+      <w:rPr>
+        <w:u w:val="none"/>
+      </w:rPr>
+    </w:lvl>
+    <w:lvl w:ilvl="6">
+      <w:start w:val="1"/>
+      <w:numFmt w:val="decimal"/>
+      <w:lvlText w:val="%7."/>
+      <w:lvlJc w:val="left"/>
+      <w:pPr>
+        <w:ind w:left="5040" w:hanging="360"/>
+      </w:pPr>
+      <w:rPr>
+        <w:u w:val="none"/>
+      </w:rPr>
+    </w:lvl>
+    <w:lvl w:ilvl="7">
+      <w:start w:val="1"/>
+      <w:numFmt w:val="lowerLetter"/>
+      <w:lvlText w:val="%8."/>
+      <w:lvlJc w:val="left"/>
+      <w:pPr>
+        <w:ind w:left="5760" w:hanging="360"/>
+      </w:pPr>
+      <w:rPr>
+        <w:u w:val="none"/>
+      </w:rPr>
+    </w:lvl>
+    <w:lvl w:ilvl="8">
+      <w:start w:val="1"/>
+      <w:numFmt w:val="lowerRoman"/>
+      <w:lvlText w:val="%9."/>
+      <w:lvlJc w:val="right"/>
+      <w:pPr>
+        <w:ind w:left="6480" w:hanging="360"/>
+      </w:pPr>
+      <w:rPr>
+        <w:u w:val="none"/>
+      </w:rPr>
+    </w:lvl>
+  </w:abstractNum>
+  <w:abstractNum w:abstractNumId="2">
     <w:lvl w:ilvl="0">
       <w:start w:val="1"/>
       <w:numFmt w:val="bullet"/>
@@ -14793,7 +15705,7 @@
       <w:rPr/>
     </w:lvl>
   </w:abstractNum>
-  <w:abstractNum w:abstractNumId="2">
+  <w:abstractNum w:abstractNumId="3">
     <w:lvl w:ilvl="0">
       <w:start w:val="1"/>
       <w:numFmt w:val="decimalZero"/>
@@ -14899,6 +15811,9 @@
   </w:num>
   <w:num w:numId="2">
     <w:abstractNumId w:val="2"/>
+  </w:num>
+  <w:num w:numId="3">
+    <w:abstractNumId w:val="3"/>
   </w:num>
 </w:numbering>
 </file>
